--- a/docs/Luồng chức năng của đồ án IE213.docx
+++ b/docs/Luồng chức năng của đồ án IE213.docx
@@ -5,6 +5,32 @@
     <w:p>
       <w:pPr>
         <w:rPr>
+          <w:rFonts w:ascii="Times New Roman" w:hAnsi="Times New Roman" w:cs="Times New Roman"/>
+          <w:sz w:val="26"/>
+          <w:szCs w:val="26"/>
+        </w:rPr>
+      </w:pPr>
+      <w:r>
+        <w:rPr>
+          <w:b/>
+          <w:bCs/>
+          <w:sz w:val="26"/>
+          <w:szCs w:val="26"/>
+        </w:rPr>
+        <w:t xml:space="preserve">Công nghệ sử dụng: </w:t>
+      </w:r>
+      <w:r>
+        <w:rPr>
+          <w:rFonts w:ascii="Times New Roman" w:hAnsi="Times New Roman" w:cs="Times New Roman"/>
+          <w:sz w:val="26"/>
+          <w:szCs w:val="26"/>
+        </w:rPr>
+        <w:t>MERN (MongoDB, Express.js, React.js, Node.js), JWT, Solidity, Sepolia, Pinata, MetaMask, Blockchain (Ethereum)</w:t>
+      </w:r>
+    </w:p>
+    <w:p>
+      <w:pPr>
+        <w:rPr>
           <w:b/>
           <w:bCs/>
         </w:rPr>
@@ -152,7 +178,7 @@
     <w:p>
       <w:r>
         <w:pict w14:anchorId="4634E97D">
-          <v:rect id="_x0000_i1049" style="width:0;height:1.5pt" o:hralign="center" o:hrstd="t" o:hr="t" fillcolor="#a0a0a0" stroked="f"/>
+          <v:rect id="_x0000_i1025" style="width:0;height:1.5pt" o:hralign="center" o:hrstd="t" o:hr="t" fillcolor="#a0a0a0" stroked="f"/>
         </w:pict>
       </w:r>
     </w:p>
@@ -257,7 +283,7 @@
     <w:p>
       <w:r>
         <w:pict w14:anchorId="76EE3AB2">
-          <v:rect id="_x0000_i1050" style="width:0;height:1.5pt" o:hralign="center" o:hrstd="t" o:hr="t" fillcolor="#a0a0a0" stroked="f"/>
+          <v:rect id="_x0000_i1026" style="width:0;height:1.5pt" o:hralign="center" o:hrstd="t" o:hr="t" fillcolor="#a0a0a0" stroked="f"/>
         </w:pict>
       </w:r>
     </w:p>
@@ -278,6 +304,7 @@
     </w:p>
     <w:p>
       <w:r>
+        <w:lastRenderedPageBreak/>
         <w:t>Trạm kiểm định là người nắm giữ quyền lực chốt dữ liệu lên Blockchain, nên họ phải định danh bằng Ví MetaMask.</w:t>
       </w:r>
     </w:p>
@@ -293,7 +320,6 @@
           <w:b/>
           <w:bCs/>
         </w:rPr>
-        <w:lastRenderedPageBreak/>
         <w:t>Bước 1 (Kết nối):</w:t>
       </w:r>
       <w:r>
@@ -379,7 +405,7 @@
     <w:p>
       <w:r>
         <w:pict w14:anchorId="2C4EBA26">
-          <v:rect id="_x0000_i1051" style="width:0;height:1.5pt" o:hralign="center" o:hrstd="t" o:hr="t" fillcolor="#a0a0a0" stroked="f"/>
+          <v:rect id="_x0000_i1027" style="width:0;height:1.5pt" o:hralign="center" o:hrstd="t" o:hr="t" fillcolor="#a0a0a0" stroked="f"/>
         </w:pict>
       </w:r>
     </w:p>
@@ -502,7 +528,7 @@
     <w:p>
       <w:r>
         <w:pict w14:anchorId="63480477">
-          <v:rect id="_x0000_i1052" style="width:0;height:1.5pt" o:hralign="center" o:hrstd="t" o:hr="t" fillcolor="#a0a0a0" stroked="f"/>
+          <v:rect id="_x0000_i1028" style="width:0;height:1.5pt" o:hralign="center" o:hrstd="t" o:hr="t" fillcolor="#a0a0a0" stroked="f"/>
         </w:pict>
       </w:r>
     </w:p>
@@ -576,6 +602,7 @@
           <w:b/>
           <w:bCs/>
         </w:rPr>
+        <w:lastRenderedPageBreak/>
         <w:t>Bước 2 (Truy xuất nhanh):</w:t>
       </w:r>
       <w:r>
@@ -600,7 +627,6 @@
           <w:b/>
           <w:bCs/>
         </w:rPr>
-        <w:lastRenderedPageBreak/>
         <w:t>Bước 3 (Bằng chứng thép):</w:t>
       </w:r>
       <w:r>
@@ -2013,6 +2039,7 @@
   <w:style w:type="character" w:default="1" w:styleId="DefaultParagraphFont">
     <w:name w:val="Default Paragraph Font"/>
     <w:uiPriority w:val="1"/>
+    <w:semiHidden/>
     <w:unhideWhenUsed/>
   </w:style>
   <w:style w:type="table" w:default="1" w:styleId="TableNormal">

--- a/docs/Luồng chức năng của đồ án IE213.docx
+++ b/docs/Luồng chức năng của đồ án IE213.docx
@@ -4,662 +4,2572 @@
   <w:body>
     <w:p>
       <w:pPr>
-        <w:rPr>
-          <w:rFonts w:ascii="Times New Roman" w:hAnsi="Times New Roman" w:cs="Times New Roman"/>
-          <w:sz w:val="26"/>
-          <w:szCs w:val="26"/>
-        </w:rPr>
-      </w:pPr>
-      <w:r>
-        <w:rPr>
-          <w:b/>
-          <w:bCs/>
-          <w:sz w:val="26"/>
-          <w:szCs w:val="26"/>
-        </w:rPr>
-        <w:t xml:space="preserve">Công nghệ sử dụng: </w:t>
-      </w:r>
-      <w:r>
-        <w:rPr>
-          <w:rFonts w:ascii="Times New Roman" w:hAnsi="Times New Roman" w:cs="Times New Roman"/>
-          <w:sz w:val="26"/>
-          <w:szCs w:val="26"/>
-        </w:rPr>
-        <w:t>MERN (MongoDB, Express.js, React.js, Node.js), JWT, Solidity, Sepolia, Pinata, MetaMask, Blockchain (Ethereum)</w:t>
-      </w:r>
-    </w:p>
-    <w:p>
-      <w:pPr>
-        <w:rPr>
-          <w:b/>
-          <w:bCs/>
-        </w:rPr>
-      </w:pPr>
-      <w:r>
-        <w:rPr>
-          <w:b/>
-          <w:bCs/>
-        </w:rPr>
-        <w:t>Luồng 1: Đăng nhập Web2 (Dành cho Nông dân)</w:t>
-      </w:r>
-    </w:p>
-    <w:p>
-      <w:r>
-        <w:t>Nông dân là những người không rành về công nghệ Blockchain, do đó họ sẽ sử dụng phương thức đăng nhập truyền thống, nhanh chóng và quen thuộc.</w:t>
+        <w:jc w:val="both"/>
+        <w:rPr>
+          <w:rFonts w:ascii="Times New Roman" w:hAnsi="Times New Roman" w:cs="Times New Roman"/>
+          <w:sz w:val="26"/>
+          <w:szCs w:val="26"/>
+        </w:rPr>
+      </w:pPr>
+      <w:r>
+        <w:rPr>
+          <w:rFonts w:ascii="Times New Roman" w:hAnsi="Times New Roman" w:cs="Times New Roman"/>
+          <w:sz w:val="26"/>
+          <w:szCs w:val="26"/>
+        </w:rPr>
+        <w:t>ĐẶC TẢ KỸ THUẬT &amp; LUỒNG CHỨC NĂNG (AGRITRACE)</w:t>
+      </w:r>
+    </w:p>
+    <w:p>
+      <w:pPr>
+        <w:jc w:val="both"/>
+        <w:rPr>
+          <w:rFonts w:ascii="Times New Roman" w:hAnsi="Times New Roman" w:cs="Times New Roman"/>
+          <w:sz w:val="26"/>
+          <w:szCs w:val="26"/>
+        </w:rPr>
+      </w:pPr>
+      <w:r>
+        <w:rPr>
+          <w:rFonts w:ascii="Times New Roman" w:hAnsi="Times New Roman" w:cs="Times New Roman"/>
+          <w:sz w:val="26"/>
+          <w:szCs w:val="26"/>
+        </w:rPr>
+        <w:t>Mô hình Kiến trúc: Web2 (MERN Stack) kết hợp Web3 (Ethers.js, Solidity Contract, IPFS Pinata).</w:t>
+      </w:r>
+    </w:p>
+    <w:p>
+      <w:pPr>
+        <w:jc w:val="both"/>
+        <w:rPr>
+          <w:rFonts w:ascii="Times New Roman" w:hAnsi="Times New Roman" w:cs="Times New Roman"/>
+          <w:sz w:val="26"/>
+          <w:szCs w:val="26"/>
+        </w:rPr>
+      </w:pPr>
+      <w:r>
+        <w:rPr>
+          <w:rFonts w:ascii="Times New Roman" w:hAnsi="Times New Roman" w:cs="Times New Roman"/>
+          <w:sz w:val="26"/>
+          <w:szCs w:val="26"/>
+        </w:rPr>
+        <w:pict w14:anchorId="46F0C194">
+          <v:rect id="_x0000_i1088" style="width:0;height:1.5pt" o:hralign="center" o:hrstd="t" o:hrnoshade="t" o:hr="t" fillcolor="gray" stroked="f"/>
+        </w:pict>
+      </w:r>
+    </w:p>
+    <w:p>
+      <w:pPr>
+        <w:jc w:val="both"/>
+        <w:rPr>
+          <w:rFonts w:ascii="Times New Roman" w:hAnsi="Times New Roman" w:cs="Times New Roman"/>
+          <w:sz w:val="26"/>
+          <w:szCs w:val="26"/>
+        </w:rPr>
+      </w:pPr>
+      <w:r>
+        <w:rPr>
+          <w:rFonts w:ascii="Times New Roman" w:hAnsi="Times New Roman" w:cs="Times New Roman"/>
+          <w:sz w:val="26"/>
+          <w:szCs w:val="26"/>
+        </w:rPr>
+        <w:t>Luồng 1: Xác thực Web2 (Dành cho Nông dân - Farmer)</w:t>
+      </w:r>
+    </w:p>
+    <w:p>
+      <w:pPr>
+        <w:jc w:val="both"/>
+        <w:rPr>
+          <w:rFonts w:ascii="Times New Roman" w:hAnsi="Times New Roman" w:cs="Times New Roman"/>
+          <w:sz w:val="26"/>
+          <w:szCs w:val="26"/>
+        </w:rPr>
+      </w:pPr>
+      <w:r>
+        <w:rPr>
+          <w:rFonts w:ascii="Times New Roman" w:hAnsi="Times New Roman" w:cs="Times New Roman"/>
+          <w:sz w:val="26"/>
+          <w:szCs w:val="26"/>
+        </w:rPr>
+        <w:t>Luồng đăng nhập truyền thống sử dụng số điện thoại và mật khẩu.</w:t>
       </w:r>
     </w:p>
     <w:p>
       <w:pPr>
         <w:numPr>
           <w:ilvl w:val="0"/>
-          <w:numId w:val="1"/>
+          <w:numId w:val="17"/>
         </w:numPr>
-      </w:pPr>
-      <w:r>
-        <w:rPr>
-          <w:b/>
-          <w:bCs/>
-        </w:rPr>
-        <w:t>Bước 1 (Giao diện):</w:t>
-      </w:r>
-      <w:r>
-        <w:t xml:space="preserve"> Nông dân truy cập trang web, nhập </w:t>
-      </w:r>
-      <w:r>
-        <w:rPr>
-          <w:b/>
-          <w:bCs/>
-        </w:rPr>
-        <w:t>Số điện thoại</w:t>
-      </w:r>
-      <w:r>
-        <w:rPr>
-          <w:b/>
-          <w:bCs/>
-        </w:rPr>
-        <w:t xml:space="preserve"> (Tài khoản)</w:t>
-      </w:r>
-      <w:r>
-        <w:t xml:space="preserve"> và </w:t>
-      </w:r>
-      <w:r>
-        <w:rPr>
-          <w:b/>
-          <w:bCs/>
-        </w:rPr>
-        <w:t>Mật khẩu</w:t>
-      </w:r>
-      <w:r>
-        <w:t xml:space="preserve"> vào form đăng nhập. </w:t>
-      </w:r>
-      <w:r>
-        <w:t xml:space="preserve">Web2 </w:t>
-      </w:r>
-      <w:r>
-        <w:t xml:space="preserve">Frontend gửi dữ liệu này xuống API của </w:t>
-      </w:r>
-      <w:r>
-        <w:t xml:space="preserve">Web2 </w:t>
-      </w:r>
-      <w:r>
-        <w:t>Backend.</w:t>
+        <w:jc w:val="both"/>
+        <w:rPr>
+          <w:rFonts w:ascii="Times New Roman" w:hAnsi="Times New Roman" w:cs="Times New Roman"/>
+          <w:sz w:val="26"/>
+          <w:szCs w:val="26"/>
+        </w:rPr>
+      </w:pPr>
+      <w:r>
+        <w:rPr>
+          <w:rFonts w:ascii="Times New Roman" w:hAnsi="Times New Roman" w:cs="Times New Roman"/>
+          <w:sz w:val="26"/>
+          <w:szCs w:val="26"/>
+        </w:rPr>
+        <w:t>Tương tác Frontend (React.js):</w:t>
+      </w:r>
+    </w:p>
+    <w:p>
+      <w:pPr>
+        <w:numPr>
+          <w:ilvl w:val="1"/>
+          <w:numId w:val="17"/>
+        </w:numPr>
+        <w:jc w:val="both"/>
+        <w:rPr>
+          <w:rFonts w:ascii="Times New Roman" w:hAnsi="Times New Roman" w:cs="Times New Roman"/>
+          <w:sz w:val="26"/>
+          <w:szCs w:val="26"/>
+        </w:rPr>
+      </w:pPr>
+      <w:r>
+        <w:rPr>
+          <w:rFonts w:ascii="Times New Roman" w:hAnsi="Times New Roman" w:cs="Times New Roman"/>
+          <w:sz w:val="26"/>
+          <w:szCs w:val="26"/>
+        </w:rPr>
+        <w:t>Hiển thị Form nhập phone và password.</w:t>
+      </w:r>
+    </w:p>
+    <w:p>
+      <w:pPr>
+        <w:numPr>
+          <w:ilvl w:val="1"/>
+          <w:numId w:val="17"/>
+        </w:numPr>
+        <w:jc w:val="both"/>
+        <w:rPr>
+          <w:rFonts w:ascii="Times New Roman" w:hAnsi="Times New Roman" w:cs="Times New Roman"/>
+          <w:sz w:val="26"/>
+          <w:szCs w:val="26"/>
+        </w:rPr>
+      </w:pPr>
+      <w:r>
+        <w:rPr>
+          <w:rFonts w:ascii="Times New Roman" w:hAnsi="Times New Roman" w:cs="Times New Roman"/>
+          <w:sz w:val="26"/>
+          <w:szCs w:val="26"/>
+        </w:rPr>
+        <w:t>Gửi request: POST /api/auth/login (Giả định route based trên chuẩn MERN).</w:t>
+      </w:r>
+    </w:p>
+    <w:p>
+      <w:pPr>
+        <w:numPr>
+          <w:ilvl w:val="1"/>
+          <w:numId w:val="17"/>
+        </w:numPr>
+        <w:jc w:val="both"/>
+        <w:rPr>
+          <w:rFonts w:ascii="Times New Roman" w:hAnsi="Times New Roman" w:cs="Times New Roman"/>
+          <w:sz w:val="26"/>
+          <w:szCs w:val="26"/>
+        </w:rPr>
+      </w:pPr>
+      <w:r>
+        <w:rPr>
+          <w:rFonts w:ascii="Times New Roman" w:hAnsi="Times New Roman" w:cs="Times New Roman"/>
+          <w:sz w:val="26"/>
+          <w:szCs w:val="26"/>
+        </w:rPr>
+        <w:t>Payload gửi đi: { "phone": "0987654321", "password": "..." }</w:t>
       </w:r>
     </w:p>
     <w:p>
       <w:pPr>
         <w:numPr>
           <w:ilvl w:val="0"/>
-          <w:numId w:val="1"/>
+          <w:numId w:val="17"/>
         </w:numPr>
-      </w:pPr>
-      <w:r>
-        <w:rPr>
-          <w:b/>
-          <w:bCs/>
-        </w:rPr>
-        <w:t>Bước 2 (Xác thực DB):</w:t>
-      </w:r>
-      <w:r>
-        <w:t xml:space="preserve"> </w:t>
-      </w:r>
-      <w:r>
-        <w:t>Web2 Backend</w:t>
-      </w:r>
-      <w:r>
-        <w:t xml:space="preserve"> nhận dữ liệu, tìm kiếm số điện thoại trong MongoDB. Sau đó dùng thư viện (như bcrypt) để so sánh mật khẩu mã hóa.</w:t>
+        <w:jc w:val="both"/>
+        <w:rPr>
+          <w:rFonts w:ascii="Times New Roman" w:hAnsi="Times New Roman" w:cs="Times New Roman"/>
+          <w:sz w:val="26"/>
+          <w:szCs w:val="26"/>
+        </w:rPr>
+      </w:pPr>
+      <w:r>
+        <w:rPr>
+          <w:rFonts w:ascii="Times New Roman" w:hAnsi="Times New Roman" w:cs="Times New Roman"/>
+          <w:sz w:val="26"/>
+          <w:szCs w:val="26"/>
+        </w:rPr>
+        <w:t>Logic Backend (Node.js/Express):</w:t>
+      </w:r>
+    </w:p>
+    <w:p>
+      <w:pPr>
+        <w:numPr>
+          <w:ilvl w:val="1"/>
+          <w:numId w:val="17"/>
+        </w:numPr>
+        <w:jc w:val="both"/>
+        <w:rPr>
+          <w:rFonts w:ascii="Times New Roman" w:hAnsi="Times New Roman" w:cs="Times New Roman"/>
+          <w:sz w:val="26"/>
+          <w:szCs w:val="26"/>
+        </w:rPr>
+      </w:pPr>
+      <w:r>
+        <w:rPr>
+          <w:rFonts w:ascii="Times New Roman" w:hAnsi="Times New Roman" w:cs="Times New Roman"/>
+          <w:sz w:val="26"/>
+          <w:szCs w:val="26"/>
+        </w:rPr>
+        <w:t>Truy vấn Collection User theo phone.</w:t>
+      </w:r>
+    </w:p>
+    <w:p>
+      <w:pPr>
+        <w:numPr>
+          <w:ilvl w:val="1"/>
+          <w:numId w:val="17"/>
+        </w:numPr>
+        <w:jc w:val="both"/>
+        <w:rPr>
+          <w:rFonts w:ascii="Times New Roman" w:hAnsi="Times New Roman" w:cs="Times New Roman"/>
+          <w:sz w:val="26"/>
+          <w:szCs w:val="26"/>
+        </w:rPr>
+      </w:pPr>
+      <w:r>
+        <w:rPr>
+          <w:rFonts w:ascii="Times New Roman" w:hAnsi="Times New Roman" w:cs="Times New Roman"/>
+          <w:sz w:val="26"/>
+          <w:szCs w:val="26"/>
+        </w:rPr>
+        <w:t>Sử dụng bcrypt.compare() để xác thực mật khẩu.</w:t>
+      </w:r>
+    </w:p>
+    <w:p>
+      <w:pPr>
+        <w:numPr>
+          <w:ilvl w:val="1"/>
+          <w:numId w:val="17"/>
+        </w:numPr>
+        <w:jc w:val="both"/>
+        <w:rPr>
+          <w:rFonts w:ascii="Times New Roman" w:hAnsi="Times New Roman" w:cs="Times New Roman"/>
+          <w:sz w:val="26"/>
+          <w:szCs w:val="26"/>
+        </w:rPr>
+      </w:pPr>
+      <w:r>
+        <w:rPr>
+          <w:rFonts w:ascii="Times New Roman" w:hAnsi="Times New Roman" w:cs="Times New Roman"/>
+          <w:sz w:val="26"/>
+          <w:szCs w:val="26"/>
+        </w:rPr>
+        <w:t>Nếu thành công, tạo JWT bằng jsonwebtoken với payload: { _id: user._id, role: 'FARMER' }.</w:t>
       </w:r>
     </w:p>
     <w:p>
       <w:pPr>
         <w:numPr>
           <w:ilvl w:val="0"/>
-          <w:numId w:val="1"/>
+          <w:numId w:val="17"/>
         </w:numPr>
-      </w:pPr>
-      <w:r>
-        <w:rPr>
-          <w:b/>
-          <w:bCs/>
-        </w:rPr>
-        <w:t>Bước 3 (Cấp Token):</w:t>
-      </w:r>
-      <w:r>
-        <w:t xml:space="preserve"> Nếu mật khẩu đúng, Backend tạo ra một chuỗi </w:t>
-      </w:r>
-      <w:r>
-        <w:rPr>
-          <w:b/>
-          <w:bCs/>
-        </w:rPr>
-        <w:t>JWT (JSON Web Token)</w:t>
-      </w:r>
-      <w:r>
-        <w:t xml:space="preserve"> chứa ID của nông dân và quyền (Role: FARMER), rồi gửi trả về cho Frontend.</w:t>
+        <w:jc w:val="both"/>
+        <w:rPr>
+          <w:rFonts w:ascii="Times New Roman" w:hAnsi="Times New Roman" w:cs="Times New Roman"/>
+          <w:sz w:val="26"/>
+          <w:szCs w:val="26"/>
+        </w:rPr>
+      </w:pPr>
+      <w:r>
+        <w:rPr>
+          <w:rFonts w:ascii="Times New Roman" w:hAnsi="Times New Roman" w:cs="Times New Roman"/>
+          <w:sz w:val="26"/>
+          <w:szCs w:val="26"/>
+        </w:rPr>
+        <w:t>Hành động sau khi đăng nhập (Frontend):</w:t>
+      </w:r>
+    </w:p>
+    <w:p>
+      <w:pPr>
+        <w:numPr>
+          <w:ilvl w:val="1"/>
+          <w:numId w:val="17"/>
+        </w:numPr>
+        <w:jc w:val="both"/>
+        <w:rPr>
+          <w:rFonts w:ascii="Times New Roman" w:hAnsi="Times New Roman" w:cs="Times New Roman"/>
+          <w:sz w:val="26"/>
+          <w:szCs w:val="26"/>
+        </w:rPr>
+      </w:pPr>
+      <w:r>
+        <w:rPr>
+          <w:rFonts w:ascii="Times New Roman" w:hAnsi="Times New Roman" w:cs="Times New Roman"/>
+          <w:sz w:val="26"/>
+          <w:szCs w:val="26"/>
+        </w:rPr>
+        <w:t>Lưu trữ token nhận được vào localStorage hoặc HttpOnly Cookie.</w:t>
+      </w:r>
+    </w:p>
+    <w:p>
+      <w:pPr>
+        <w:numPr>
+          <w:ilvl w:val="1"/>
+          <w:numId w:val="17"/>
+        </w:numPr>
+        <w:jc w:val="both"/>
+        <w:rPr>
+          <w:rFonts w:ascii="Times New Roman" w:hAnsi="Times New Roman" w:cs="Times New Roman"/>
+          <w:sz w:val="26"/>
+          <w:szCs w:val="26"/>
+        </w:rPr>
+      </w:pPr>
+      <w:r>
+        <w:rPr>
+          <w:rFonts w:ascii="Times New Roman" w:hAnsi="Times New Roman" w:cs="Times New Roman"/>
+          <w:sz w:val="26"/>
+          <w:szCs w:val="26"/>
+        </w:rPr>
+        <w:t>Cấu hình Axios Interceptor: Tự động đính kèm header Authorization: Bearer &lt;token&gt; cho mọi request gọi API private sau này.</w:t>
+      </w:r>
+    </w:p>
+    <w:p>
+      <w:pPr>
+        <w:jc w:val="both"/>
+        <w:rPr>
+          <w:rFonts w:ascii="Times New Roman" w:hAnsi="Times New Roman" w:cs="Times New Roman"/>
+          <w:sz w:val="26"/>
+          <w:szCs w:val="26"/>
+        </w:rPr>
+      </w:pPr>
+      <w:r>
+        <w:rPr>
+          <w:rFonts w:ascii="Times New Roman" w:hAnsi="Times New Roman" w:cs="Times New Roman"/>
+          <w:sz w:val="26"/>
+          <w:szCs w:val="26"/>
+        </w:rPr>
+        <w:pict w14:anchorId="1D3F1639">
+          <v:rect id="_x0000_i1089" style="width:0;height:1.5pt" o:hralign="center" o:hrstd="t" o:hrnoshade="t" o:hr="t" fillcolor="gray" stroked="f"/>
+        </w:pict>
+      </w:r>
+    </w:p>
+    <w:p>
+      <w:pPr>
+        <w:jc w:val="both"/>
+        <w:rPr>
+          <w:rFonts w:ascii="Times New Roman" w:hAnsi="Times New Roman" w:cs="Times New Roman"/>
+          <w:sz w:val="26"/>
+          <w:szCs w:val="26"/>
+        </w:rPr>
+      </w:pPr>
+      <w:r>
+        <w:rPr>
+          <w:rFonts w:ascii="Times New Roman" w:hAnsi="Times New Roman" w:cs="Times New Roman"/>
+          <w:sz w:val="26"/>
+          <w:szCs w:val="26"/>
+        </w:rPr>
+        <w:t>Luồng 2: Quản lý Mùa vụ &amp; Ghi Nhật ký Off-chain (Dành cho Nông dân)</w:t>
+      </w:r>
+    </w:p>
+    <w:p>
+      <w:pPr>
+        <w:jc w:val="both"/>
+        <w:rPr>
+          <w:rFonts w:ascii="Times New Roman" w:hAnsi="Times New Roman" w:cs="Times New Roman"/>
+          <w:sz w:val="26"/>
+          <w:szCs w:val="26"/>
+        </w:rPr>
+      </w:pPr>
+      <w:r>
+        <w:rPr>
+          <w:rFonts w:ascii="Times New Roman" w:hAnsi="Times New Roman" w:cs="Times New Roman"/>
+          <w:sz w:val="26"/>
+          <w:szCs w:val="26"/>
+        </w:rPr>
+        <w:t>Thao tác trên MongoDB, dữ liệu có thể thay đổi trước khi bị khóa.</w:t>
+      </w:r>
+    </w:p>
+    <w:p>
+      <w:pPr>
+        <w:jc w:val="both"/>
+        <w:rPr>
+          <w:rFonts w:ascii="Times New Roman" w:hAnsi="Times New Roman" w:cs="Times New Roman"/>
+          <w:sz w:val="26"/>
+          <w:szCs w:val="26"/>
+        </w:rPr>
+      </w:pPr>
+      <w:r>
+        <w:rPr>
+          <w:rFonts w:ascii="Times New Roman" w:hAnsi="Times New Roman" w:cs="Times New Roman"/>
+          <w:sz w:val="26"/>
+          <w:szCs w:val="26"/>
+        </w:rPr>
+        <w:t>2.1. Khởi tạo lô hàng mới</w:t>
       </w:r>
     </w:p>
     <w:p>
       <w:pPr>
         <w:numPr>
           <w:ilvl w:val="0"/>
-          <w:numId w:val="1"/>
+          <w:numId w:val="18"/>
         </w:numPr>
-      </w:pPr>
-      <w:r>
-        <w:rPr>
-          <w:b/>
-          <w:bCs/>
-        </w:rPr>
-        <w:t>Bước 4 (Duy trì Đăng nhập):</w:t>
-      </w:r>
-      <w:r>
-        <w:t xml:space="preserve"> Frontend lưu JWT này lại (vào localStorage hoặc Cookie). Từ nay về sau, mỗi khi Nông dân muốn thêm lô hàng hay viết nhật ký, Frontend tự động đính kèm JWT này vào Header của API để Backend biết đây là ai.</w:t>
-      </w:r>
-    </w:p>
-    <w:p>
-      <w:r>
-        <w:pict w14:anchorId="4634E97D">
-          <v:rect id="_x0000_i1025" style="width:0;height:1.5pt" o:hralign="center" o:hrstd="t" o:hr="t" fillcolor="#a0a0a0" stroked="f"/>
-        </w:pict>
-      </w:r>
-    </w:p>
-    <w:p>
-      <w:pPr>
-        <w:rPr>
-          <w:b/>
-          <w:bCs/>
-        </w:rPr>
-      </w:pPr>
-      <w:r>
-        <w:rPr>
-          <w:b/>
-          <w:bCs/>
-        </w:rPr>
-        <w:t>Luồng 2: Nhập nguồn gốc (Dành cho Nông dân - Web2 Off-chain)</w:t>
-      </w:r>
-    </w:p>
-    <w:p>
-      <w:r>
-        <w:t>Đây là luồng ghi nhận dữ liệu hàng ngày. Toàn bộ dữ liệu lúc này chỉ nằm trên máy chủ tập trung và có thể chỉnh sửa nếu gõ sai.</w:t>
+        <w:jc w:val="both"/>
+        <w:rPr>
+          <w:rFonts w:ascii="Times New Roman" w:hAnsi="Times New Roman" w:cs="Times New Roman"/>
+          <w:sz w:val="26"/>
+          <w:szCs w:val="26"/>
+        </w:rPr>
+      </w:pPr>
+      <w:r>
+        <w:rPr>
+          <w:rFonts w:ascii="Times New Roman" w:hAnsi="Times New Roman" w:cs="Times New Roman"/>
+          <w:sz w:val="26"/>
+          <w:szCs w:val="26"/>
+        </w:rPr>
+        <w:t>API: POST /api/batches</w:t>
       </w:r>
     </w:p>
     <w:p>
       <w:pPr>
         <w:numPr>
           <w:ilvl w:val="0"/>
-          <w:numId w:val="2"/>
+          <w:numId w:val="18"/>
         </w:numPr>
-      </w:pPr>
-      <w:r>
-        <w:rPr>
-          <w:b/>
-          <w:bCs/>
-        </w:rPr>
-        <w:t>Bước 1 (Tạo Lô hàng mới):</w:t>
-      </w:r>
-      <w:r>
-        <w:t xml:space="preserve"> Nông dân chọn loại trái cây (ví dụ: Xoài Cát), nhập tên lô, sản lượng dự kiến. </w:t>
-      </w:r>
-      <w:r>
-        <w:t xml:space="preserve">Web2 </w:t>
-      </w:r>
-      <w:r>
-        <w:t>Backend lưu thành 1 bản ghi Batch mới trong MongoDB với trạng thái PENDING.</w:t>
+        <w:jc w:val="both"/>
+        <w:rPr>
+          <w:rFonts w:ascii="Times New Roman" w:hAnsi="Times New Roman" w:cs="Times New Roman"/>
+          <w:sz w:val="26"/>
+          <w:szCs w:val="26"/>
+        </w:rPr>
+      </w:pPr>
+      <w:r>
+        <w:rPr>
+          <w:rFonts w:ascii="Times New Roman" w:hAnsi="Times New Roman" w:cs="Times New Roman"/>
+          <w:sz w:val="26"/>
+          <w:szCs w:val="26"/>
+        </w:rPr>
+        <w:t>Yêu cầu: Token hợp lệ, Role = FARMER.</w:t>
       </w:r>
     </w:p>
     <w:p>
       <w:pPr>
         <w:numPr>
           <w:ilvl w:val="0"/>
-          <w:numId w:val="2"/>
+          <w:numId w:val="18"/>
         </w:numPr>
-      </w:pPr>
-      <w:r>
-        <w:rPr>
-          <w:b/>
-          <w:bCs/>
-        </w:rPr>
-        <w:t>Bước 2 (Ghi Nhật ký):</w:t>
-      </w:r>
-      <w:r>
-        <w:t xml:space="preserve"> Hàng ngày, Nông dân vào lô hàng đó, bấm "Thêm hoạt động" (Gieo hạt, bón phân, phun thuốc...). Có thể tải ảnh lên.</w:t>
+        <w:jc w:val="both"/>
+        <w:rPr>
+          <w:rFonts w:ascii="Times New Roman" w:hAnsi="Times New Roman" w:cs="Times New Roman"/>
+          <w:sz w:val="26"/>
+          <w:szCs w:val="26"/>
+        </w:rPr>
+      </w:pPr>
+      <w:r>
+        <w:rPr>
+          <w:rFonts w:ascii="Times New Roman" w:hAnsi="Times New Roman" w:cs="Times New Roman"/>
+          <w:sz w:val="26"/>
+          <w:szCs w:val="26"/>
+        </w:rPr>
+        <w:t>Payload Frontend gửi:</w:t>
+      </w:r>
+    </w:p>
+    <w:p>
+      <w:pPr>
+        <w:pStyle w:val="ListParagraph"/>
+        <w:ind w:left="360"/>
+        <w:jc w:val="both"/>
+        <w:rPr>
+          <w:rFonts w:ascii="Times New Roman" w:hAnsi="Times New Roman" w:cs="Times New Roman"/>
+          <w:sz w:val="26"/>
+          <w:szCs w:val="26"/>
+        </w:rPr>
+      </w:pPr>
+      <w:r>
+        <w:rPr>
+          <w:rFonts w:ascii="Times New Roman" w:hAnsi="Times New Roman" w:cs="Times New Roman"/>
+          <w:sz w:val="26"/>
+          <w:szCs w:val="26"/>
+        </w:rPr>
+        <w:lastRenderedPageBreak/>
+        <w:t>JSON</w:t>
+      </w:r>
+    </w:p>
+    <w:p>
+      <w:pPr>
+        <w:pStyle w:val="ListParagraph"/>
+        <w:ind w:left="360"/>
+        <w:jc w:val="both"/>
+        <w:rPr>
+          <w:rFonts w:ascii="Times New Roman" w:hAnsi="Times New Roman" w:cs="Times New Roman"/>
+          <w:sz w:val="26"/>
+          <w:szCs w:val="26"/>
+        </w:rPr>
+      </w:pPr>
+      <w:r>
+        <w:rPr>
+          <w:rFonts w:ascii="Times New Roman" w:hAnsi="Times New Roman" w:cs="Times New Roman"/>
+          <w:sz w:val="26"/>
+          <w:szCs w:val="26"/>
+        </w:rPr>
+        <w:t>{</w:t>
+      </w:r>
+    </w:p>
+    <w:p>
+      <w:pPr>
+        <w:pStyle w:val="ListParagraph"/>
+        <w:ind w:left="360"/>
+        <w:jc w:val="both"/>
+        <w:rPr>
+          <w:rFonts w:ascii="Times New Roman" w:hAnsi="Times New Roman" w:cs="Times New Roman"/>
+          <w:sz w:val="26"/>
+          <w:szCs w:val="26"/>
+        </w:rPr>
+      </w:pPr>
+      <w:r>
+        <w:rPr>
+          <w:rFonts w:ascii="Times New Roman" w:hAnsi="Times New Roman" w:cs="Times New Roman"/>
+          <w:sz w:val="26"/>
+          <w:szCs w:val="26"/>
+        </w:rPr>
+        <w:t>"productId": "&lt;ObjectId_của_Nông_sản&gt;",</w:t>
+      </w:r>
+    </w:p>
+    <w:p>
+      <w:pPr>
+        <w:pStyle w:val="ListParagraph"/>
+        <w:ind w:left="360"/>
+        <w:jc w:val="both"/>
+        <w:rPr>
+          <w:rFonts w:ascii="Times New Roman" w:hAnsi="Times New Roman" w:cs="Times New Roman"/>
+          <w:sz w:val="26"/>
+          <w:szCs w:val="26"/>
+        </w:rPr>
+      </w:pPr>
+      <w:r>
+        <w:rPr>
+          <w:rFonts w:ascii="Times New Roman" w:hAnsi="Times New Roman" w:cs="Times New Roman"/>
+          <w:sz w:val="26"/>
+          <w:szCs w:val="26"/>
+        </w:rPr>
+        <w:t>"harvestDate": "2024-12-31T00:00:00.000Z",</w:t>
+      </w:r>
+    </w:p>
+    <w:p>
+      <w:pPr>
+        <w:pStyle w:val="ListParagraph"/>
+        <w:ind w:left="360"/>
+        <w:jc w:val="both"/>
+        <w:rPr>
+          <w:rFonts w:ascii="Times New Roman" w:hAnsi="Times New Roman" w:cs="Times New Roman"/>
+          <w:sz w:val="26"/>
+          <w:szCs w:val="26"/>
+        </w:rPr>
+      </w:pPr>
+      <w:r>
+        <w:rPr>
+          <w:rFonts w:ascii="Times New Roman" w:hAnsi="Times New Roman" w:cs="Times New Roman"/>
+          <w:sz w:val="26"/>
+          <w:szCs w:val="26"/>
+        </w:rPr>
+        <w:t>"quantity": 1000</w:t>
+      </w:r>
+    </w:p>
+    <w:p>
+      <w:pPr>
+        <w:pStyle w:val="ListParagraph"/>
+        <w:ind w:left="360"/>
+        <w:jc w:val="both"/>
+        <w:rPr>
+          <w:rFonts w:ascii="Times New Roman" w:hAnsi="Times New Roman" w:cs="Times New Roman"/>
+          <w:sz w:val="26"/>
+          <w:szCs w:val="26"/>
+        </w:rPr>
+      </w:pPr>
+      <w:r>
+        <w:rPr>
+          <w:rFonts w:ascii="Times New Roman" w:hAnsi="Times New Roman" w:cs="Times New Roman"/>
+          <w:sz w:val="26"/>
+          <w:szCs w:val="26"/>
+        </w:rPr>
+        <w:t>}</w:t>
       </w:r>
     </w:p>
     <w:p>
       <w:pPr>
         <w:numPr>
           <w:ilvl w:val="0"/>
-          <w:numId w:val="2"/>
+          <w:numId w:val="18"/>
         </w:numPr>
-      </w:pPr>
-      <w:r>
-        <w:rPr>
-          <w:b/>
-          <w:bCs/>
-        </w:rPr>
-        <w:t>Bước 3 (Lưu trữ Nhánh):</w:t>
-      </w:r>
-      <w:r>
-        <w:t xml:space="preserve"> Backend nhận dữ liệu và đẩy (push) thông tin hoạt động này vào mảng logs của lô hàng tương ứng trong DB.</w:t>
+        <w:jc w:val="both"/>
+        <w:rPr>
+          <w:rFonts w:ascii="Times New Roman" w:hAnsi="Times New Roman" w:cs="Times New Roman"/>
+          <w:sz w:val="26"/>
+          <w:szCs w:val="26"/>
+        </w:rPr>
+      </w:pPr>
+      <w:r>
+        <w:rPr>
+          <w:rFonts w:ascii="Times New Roman" w:hAnsi="Times New Roman" w:cs="Times New Roman"/>
+          <w:sz w:val="26"/>
+          <w:szCs w:val="26"/>
+        </w:rPr>
+        <w:t>Logic Backend: Lưu vào Database thông qua batchDao.create() với farmerId = req.user._id (lấy từ Token) và tự động gán status: 'PENDING'.</w:t>
+      </w:r>
+    </w:p>
+    <w:p>
+      <w:pPr>
+        <w:jc w:val="both"/>
+        <w:rPr>
+          <w:rFonts w:ascii="Times New Roman" w:hAnsi="Times New Roman" w:cs="Times New Roman"/>
+          <w:sz w:val="26"/>
+          <w:szCs w:val="26"/>
+        </w:rPr>
+      </w:pPr>
+      <w:r>
+        <w:rPr>
+          <w:rFonts w:ascii="Times New Roman" w:hAnsi="Times New Roman" w:cs="Times New Roman"/>
+          <w:sz w:val="26"/>
+          <w:szCs w:val="26"/>
+        </w:rPr>
+        <w:t>2.2. Ghi nhật ký mùa vụ (Thêm hoạt động)</w:t>
       </w:r>
     </w:p>
     <w:p>
       <w:pPr>
         <w:numPr>
           <w:ilvl w:val="0"/>
-          <w:numId w:val="2"/>
+          <w:numId w:val="19"/>
         </w:numPr>
-      </w:pPr>
-      <w:r>
-        <w:rPr>
-          <w:b/>
-          <w:bCs/>
-        </w:rPr>
-        <w:t>Bước 4 (Chờ duyệt):</w:t>
-      </w:r>
-      <w:r>
-        <w:t xml:space="preserve"> Đến ngày thu hoạch, Nông dân bấm "Hoàn tất". Lô hàng sẽ khóa tính năng sửa/xóa và chờ Trạm kiểm định vào làm việc.</w:t>
-      </w:r>
-    </w:p>
-    <w:p>
-      <w:r>
-        <w:pict w14:anchorId="76EE3AB2">
-          <v:rect id="_x0000_i1026" style="width:0;height:1.5pt" o:hralign="center" o:hrstd="t" o:hr="t" fillcolor="#a0a0a0" stroked="f"/>
-        </w:pict>
-      </w:r>
-    </w:p>
-    <w:p>
-      <w:pPr>
-        <w:rPr>
-          <w:b/>
-          <w:bCs/>
-        </w:rPr>
-      </w:pPr>
-      <w:r>
-        <w:rPr>
-          <w:b/>
-          <w:bCs/>
-        </w:rPr>
-        <w:t>Luồng 3: Đăng nhập Web3 (Dành cho Trạm kiểm định - Không dùng mật khẩu)</w:t>
-      </w:r>
-    </w:p>
-    <w:p>
-      <w:r>
-        <w:lastRenderedPageBreak/>
-        <w:t>Trạm kiểm định là người nắm giữ quyền lực chốt dữ liệu lên Blockchain, nên họ phải định danh bằng Ví MetaMask.</w:t>
+        <w:jc w:val="both"/>
+        <w:rPr>
+          <w:rFonts w:ascii="Times New Roman" w:hAnsi="Times New Roman" w:cs="Times New Roman"/>
+          <w:sz w:val="26"/>
+          <w:szCs w:val="26"/>
+        </w:rPr>
+      </w:pPr>
+      <w:r>
+        <w:rPr>
+          <w:rFonts w:ascii="Times New Roman" w:hAnsi="Times New Roman" w:cs="Times New Roman"/>
+          <w:sz w:val="26"/>
+          <w:szCs w:val="26"/>
+        </w:rPr>
+        <w:t>API: POST /api/batches/:batchId/logs</w:t>
       </w:r>
     </w:p>
     <w:p>
       <w:pPr>
         <w:numPr>
           <w:ilvl w:val="0"/>
-          <w:numId w:val="3"/>
+          <w:numId w:val="19"/>
         </w:numPr>
-      </w:pPr>
-      <w:r>
-        <w:rPr>
-          <w:b/>
-          <w:bCs/>
-        </w:rPr>
-        <w:t>Bước 1 (Kết nối):</w:t>
-      </w:r>
-      <w:r>
-        <w:t xml:space="preserve"> Tại trang chủ, Kiểm định viên bấm "Connect Wallet". </w:t>
-      </w:r>
-      <w:r>
-        <w:t xml:space="preserve">Web3 </w:t>
-      </w:r>
-      <w:r>
-        <w:t xml:space="preserve">Frontend gọi MetaMask lấy địa chỉ ví (0xABC...) gửi xuống </w:t>
-      </w:r>
-      <w:r>
-        <w:t xml:space="preserve">Web3 </w:t>
-      </w:r>
-      <w:r>
-        <w:t>Backend.</w:t>
+        <w:jc w:val="both"/>
+        <w:rPr>
+          <w:rFonts w:ascii="Times New Roman" w:hAnsi="Times New Roman" w:cs="Times New Roman"/>
+          <w:sz w:val="26"/>
+          <w:szCs w:val="26"/>
+        </w:rPr>
+      </w:pPr>
+      <w:r>
+        <w:rPr>
+          <w:rFonts w:ascii="Times New Roman" w:hAnsi="Times New Roman" w:cs="Times New Roman"/>
+          <w:sz w:val="26"/>
+          <w:szCs w:val="26"/>
+        </w:rPr>
+        <w:t>Điều kiện Server-side: batch.status === 'PENDING' (Nếu đã khóa thì reject bằng HTTP 400).</w:t>
       </w:r>
     </w:p>
     <w:p>
       <w:pPr>
         <w:numPr>
           <w:ilvl w:val="0"/>
-          <w:numId w:val="3"/>
+          <w:numId w:val="19"/>
         </w:numPr>
-      </w:pPr>
-      <w:r>
-        <w:rPr>
-          <w:b/>
-          <w:bCs/>
-        </w:rPr>
-        <w:t>Bước 2 (Yêu cầu Ký):</w:t>
-      </w:r>
-      <w:r>
-        <w:t xml:space="preserve"> Backend kiểm tra ví này trong DB, tạo ra một mã nonce ngẫu nhiên (ví dụ: "123456") trả về cho Frontend.</w:t>
+        <w:jc w:val="both"/>
+        <w:rPr>
+          <w:rFonts w:ascii="Times New Roman" w:hAnsi="Times New Roman" w:cs="Times New Roman"/>
+          <w:sz w:val="26"/>
+          <w:szCs w:val="26"/>
+        </w:rPr>
+      </w:pPr>
+      <w:r>
+        <w:rPr>
+          <w:rFonts w:ascii="Times New Roman" w:hAnsi="Times New Roman" w:cs="Times New Roman"/>
+          <w:sz w:val="26"/>
+          <w:szCs w:val="26"/>
+        </w:rPr>
+        <w:t>Payload Frontend gửi:</w:t>
+      </w:r>
+    </w:p>
+    <w:p>
+      <w:pPr>
+        <w:pStyle w:val="ListParagraph"/>
+        <w:ind w:left="360"/>
+        <w:jc w:val="both"/>
+        <w:rPr>
+          <w:rFonts w:ascii="Times New Roman" w:hAnsi="Times New Roman" w:cs="Times New Roman"/>
+          <w:sz w:val="26"/>
+          <w:szCs w:val="26"/>
+        </w:rPr>
+      </w:pPr>
+      <w:r>
+        <w:rPr>
+          <w:rFonts w:ascii="Times New Roman" w:hAnsi="Times New Roman" w:cs="Times New Roman"/>
+          <w:sz w:val="26"/>
+          <w:szCs w:val="26"/>
+        </w:rPr>
+        <w:t>JSON</w:t>
+      </w:r>
+    </w:p>
+    <w:p>
+      <w:pPr>
+        <w:pStyle w:val="ListParagraph"/>
+        <w:ind w:left="360"/>
+        <w:jc w:val="both"/>
+        <w:rPr>
+          <w:rFonts w:ascii="Times New Roman" w:hAnsi="Times New Roman" w:cs="Times New Roman"/>
+          <w:sz w:val="26"/>
+          <w:szCs w:val="26"/>
+        </w:rPr>
+      </w:pPr>
+      <w:r>
+        <w:rPr>
+          <w:rFonts w:ascii="Times New Roman" w:hAnsi="Times New Roman" w:cs="Times New Roman"/>
+          <w:sz w:val="26"/>
+          <w:szCs w:val="26"/>
+        </w:rPr>
+        <w:t>{</w:t>
+      </w:r>
+    </w:p>
+    <w:p>
+      <w:pPr>
+        <w:pStyle w:val="ListParagraph"/>
+        <w:ind w:left="360"/>
+        <w:jc w:val="both"/>
+        <w:rPr>
+          <w:rFonts w:ascii="Times New Roman" w:hAnsi="Times New Roman" w:cs="Times New Roman"/>
+          <w:sz w:val="26"/>
+          <w:szCs w:val="26"/>
+        </w:rPr>
+      </w:pPr>
+      <w:r>
+        <w:rPr>
+          <w:rFonts w:ascii="Times New Roman" w:hAnsi="Times New Roman" w:cs="Times New Roman"/>
+          <w:sz w:val="26"/>
+          <w:szCs w:val="26"/>
+        </w:rPr>
+        <w:t>"action": "Bón phân NPK",</w:t>
+      </w:r>
+    </w:p>
+    <w:p>
+      <w:pPr>
+        <w:pStyle w:val="ListParagraph"/>
+        <w:ind w:left="360"/>
+        <w:jc w:val="both"/>
+        <w:rPr>
+          <w:rFonts w:ascii="Times New Roman" w:hAnsi="Times New Roman" w:cs="Times New Roman"/>
+          <w:sz w:val="26"/>
+          <w:szCs w:val="26"/>
+        </w:rPr>
+      </w:pPr>
+      <w:r>
+        <w:rPr>
+          <w:rFonts w:ascii="Times New Roman" w:hAnsi="Times New Roman" w:cs="Times New Roman"/>
+          <w:sz w:val="26"/>
+          <w:szCs w:val="26"/>
+        </w:rPr>
+        <w:t>"location": "Thửa ruộng số 1",</w:t>
+      </w:r>
+    </w:p>
+    <w:p>
+      <w:pPr>
+        <w:pStyle w:val="ListParagraph"/>
+        <w:ind w:left="360"/>
+        <w:jc w:val="both"/>
+        <w:rPr>
+          <w:rFonts w:ascii="Times New Roman" w:hAnsi="Times New Roman" w:cs="Times New Roman"/>
+          <w:sz w:val="26"/>
+          <w:szCs w:val="26"/>
+        </w:rPr>
+      </w:pPr>
+      <w:r>
+        <w:rPr>
+          <w:rFonts w:ascii="Times New Roman" w:hAnsi="Times New Roman" w:cs="Times New Roman"/>
+          <w:sz w:val="26"/>
+          <w:szCs w:val="26"/>
+        </w:rPr>
+        <w:t>"imageUrl": "https://link-anh-firebase/anh1.jpg"</w:t>
+      </w:r>
+    </w:p>
+    <w:p>
+      <w:pPr>
+        <w:pStyle w:val="ListParagraph"/>
+        <w:ind w:left="360"/>
+        <w:jc w:val="both"/>
+        <w:rPr>
+          <w:rFonts w:ascii="Times New Roman" w:hAnsi="Times New Roman" w:cs="Times New Roman"/>
+          <w:sz w:val="26"/>
+          <w:szCs w:val="26"/>
+        </w:rPr>
+      </w:pPr>
+      <w:r>
+        <w:rPr>
+          <w:rFonts w:ascii="Times New Roman" w:hAnsi="Times New Roman" w:cs="Times New Roman"/>
+          <w:sz w:val="26"/>
+          <w:szCs w:val="26"/>
+        </w:rPr>
+        <w:t>}</w:t>
       </w:r>
     </w:p>
     <w:p>
       <w:pPr>
         <w:numPr>
           <w:ilvl w:val="0"/>
-          <w:numId w:val="3"/>
+          <w:numId w:val="19"/>
         </w:numPr>
-      </w:pPr>
-      <w:r>
-        <w:rPr>
-          <w:b/>
-          <w:bCs/>
-        </w:rPr>
-        <w:t>Bước 3 (Ký thông điệp):</w:t>
-      </w:r>
-      <w:r>
-        <w:t xml:space="preserve"> Frontend yêu cầu MetaMask bật popup: </w:t>
-      </w:r>
-      <w:r>
-        <w:rPr>
+        <w:jc w:val="both"/>
+        <w:rPr>
+          <w:rFonts w:ascii="Times New Roman" w:hAnsi="Times New Roman" w:cs="Times New Roman"/>
+          <w:sz w:val="26"/>
+          <w:szCs w:val="26"/>
+        </w:rPr>
+      </w:pPr>
+      <w:r>
+        <w:rPr>
+          <w:rFonts w:ascii="Times New Roman" w:hAnsi="Times New Roman" w:cs="Times New Roman"/>
+          <w:sz w:val="26"/>
+          <w:szCs w:val="26"/>
+        </w:rPr>
+        <w:t>Logic Backend: Dùng DAO push object này vào mảng logs của document Batch. Object lưu vào DB sẽ tự động được hệ thống thêm actorId = req.user._id và timestamp = new Date().</w:t>
+      </w:r>
+    </w:p>
+    <w:p>
+      <w:pPr>
+        <w:jc w:val="both"/>
+        <w:rPr>
+          <w:rFonts w:ascii="Times New Roman" w:hAnsi="Times New Roman" w:cs="Times New Roman"/>
+          <w:sz w:val="26"/>
+          <w:szCs w:val="26"/>
+        </w:rPr>
+      </w:pPr>
+      <w:r>
+        <w:rPr>
+          <w:rFonts w:ascii="Times New Roman" w:hAnsi="Times New Roman" w:cs="Times New Roman"/>
+          <w:sz w:val="26"/>
+          <w:szCs w:val="26"/>
+        </w:rPr>
+        <w:t>2.3. Chốt hồ sơ và Khóa lô hàng</w:t>
+      </w:r>
+    </w:p>
+    <w:p>
+      <w:pPr>
+        <w:numPr>
+          <w:ilvl w:val="0"/>
+          <w:numId w:val="20"/>
+        </w:numPr>
+        <w:jc w:val="both"/>
+        <w:rPr>
+          <w:rFonts w:ascii="Times New Roman" w:hAnsi="Times New Roman" w:cs="Times New Roman"/>
+          <w:sz w:val="26"/>
+          <w:szCs w:val="26"/>
+        </w:rPr>
+      </w:pPr>
+      <w:r>
+        <w:rPr>
+          <w:rFonts w:ascii="Times New Roman" w:hAnsi="Times New Roman" w:cs="Times New Roman"/>
+          <w:sz w:val="26"/>
+          <w:szCs w:val="26"/>
+        </w:rPr>
+        <w:t>API: PUT /api/batches/:batchId/lock</w:t>
+      </w:r>
+    </w:p>
+    <w:p>
+      <w:pPr>
+        <w:numPr>
+          <w:ilvl w:val="0"/>
+          <w:numId w:val="20"/>
+        </w:numPr>
+        <w:jc w:val="both"/>
+        <w:rPr>
+          <w:rFonts w:ascii="Times New Roman" w:hAnsi="Times New Roman" w:cs="Times New Roman"/>
+          <w:sz w:val="26"/>
+          <w:szCs w:val="26"/>
+        </w:rPr>
+      </w:pPr>
+      <w:r>
+        <w:rPr>
+          <w:rFonts w:ascii="Times New Roman" w:hAnsi="Times New Roman" w:cs="Times New Roman"/>
+          <w:sz w:val="26"/>
+          <w:szCs w:val="26"/>
+        </w:rPr>
+        <w:t>Payload Frontend gửi: { "inspectorId": "&lt;ObjectId_Người_Kiểm_Định&gt;" }</w:t>
+      </w:r>
+    </w:p>
+    <w:p>
+      <w:pPr>
+        <w:numPr>
+          <w:ilvl w:val="0"/>
+          <w:numId w:val="20"/>
+        </w:numPr>
+        <w:jc w:val="both"/>
+        <w:rPr>
+          <w:rFonts w:ascii="Times New Roman" w:hAnsi="Times New Roman" w:cs="Times New Roman"/>
+          <w:sz w:val="26"/>
+          <w:szCs w:val="26"/>
+        </w:rPr>
+      </w:pPr>
+      <w:r>
+        <w:rPr>
+          <w:rFonts w:ascii="Times New Roman" w:hAnsi="Times New Roman" w:cs="Times New Roman"/>
+          <w:sz w:val="26"/>
+          <w:szCs w:val="26"/>
+        </w:rPr>
+        <w:t>Logic Backend:</w:t>
+      </w:r>
+    </w:p>
+    <w:p>
+      <w:pPr>
+        <w:numPr>
+          <w:ilvl w:val="1"/>
+          <w:numId w:val="20"/>
+        </w:numPr>
+        <w:jc w:val="both"/>
+        <w:rPr>
+          <w:rFonts w:ascii="Times New Roman" w:hAnsi="Times New Roman" w:cs="Times New Roman"/>
+          <w:sz w:val="26"/>
+          <w:szCs w:val="26"/>
+        </w:rPr>
+      </w:pPr>
+      <w:r>
+        <w:rPr>
+          <w:rFonts w:ascii="Times New Roman" w:hAnsi="Times New Roman" w:cs="Times New Roman"/>
+          <w:sz w:val="26"/>
+          <w:szCs w:val="26"/>
+        </w:rPr>
+        <w:t>Check quyền: batch.farmerId.toString() === req.user._id.toString().</w:t>
+      </w:r>
+    </w:p>
+    <w:p>
+      <w:pPr>
+        <w:numPr>
+          <w:ilvl w:val="1"/>
+          <w:numId w:val="20"/>
+        </w:numPr>
+        <w:jc w:val="both"/>
+        <w:rPr>
+          <w:rFonts w:ascii="Times New Roman" w:hAnsi="Times New Roman" w:cs="Times New Roman"/>
+          <w:sz w:val="26"/>
+          <w:szCs w:val="26"/>
+        </w:rPr>
+      </w:pPr>
+      <w:r>
+        <w:rPr>
+          <w:rFonts w:ascii="Times New Roman" w:hAnsi="Times New Roman" w:cs="Times New Roman"/>
+          <w:sz w:val="26"/>
+          <w:szCs w:val="26"/>
+        </w:rPr>
+        <w:t>Cập nhật Database: Gán inspectorId và đổi status thành 'LOCKED'.</w:t>
+      </w:r>
+    </w:p>
+    <w:p>
+      <w:pPr>
+        <w:numPr>
+          <w:ilvl w:val="1"/>
+          <w:numId w:val="20"/>
+        </w:numPr>
+        <w:jc w:val="both"/>
+        <w:rPr>
+          <w:rFonts w:ascii="Times New Roman" w:hAnsi="Times New Roman" w:cs="Times New Roman"/>
+          <w:sz w:val="26"/>
+          <w:szCs w:val="26"/>
+        </w:rPr>
+      </w:pPr>
+      <w:r>
+        <w:rPr>
+          <w:rFonts w:ascii="Times New Roman" w:hAnsi="Times New Roman" w:cs="Times New Roman"/>
+          <w:sz w:val="26"/>
+          <w:szCs w:val="26"/>
+        </w:rPr>
+        <w:t>Kết quả: Lô hàng đóng băng đối với Nông dân, chuyển quyền xử lý cho Trạm kiểm định.</w:t>
+      </w:r>
+    </w:p>
+    <w:p>
+      <w:pPr>
+        <w:jc w:val="both"/>
+        <w:rPr>
+          <w:rFonts w:ascii="Times New Roman" w:hAnsi="Times New Roman" w:cs="Times New Roman"/>
+          <w:sz w:val="26"/>
+          <w:szCs w:val="26"/>
+        </w:rPr>
+      </w:pPr>
+      <w:r>
+        <w:rPr>
+          <w:rFonts w:ascii="Times New Roman" w:hAnsi="Times New Roman" w:cs="Times New Roman"/>
+          <w:sz w:val="26"/>
+          <w:szCs w:val="26"/>
+        </w:rPr>
+        <w:lastRenderedPageBreak/>
+        <w:pict w14:anchorId="184438D0">
+          <v:rect id="_x0000_i1090" style="width:0;height:1.5pt" o:hralign="center" o:hrstd="t" o:hrnoshade="t" o:hr="t" fillcolor="gray" stroked="f"/>
+        </w:pict>
+      </w:r>
+    </w:p>
+    <w:p>
+      <w:pPr>
+        <w:jc w:val="both"/>
+        <w:rPr>
+          <w:rFonts w:ascii="Times New Roman" w:hAnsi="Times New Roman" w:cs="Times New Roman"/>
+          <w:sz w:val="26"/>
+          <w:szCs w:val="26"/>
+        </w:rPr>
+      </w:pPr>
+      <w:r>
+        <w:rPr>
+          <w:rFonts w:ascii="Times New Roman" w:hAnsi="Times New Roman" w:cs="Times New Roman"/>
+          <w:sz w:val="26"/>
+          <w:szCs w:val="26"/>
+        </w:rPr>
+        <w:t>Luồng 3: Xác thực Web3 (Dành cho Trạm kiểm định - Inspector)</w:t>
+      </w:r>
+    </w:p>
+    <w:p>
+      <w:pPr>
+        <w:jc w:val="both"/>
+        <w:rPr>
+          <w:rFonts w:ascii="Times New Roman" w:hAnsi="Times New Roman" w:cs="Times New Roman"/>
+          <w:sz w:val="26"/>
+          <w:szCs w:val="26"/>
+        </w:rPr>
+      </w:pPr>
+      <w:r>
+        <w:rPr>
+          <w:rFonts w:ascii="Times New Roman" w:hAnsi="Times New Roman" w:cs="Times New Roman"/>
+          <w:sz w:val="26"/>
+          <w:szCs w:val="26"/>
+        </w:rPr>
+        <w:t>Đăng nhập phi tập trung bằng ví MetaMask, sử dụng cơ chế Nonce-Signature để chống Replay Attack.</w:t>
+      </w:r>
+    </w:p>
+    <w:p>
+      <w:pPr>
+        <w:numPr>
+          <w:ilvl w:val="0"/>
+          <w:numId w:val="21"/>
+        </w:numPr>
+        <w:jc w:val="both"/>
+        <w:rPr>
+          <w:rFonts w:ascii="Times New Roman" w:hAnsi="Times New Roman" w:cs="Times New Roman"/>
+          <w:sz w:val="26"/>
+          <w:szCs w:val="26"/>
+        </w:rPr>
+      </w:pPr>
+      <w:r>
+        <w:rPr>
+          <w:rFonts w:ascii="Times New Roman" w:hAnsi="Times New Roman" w:cs="Times New Roman"/>
+          <w:sz w:val="26"/>
+          <w:szCs w:val="26"/>
+        </w:rPr>
+        <w:t>Bước 3.1: Frontend gọi ví &amp; xin mã Nonce</w:t>
+      </w:r>
+    </w:p>
+    <w:p>
+      <w:pPr>
+        <w:numPr>
+          <w:ilvl w:val="1"/>
+          <w:numId w:val="21"/>
+        </w:numPr>
+        <w:jc w:val="both"/>
+        <w:rPr>
+          <w:rFonts w:ascii="Times New Roman" w:hAnsi="Times New Roman" w:cs="Times New Roman"/>
+          <w:sz w:val="26"/>
+          <w:szCs w:val="26"/>
+        </w:rPr>
+      </w:pPr>
+      <w:r>
+        <w:rPr>
+          <w:rFonts w:ascii="Times New Roman" w:hAnsi="Times New Roman" w:cs="Times New Roman"/>
+          <w:sz w:val="26"/>
+          <w:szCs w:val="26"/>
+        </w:rPr>
+        <w:t>FE dùng window.ethereum.request({ method: 'eth_requestAccounts' }) lấy địa chỉ ví (address).</w:t>
+      </w:r>
+    </w:p>
+    <w:p>
+      <w:pPr>
+        <w:numPr>
+          <w:ilvl w:val="1"/>
+          <w:numId w:val="21"/>
+        </w:numPr>
+        <w:jc w:val="both"/>
+        <w:rPr>
+          <w:rFonts w:ascii="Times New Roman" w:hAnsi="Times New Roman" w:cs="Times New Roman"/>
+          <w:sz w:val="26"/>
+          <w:szCs w:val="26"/>
+        </w:rPr>
+      </w:pPr>
+      <w:r>
+        <w:rPr>
+          <w:rFonts w:ascii="Times New Roman" w:hAnsi="Times New Roman" w:cs="Times New Roman"/>
+          <w:sz w:val="26"/>
+          <w:szCs w:val="26"/>
+        </w:rPr>
+        <w:t>FE gọi API GET /api/auth/nonce?address=&lt;address&gt; (Giả định route xác thực Web3).</w:t>
+      </w:r>
+    </w:p>
+    <w:p>
+      <w:pPr>
+        <w:numPr>
+          <w:ilvl w:val="1"/>
+          <w:numId w:val="21"/>
+        </w:numPr>
+        <w:jc w:val="both"/>
+        <w:rPr>
+          <w:rFonts w:ascii="Times New Roman" w:hAnsi="Times New Roman" w:cs="Times New Roman"/>
+          <w:sz w:val="26"/>
+          <w:szCs w:val="26"/>
+        </w:rPr>
+      </w:pPr>
+      <w:r>
+        <w:rPr>
+          <w:rFonts w:ascii="Times New Roman" w:hAnsi="Times New Roman" w:cs="Times New Roman"/>
+          <w:sz w:val="26"/>
+          <w:szCs w:val="26"/>
+        </w:rPr>
+        <w:t>BE tìm user theo address, tạo ra 1 chuỗi nonce ngẫu nhiên lưu vào DB, trả nonce về cho FE.</w:t>
+      </w:r>
+    </w:p>
+    <w:p>
+      <w:pPr>
+        <w:numPr>
+          <w:ilvl w:val="0"/>
+          <w:numId w:val="21"/>
+        </w:numPr>
+        <w:jc w:val="both"/>
+        <w:rPr>
+          <w:rFonts w:ascii="Times New Roman" w:hAnsi="Times New Roman" w:cs="Times New Roman"/>
+          <w:sz w:val="26"/>
+          <w:szCs w:val="26"/>
+        </w:rPr>
+      </w:pPr>
+      <w:r>
+        <w:rPr>
+          <w:rFonts w:ascii="Times New Roman" w:hAnsi="Times New Roman" w:cs="Times New Roman"/>
+          <w:sz w:val="26"/>
+          <w:szCs w:val="26"/>
+        </w:rPr>
+        <w:t>Bước 3.2: Ký thông điệp</w:t>
+      </w:r>
+    </w:p>
+    <w:p>
+      <w:pPr>
+        <w:numPr>
+          <w:ilvl w:val="1"/>
+          <w:numId w:val="21"/>
+        </w:numPr>
+        <w:jc w:val="both"/>
+        <w:rPr>
+          <w:rFonts w:ascii="Times New Roman" w:hAnsi="Times New Roman" w:cs="Times New Roman"/>
+          <w:sz w:val="26"/>
+          <w:szCs w:val="26"/>
+        </w:rPr>
+      </w:pPr>
+      <w:r>
+        <w:rPr>
+          <w:rFonts w:ascii="Times New Roman" w:hAnsi="Times New Roman" w:cs="Times New Roman"/>
+          <w:sz w:val="26"/>
+          <w:szCs w:val="26"/>
+        </w:rPr>
+        <w:t>FE dùng ethers.js: signer.signMessage(nonce) kích hoạt popup MetaMask yêu cầu Inspector ký.</w:t>
+      </w:r>
+    </w:p>
+    <w:p>
+      <w:pPr>
+        <w:numPr>
+          <w:ilvl w:val="0"/>
+          <w:numId w:val="21"/>
+        </w:numPr>
+        <w:jc w:val="both"/>
+        <w:rPr>
+          <w:rFonts w:ascii="Times New Roman" w:hAnsi="Times New Roman" w:cs="Times New Roman"/>
+          <w:sz w:val="26"/>
+          <w:szCs w:val="26"/>
+        </w:rPr>
+      </w:pPr>
+      <w:r>
+        <w:rPr>
+          <w:rFonts w:ascii="Times New Roman" w:hAnsi="Times New Roman" w:cs="Times New Roman"/>
+          <w:sz w:val="26"/>
+          <w:szCs w:val="26"/>
+        </w:rPr>
+        <w:t>Bước 3.3: Xác thực Chữ ký trên Server</w:t>
+      </w:r>
+    </w:p>
+    <w:p>
+      <w:pPr>
+        <w:numPr>
+          <w:ilvl w:val="1"/>
+          <w:numId w:val="21"/>
+        </w:numPr>
+        <w:jc w:val="both"/>
+        <w:rPr>
+          <w:rFonts w:ascii="Times New Roman" w:hAnsi="Times New Roman" w:cs="Times New Roman"/>
+          <w:sz w:val="26"/>
+          <w:szCs w:val="26"/>
+        </w:rPr>
+      </w:pPr>
+      <w:r>
+        <w:rPr>
+          <w:rFonts w:ascii="Times New Roman" w:hAnsi="Times New Roman" w:cs="Times New Roman"/>
+          <w:sz w:val="26"/>
+          <w:szCs w:val="26"/>
+        </w:rPr>
+        <w:t>FE gửi request POST /api/auth/verifySignature với payload: { "address": "...", "signature": "..." }.</w:t>
+      </w:r>
+    </w:p>
+    <w:p>
+      <w:pPr>
+        <w:numPr>
+          <w:ilvl w:val="1"/>
+          <w:numId w:val="21"/>
+        </w:numPr>
+        <w:jc w:val="both"/>
+        <w:rPr>
+          <w:rFonts w:ascii="Times New Roman" w:hAnsi="Times New Roman" w:cs="Times New Roman"/>
+          <w:sz w:val="26"/>
+          <w:szCs w:val="26"/>
+        </w:rPr>
+      </w:pPr>
+      <w:r>
+        <w:rPr>
+          <w:rFonts w:ascii="Times New Roman" w:hAnsi="Times New Roman" w:cs="Times New Roman"/>
+          <w:sz w:val="26"/>
+          <w:szCs w:val="26"/>
+        </w:rPr>
+        <w:t>BE dùng ethers.verifyMessage(nonce, signature). Nếu địa chỉ khôi phục khớp với DB, cấp JWT với role: 'INSPECTOR' và bắt buộc tạo nonce mới lưu lại DB.</w:t>
+      </w:r>
+    </w:p>
+    <w:p>
+      <w:pPr>
+        <w:jc w:val="both"/>
+        <w:rPr>
+          <w:rFonts w:ascii="Times New Roman" w:hAnsi="Times New Roman" w:cs="Times New Roman"/>
+          <w:sz w:val="26"/>
+          <w:szCs w:val="26"/>
+        </w:rPr>
+      </w:pPr>
+      <w:r>
+        <w:rPr>
+          <w:rFonts w:ascii="Times New Roman" w:hAnsi="Times New Roman" w:cs="Times New Roman"/>
+          <w:sz w:val="26"/>
+          <w:szCs w:val="26"/>
+        </w:rPr>
+        <w:pict w14:anchorId="0C444E92">
+          <v:rect id="_x0000_i1091" style="width:0;height:1.5pt" o:hralign="center" o:hrstd="t" o:hrnoshade="t" o:hr="t" fillcolor="gray" stroked="f"/>
+        </w:pict>
+      </w:r>
+    </w:p>
+    <w:p>
+      <w:pPr>
+        <w:jc w:val="both"/>
+        <w:rPr>
+          <w:rFonts w:ascii="Times New Roman" w:hAnsi="Times New Roman" w:cs="Times New Roman"/>
+          <w:sz w:val="26"/>
+          <w:szCs w:val="26"/>
+        </w:rPr>
+      </w:pPr>
+      <w:r>
+        <w:rPr>
+          <w:rFonts w:ascii="Times New Roman" w:hAnsi="Times New Roman" w:cs="Times New Roman"/>
+          <w:sz w:val="26"/>
+          <w:szCs w:val="26"/>
+        </w:rPr>
+        <w:t>Luồng 4: Đánh giá On-chain &amp; Đúc NFT (IPFS + Blockchain)</w:t>
+      </w:r>
+    </w:p>
+    <w:p>
+      <w:pPr>
+        <w:jc w:val="both"/>
+        <w:rPr>
+          <w:rFonts w:ascii="Times New Roman" w:hAnsi="Times New Roman" w:cs="Times New Roman"/>
+          <w:sz w:val="26"/>
+          <w:szCs w:val="26"/>
+        </w:rPr>
+      </w:pPr>
+      <w:r>
+        <w:rPr>
+          <w:rFonts w:ascii="Times New Roman" w:hAnsi="Times New Roman" w:cs="Times New Roman"/>
+          <w:sz w:val="26"/>
+          <w:szCs w:val="26"/>
+        </w:rPr>
+        <w:t>Đây là quy trình phức tạp nhất cần sự phối hợp nhịp nhàng giữa FE, BE và Smart Contract.</w:t>
+      </w:r>
+    </w:p>
+    <w:p>
+      <w:pPr>
+        <w:jc w:val="both"/>
+        <w:rPr>
+          <w:rFonts w:ascii="Times New Roman" w:hAnsi="Times New Roman" w:cs="Times New Roman"/>
+          <w:sz w:val="26"/>
+          <w:szCs w:val="26"/>
+        </w:rPr>
+      </w:pPr>
+      <w:r>
+        <w:rPr>
+          <w:rFonts w:ascii="Times New Roman" w:hAnsi="Times New Roman" w:cs="Times New Roman"/>
+          <w:sz w:val="26"/>
+          <w:szCs w:val="26"/>
+        </w:rPr>
+        <w:t>Bước 4.1: Kiểm định viên lấy danh sách chờ</w:t>
+      </w:r>
+    </w:p>
+    <w:p>
+      <w:pPr>
+        <w:numPr>
+          <w:ilvl w:val="0"/>
+          <w:numId w:val="22"/>
+        </w:numPr>
+        <w:jc w:val="both"/>
+        <w:rPr>
+          <w:rFonts w:ascii="Times New Roman" w:hAnsi="Times New Roman" w:cs="Times New Roman"/>
+          <w:sz w:val="26"/>
+          <w:szCs w:val="26"/>
+        </w:rPr>
+      </w:pPr>
+      <w:r>
+        <w:rPr>
+          <w:rFonts w:ascii="Times New Roman" w:hAnsi="Times New Roman" w:cs="Times New Roman"/>
+          <w:sz w:val="26"/>
+          <w:szCs w:val="26"/>
+        </w:rPr>
+        <w:t>API: GET /api/batches/pending</w:t>
+      </w:r>
+    </w:p>
+    <w:p>
+      <w:pPr>
+        <w:numPr>
+          <w:ilvl w:val="0"/>
+          <w:numId w:val="22"/>
+        </w:numPr>
+        <w:jc w:val="both"/>
+        <w:rPr>
+          <w:rFonts w:ascii="Times New Roman" w:hAnsi="Times New Roman" w:cs="Times New Roman"/>
+          <w:sz w:val="26"/>
+          <w:szCs w:val="26"/>
+        </w:rPr>
+      </w:pPr>
+      <w:r>
+        <w:rPr>
+          <w:rFonts w:ascii="Times New Roman" w:hAnsi="Times New Roman" w:cs="Times New Roman"/>
+          <w:sz w:val="26"/>
+          <w:szCs w:val="26"/>
+        </w:rPr>
+        <w:t>Logic Backend: Filter các lô hàng có status = 'LOCKED' và inspectorId = req.user._id. Trả data về cho FE render Dashboard.</w:t>
+      </w:r>
+    </w:p>
+    <w:p>
+      <w:pPr>
+        <w:jc w:val="both"/>
+        <w:rPr>
+          <w:rFonts w:ascii="Times New Roman" w:hAnsi="Times New Roman" w:cs="Times New Roman"/>
+          <w:sz w:val="26"/>
+          <w:szCs w:val="26"/>
+        </w:rPr>
+      </w:pPr>
+      <w:r>
+        <w:rPr>
+          <w:rFonts w:ascii="Times New Roman" w:hAnsi="Times New Roman" w:cs="Times New Roman"/>
+          <w:sz w:val="26"/>
+          <w:szCs w:val="26"/>
+        </w:rPr>
+        <w:t>Bước 4.2: Đóng gói dữ liệu lên IPFS (Backend thực hiện)</w:t>
+      </w:r>
+    </w:p>
+    <w:p>
+      <w:pPr>
+        <w:numPr>
+          <w:ilvl w:val="0"/>
+          <w:numId w:val="23"/>
+        </w:numPr>
+        <w:jc w:val="both"/>
+        <w:rPr>
+          <w:rFonts w:ascii="Times New Roman" w:hAnsi="Times New Roman" w:cs="Times New Roman"/>
+          <w:sz w:val="26"/>
+          <w:szCs w:val="26"/>
+        </w:rPr>
+      </w:pPr>
+      <w:r>
+        <w:rPr>
+          <w:rFonts w:ascii="Times New Roman" w:hAnsi="Times New Roman" w:cs="Times New Roman"/>
+          <w:sz w:val="26"/>
+          <w:szCs w:val="26"/>
+        </w:rPr>
+        <w:t>Kiểm định viên bấm "Duyệt". FE gọi API: POST /api/batches/:batchId/pin.</w:t>
+      </w:r>
+    </w:p>
+    <w:p>
+      <w:pPr>
+        <w:numPr>
+          <w:ilvl w:val="0"/>
+          <w:numId w:val="23"/>
+        </w:numPr>
+        <w:jc w:val="both"/>
+        <w:rPr>
+          <w:rFonts w:ascii="Times New Roman" w:hAnsi="Times New Roman" w:cs="Times New Roman"/>
+          <w:sz w:val="26"/>
+          <w:szCs w:val="26"/>
+        </w:rPr>
+      </w:pPr>
+      <w:r>
+        <w:rPr>
+          <w:rFonts w:ascii="Times New Roman" w:hAnsi="Times New Roman" w:cs="Times New Roman"/>
+          <w:sz w:val="26"/>
+          <w:szCs w:val="26"/>
+        </w:rPr>
+        <w:lastRenderedPageBreak/>
+        <w:t>Logic Backend:</w:t>
+      </w:r>
+    </w:p>
+    <w:p>
+      <w:pPr>
+        <w:numPr>
+          <w:ilvl w:val="1"/>
+          <w:numId w:val="23"/>
+        </w:numPr>
+        <w:jc w:val="both"/>
+        <w:rPr>
+          <w:rFonts w:ascii="Times New Roman" w:hAnsi="Times New Roman" w:cs="Times New Roman"/>
+          <w:sz w:val="26"/>
+          <w:szCs w:val="26"/>
+        </w:rPr>
+      </w:pPr>
+      <w:r>
+        <w:rPr>
+          <w:rFonts w:ascii="Times New Roman" w:hAnsi="Times New Roman" w:cs="Times New Roman"/>
+          <w:sz w:val="26"/>
+          <w:szCs w:val="26"/>
+        </w:rPr>
+        <w:t>Gom các trường: batchId, product, harvestDate, quantity, logs thành 1 JSON object.</w:t>
+      </w:r>
+    </w:p>
+    <w:p>
+      <w:pPr>
+        <w:numPr>
+          <w:ilvl w:val="1"/>
+          <w:numId w:val="23"/>
+        </w:numPr>
+        <w:jc w:val="both"/>
+        <w:rPr>
+          <w:rFonts w:ascii="Times New Roman" w:hAnsi="Times New Roman" w:cs="Times New Roman"/>
+          <w:sz w:val="26"/>
+          <w:szCs w:val="26"/>
+        </w:rPr>
+      </w:pPr>
+      <w:r>
+        <w:rPr>
+          <w:rFonts w:ascii="Times New Roman" w:hAnsi="Times New Roman" w:cs="Times New Roman"/>
+          <w:sz w:val="26"/>
+          <w:szCs w:val="26"/>
+        </w:rPr>
+        <w:t>Gọi hàm pinJsonToIPFS (sử dụng Pinata SDK).</w:t>
+      </w:r>
+    </w:p>
+    <w:p>
+      <w:pPr>
+        <w:numPr>
+          <w:ilvl w:val="1"/>
+          <w:numId w:val="23"/>
+        </w:numPr>
+        <w:jc w:val="both"/>
+        <w:rPr>
+          <w:rFonts w:ascii="Times New Roman" w:hAnsi="Times New Roman" w:cs="Times New Roman"/>
+          <w:sz w:val="26"/>
+          <w:szCs w:val="26"/>
+        </w:rPr>
+      </w:pPr>
+      <w:r>
+        <w:rPr>
+          <w:rFonts w:ascii="Times New Roman" w:hAnsi="Times New Roman" w:cs="Times New Roman"/>
+          <w:sz w:val="26"/>
+          <w:szCs w:val="26"/>
+        </w:rPr>
+        <w:t>Lưu ipfsHash trả về vào Database lô hàng.</w:t>
+      </w:r>
+    </w:p>
+    <w:p>
+      <w:pPr>
+        <w:numPr>
+          <w:ilvl w:val="1"/>
+          <w:numId w:val="23"/>
+        </w:numPr>
+        <w:jc w:val="both"/>
+        <w:rPr>
+          <w:rFonts w:ascii="Times New Roman" w:hAnsi="Times New Roman" w:cs="Times New Roman"/>
+          <w:sz w:val="26"/>
+          <w:szCs w:val="26"/>
+        </w:rPr>
+      </w:pPr>
+      <w:r>
+        <w:rPr>
+          <w:rFonts w:ascii="Times New Roman" w:hAnsi="Times New Roman" w:cs="Times New Roman"/>
+          <w:sz w:val="26"/>
+          <w:szCs w:val="26"/>
+        </w:rPr>
+        <w:t>Trả ipfsHash về cho Frontend: { "success": true, "ipfsHash": "QmXYZ..." }.</w:t>
+      </w:r>
+    </w:p>
+    <w:p>
+      <w:pPr>
+        <w:jc w:val="both"/>
+        <w:rPr>
+          <w:rFonts w:ascii="Times New Roman" w:hAnsi="Times New Roman" w:cs="Times New Roman"/>
+          <w:sz w:val="26"/>
+          <w:szCs w:val="26"/>
+        </w:rPr>
+      </w:pPr>
+      <w:r>
+        <w:rPr>
+          <w:rFonts w:ascii="Times New Roman" w:hAnsi="Times New Roman" w:cs="Times New Roman"/>
+          <w:sz w:val="26"/>
+          <w:szCs w:val="26"/>
+        </w:rPr>
+        <w:t>Bước 4.3: Tương tác Blockchain (Frontend thực hiện)</w:t>
+      </w:r>
+    </w:p>
+    <w:p>
+      <w:pPr>
+        <w:numPr>
+          <w:ilvl w:val="0"/>
+          <w:numId w:val="24"/>
+        </w:numPr>
+        <w:jc w:val="both"/>
+        <w:rPr>
+          <w:rFonts w:ascii="Times New Roman" w:hAnsi="Times New Roman" w:cs="Times New Roman"/>
+          <w:sz w:val="26"/>
+          <w:szCs w:val="26"/>
+        </w:rPr>
+      </w:pPr>
+      <w:r>
+        <w:rPr>
+          <w:rFonts w:ascii="Times New Roman" w:hAnsi="Times New Roman" w:cs="Times New Roman"/>
+          <w:sz w:val="26"/>
+          <w:szCs w:val="26"/>
+        </w:rPr>
+        <w:t>FE sử dụng ethers.js khởi tạo instance của Smart Contract bằng ABI và Address.</w:t>
+      </w:r>
+    </w:p>
+    <w:p>
+      <w:pPr>
+        <w:numPr>
+          <w:ilvl w:val="0"/>
+          <w:numId w:val="24"/>
+        </w:numPr>
+        <w:jc w:val="both"/>
+        <w:rPr>
+          <w:rFonts w:ascii="Times New Roman" w:hAnsi="Times New Roman" w:cs="Times New Roman"/>
+          <w:sz w:val="26"/>
+          <w:szCs w:val="26"/>
+        </w:rPr>
+      </w:pPr>
+      <w:r>
+        <w:rPr>
+          <w:rFonts w:ascii="Times New Roman" w:hAnsi="Times New Roman" w:cs="Times New Roman"/>
+          <w:sz w:val="26"/>
+          <w:szCs w:val="26"/>
+        </w:rPr>
+        <w:t>FE gọi hàm ghi: contract.mintBatch(ipfsHash).</w:t>
+      </w:r>
+    </w:p>
+    <w:p>
+      <w:pPr>
+        <w:numPr>
+          <w:ilvl w:val="0"/>
+          <w:numId w:val="24"/>
+        </w:numPr>
+        <w:jc w:val="both"/>
+        <w:rPr>
+          <w:rFonts w:ascii="Times New Roman" w:hAnsi="Times New Roman" w:cs="Times New Roman"/>
+          <w:sz w:val="26"/>
+          <w:szCs w:val="26"/>
+        </w:rPr>
+      </w:pPr>
+      <w:r>
+        <w:rPr>
+          <w:rFonts w:ascii="Times New Roman" w:hAnsi="Times New Roman" w:cs="Times New Roman"/>
+          <w:sz w:val="26"/>
+          <w:szCs w:val="26"/>
+        </w:rPr>
+        <w:t>MetaMask bật lên, Inspector xác nhận và trả phí Gas bằng ETH mạng Sepolia.</w:t>
+      </w:r>
+    </w:p>
+    <w:p>
+      <w:pPr>
+        <w:numPr>
+          <w:ilvl w:val="0"/>
+          <w:numId w:val="24"/>
+        </w:numPr>
+        <w:jc w:val="both"/>
+        <w:rPr>
+          <w:rFonts w:ascii="Times New Roman" w:hAnsi="Times New Roman" w:cs="Times New Roman"/>
+          <w:sz w:val="26"/>
+          <w:szCs w:val="26"/>
+        </w:rPr>
+      </w:pPr>
+      <w:r>
+        <w:rPr>
+          <w:rFonts w:ascii="Times New Roman" w:hAnsi="Times New Roman" w:cs="Times New Roman"/>
+          <w:sz w:val="26"/>
+          <w:szCs w:val="26"/>
+        </w:rPr>
+        <w:t>FE dùng lệnh const receipt = await tx.wait() để đợi giao dịch đào xong.</w:t>
+      </w:r>
+    </w:p>
+    <w:p>
+      <w:pPr>
+        <w:numPr>
+          <w:ilvl w:val="0"/>
+          <w:numId w:val="24"/>
+        </w:numPr>
+        <w:jc w:val="both"/>
+        <w:rPr>
+          <w:rFonts w:ascii="Times New Roman" w:hAnsi="Times New Roman" w:cs="Times New Roman"/>
+          <w:sz w:val="26"/>
+          <w:szCs w:val="26"/>
+        </w:rPr>
+      </w:pPr>
+      <w:r>
+        <w:rPr>
+          <w:rFonts w:ascii="Times New Roman" w:hAnsi="Times New Roman" w:cs="Times New Roman"/>
+          <w:sz w:val="26"/>
+          <w:szCs w:val="26"/>
+        </w:rPr>
+        <w:t>FE bóc tách tokenId từ Event BatchMinted trả về trong receipt.</w:t>
+      </w:r>
+    </w:p>
+    <w:p>
+      <w:pPr>
+        <w:jc w:val="both"/>
+        <w:rPr>
+          <w:rFonts w:ascii="Times New Roman" w:hAnsi="Times New Roman" w:cs="Times New Roman"/>
+          <w:sz w:val="26"/>
+          <w:szCs w:val="26"/>
+        </w:rPr>
+      </w:pPr>
+      <w:r>
+        <w:rPr>
+          <w:rFonts w:ascii="Times New Roman" w:hAnsi="Times New Roman" w:cs="Times New Roman"/>
+          <w:sz w:val="26"/>
+          <w:szCs w:val="26"/>
+        </w:rPr>
+        <w:t>Bước 4.4: Đồng bộ trạng thái về Server (Backend thực hiện)</w:t>
+      </w:r>
+    </w:p>
+    <w:p>
+      <w:pPr>
+        <w:numPr>
+          <w:ilvl w:val="0"/>
+          <w:numId w:val="25"/>
+        </w:numPr>
+        <w:jc w:val="both"/>
+        <w:rPr>
+          <w:rFonts w:ascii="Times New Roman" w:hAnsi="Times New Roman" w:cs="Times New Roman"/>
+          <w:sz w:val="26"/>
+          <w:szCs w:val="26"/>
+        </w:rPr>
+      </w:pPr>
+      <w:r>
+        <w:rPr>
+          <w:rFonts w:ascii="Times New Roman" w:hAnsi="Times New Roman" w:cs="Times New Roman"/>
+          <w:sz w:val="26"/>
+          <w:szCs w:val="26"/>
+        </w:rPr>
+        <w:t>FE gọi API: POST /api/batches/:batchId/mint</w:t>
+      </w:r>
+    </w:p>
+    <w:p>
+      <w:pPr>
+        <w:numPr>
+          <w:ilvl w:val="0"/>
+          <w:numId w:val="25"/>
+        </w:numPr>
+        <w:jc w:val="both"/>
+        <w:rPr>
+          <w:rFonts w:ascii="Times New Roman" w:hAnsi="Times New Roman" w:cs="Times New Roman"/>
+          <w:sz w:val="26"/>
+          <w:szCs w:val="26"/>
+        </w:rPr>
+      </w:pPr>
+      <w:r>
+        <w:rPr>
+          <w:rFonts w:ascii="Times New Roman" w:hAnsi="Times New Roman" w:cs="Times New Roman"/>
+          <w:sz w:val="26"/>
+          <w:szCs w:val="26"/>
+        </w:rPr>
+        <w:t>Payload Frontend gửi:</w:t>
+      </w:r>
+    </w:p>
+    <w:p>
+      <w:pPr>
+        <w:pStyle w:val="ListParagraph"/>
+        <w:ind w:left="360"/>
+        <w:jc w:val="both"/>
+        <w:rPr>
+          <w:rFonts w:ascii="Times New Roman" w:hAnsi="Times New Roman" w:cs="Times New Roman"/>
+          <w:sz w:val="26"/>
+          <w:szCs w:val="26"/>
+        </w:rPr>
+      </w:pPr>
+      <w:r>
+        <w:rPr>
+          <w:rFonts w:ascii="Times New Roman" w:hAnsi="Times New Roman" w:cs="Times New Roman"/>
+          <w:sz w:val="26"/>
+          <w:szCs w:val="26"/>
+        </w:rPr>
+        <w:t>JSON</w:t>
+      </w:r>
+    </w:p>
+    <w:p>
+      <w:pPr>
+        <w:pStyle w:val="ListParagraph"/>
+        <w:ind w:left="360"/>
+        <w:jc w:val="both"/>
+        <w:rPr>
+          <w:rFonts w:ascii="Times New Roman" w:hAnsi="Times New Roman" w:cs="Times New Roman"/>
+          <w:sz w:val="26"/>
+          <w:szCs w:val="26"/>
+        </w:rPr>
+      </w:pPr>
+      <w:r>
+        <w:rPr>
+          <w:rFonts w:ascii="Times New Roman" w:hAnsi="Times New Roman" w:cs="Times New Roman"/>
+          <w:sz w:val="26"/>
+          <w:szCs w:val="26"/>
+        </w:rPr>
+        <w:t>{</w:t>
+      </w:r>
+    </w:p>
+    <w:p>
+      <w:pPr>
+        <w:pStyle w:val="ListParagraph"/>
+        <w:ind w:left="360"/>
+        <w:jc w:val="both"/>
+        <w:rPr>
+          <w:rFonts w:ascii="Times New Roman" w:hAnsi="Times New Roman" w:cs="Times New Roman"/>
+          <w:sz w:val="26"/>
+          <w:szCs w:val="26"/>
+        </w:rPr>
+      </w:pPr>
+      <w:r>
+        <w:rPr>
+          <w:rFonts w:ascii="Times New Roman" w:hAnsi="Times New Roman" w:cs="Times New Roman"/>
+          <w:sz w:val="26"/>
+          <w:szCs w:val="26"/>
+        </w:rPr>
+        <w:t>"tokenId": 1,</w:t>
+      </w:r>
+    </w:p>
+    <w:p>
+      <w:pPr>
+        <w:pStyle w:val="ListParagraph"/>
+        <w:ind w:left="360"/>
+        <w:jc w:val="both"/>
+        <w:rPr>
+          <w:rFonts w:ascii="Times New Roman" w:hAnsi="Times New Roman" w:cs="Times New Roman"/>
+          <w:sz w:val="26"/>
+          <w:szCs w:val="26"/>
+        </w:rPr>
+      </w:pPr>
+      <w:r>
+        <w:rPr>
+          <w:rFonts w:ascii="Times New Roman" w:hAnsi="Times New Roman" w:cs="Times New Roman"/>
+          <w:sz w:val="26"/>
+          <w:szCs w:val="26"/>
+        </w:rPr>
+        <w:t>"txHash": "0xABC123..."</w:t>
+      </w:r>
+    </w:p>
+    <w:p>
+      <w:pPr>
+        <w:pStyle w:val="ListParagraph"/>
+        <w:ind w:left="360"/>
+        <w:jc w:val="both"/>
+        <w:rPr>
+          <w:rFonts w:ascii="Times New Roman" w:hAnsi="Times New Roman" w:cs="Times New Roman"/>
+          <w:sz w:val="26"/>
+          <w:szCs w:val="26"/>
+        </w:rPr>
+      </w:pPr>
+      <w:r>
+        <w:rPr>
+          <w:rFonts w:ascii="Times New Roman" w:hAnsi="Times New Roman" w:cs="Times New Roman"/>
+          <w:sz w:val="26"/>
+          <w:szCs w:val="26"/>
+        </w:rPr>
+        <w:t>}</w:t>
+      </w:r>
+    </w:p>
+    <w:p>
+      <w:pPr>
+        <w:numPr>
+          <w:ilvl w:val="0"/>
+          <w:numId w:val="25"/>
+        </w:numPr>
+        <w:jc w:val="both"/>
+        <w:rPr>
+          <w:rFonts w:ascii="Times New Roman" w:hAnsi="Times New Roman" w:cs="Times New Roman"/>
+          <w:sz w:val="26"/>
+          <w:szCs w:val="26"/>
+        </w:rPr>
+      </w:pPr>
+      <w:r>
+        <w:rPr>
+          <w:rFonts w:ascii="Times New Roman" w:hAnsi="Times New Roman" w:cs="Times New Roman"/>
+          <w:sz w:val="26"/>
+          <w:szCs w:val="26"/>
+        </w:rPr>
+        <w:t>Logic Backend: Cập nhật DB lô hàng: status = 'MINTED', lưu tokenId (Number) và txHash (String).</w:t>
+      </w:r>
+    </w:p>
+    <w:p>
+      <w:pPr>
+        <w:jc w:val="both"/>
+        <w:rPr>
+          <w:rFonts w:ascii="Times New Roman" w:hAnsi="Times New Roman" w:cs="Times New Roman"/>
+          <w:sz w:val="26"/>
+          <w:szCs w:val="26"/>
+        </w:rPr>
+      </w:pPr>
+      <w:r>
+        <w:rPr>
+          <w:rFonts w:ascii="Times New Roman" w:hAnsi="Times New Roman" w:cs="Times New Roman"/>
+          <w:sz w:val="26"/>
+          <w:szCs w:val="26"/>
+        </w:rPr>
+        <w:pict w14:anchorId="3386E3B3">
+          <v:rect id="_x0000_i1092" style="width:0;height:1.5pt" o:hralign="center" o:hrstd="t" o:hrnoshade="t" o:hr="t" fillcolor="gray" stroked="f"/>
+        </w:pict>
+      </w:r>
+    </w:p>
+    <w:p>
+      <w:pPr>
+        <w:jc w:val="both"/>
+        <w:rPr>
+          <w:rFonts w:ascii="Times New Roman" w:hAnsi="Times New Roman" w:cs="Times New Roman"/>
+          <w:sz w:val="26"/>
+          <w:szCs w:val="26"/>
+        </w:rPr>
+      </w:pPr>
+      <w:r>
+        <w:rPr>
+          <w:rFonts w:ascii="Times New Roman" w:hAnsi="Times New Roman" w:cs="Times New Roman"/>
+          <w:sz w:val="26"/>
+          <w:szCs w:val="26"/>
+        </w:rPr>
+        <w:t>Luồng 5: Cập nhật Hành trình Vận chuyển (Hệ thống tự động - Không tốn Gas của User)</w:t>
+      </w:r>
+    </w:p>
+    <w:p>
+      <w:pPr>
+        <w:jc w:val="both"/>
+        <w:rPr>
+          <w:rFonts w:ascii="Times New Roman" w:hAnsi="Times New Roman" w:cs="Times New Roman"/>
+          <w:sz w:val="26"/>
+          <w:szCs w:val="26"/>
+        </w:rPr>
+      </w:pPr>
+      <w:r>
+        <w:rPr>
+          <w:rFonts w:ascii="Times New Roman" w:hAnsi="Times New Roman" w:cs="Times New Roman"/>
+          <w:sz w:val="26"/>
+          <w:szCs w:val="26"/>
+        </w:rPr>
+        <w:t>Áp dụng cho các lô hàng đã là NFT (status: 'MINTED'). Hệ thống thay mặt cập nhật lên Blockchain.</w:t>
+      </w:r>
+    </w:p>
+    <w:p>
+      <w:pPr>
+        <w:numPr>
+          <w:ilvl w:val="0"/>
+          <w:numId w:val="26"/>
+        </w:numPr>
+        <w:jc w:val="both"/>
+        <w:rPr>
+          <w:rFonts w:ascii="Times New Roman" w:hAnsi="Times New Roman" w:cs="Times New Roman"/>
+          <w:sz w:val="26"/>
+          <w:szCs w:val="26"/>
+        </w:rPr>
+      </w:pPr>
+      <w:r>
+        <w:rPr>
+          <w:rFonts w:ascii="Times New Roman" w:hAnsi="Times New Roman" w:cs="Times New Roman"/>
+          <w:sz w:val="26"/>
+          <w:szCs w:val="26"/>
+        </w:rPr>
+        <w:t>API: POST /api/batches/:batchId/shipping (tương ứng controller updateShippingLog)</w:t>
+      </w:r>
+    </w:p>
+    <w:p>
+      <w:pPr>
+        <w:numPr>
+          <w:ilvl w:val="0"/>
+          <w:numId w:val="26"/>
+        </w:numPr>
+        <w:jc w:val="both"/>
+        <w:rPr>
+          <w:rFonts w:ascii="Times New Roman" w:hAnsi="Times New Roman" w:cs="Times New Roman"/>
+          <w:sz w:val="26"/>
+          <w:szCs w:val="26"/>
+        </w:rPr>
+      </w:pPr>
+      <w:r>
+        <w:rPr>
+          <w:rFonts w:ascii="Times New Roman" w:hAnsi="Times New Roman" w:cs="Times New Roman"/>
+          <w:sz w:val="26"/>
+          <w:szCs w:val="26"/>
+        </w:rPr>
+        <w:t>Payload (Do máy quét mã / tài xế gửi lên):</w:t>
+      </w:r>
+    </w:p>
+    <w:p>
+      <w:pPr>
+        <w:pStyle w:val="ListParagraph"/>
+        <w:ind w:left="360"/>
+        <w:jc w:val="both"/>
+        <w:rPr>
+          <w:rFonts w:ascii="Times New Roman" w:hAnsi="Times New Roman" w:cs="Times New Roman"/>
+          <w:sz w:val="26"/>
+          <w:szCs w:val="26"/>
+        </w:rPr>
+      </w:pPr>
+      <w:r>
+        <w:rPr>
+          <w:rFonts w:ascii="Times New Roman" w:hAnsi="Times New Roman" w:cs="Times New Roman"/>
+          <w:sz w:val="26"/>
+          <w:szCs w:val="26"/>
+        </w:rPr>
+        <w:lastRenderedPageBreak/>
+        <w:t>JSON</w:t>
+      </w:r>
+    </w:p>
+    <w:p>
+      <w:pPr>
+        <w:pStyle w:val="ListParagraph"/>
+        <w:ind w:left="360"/>
+        <w:jc w:val="both"/>
+        <w:rPr>
+          <w:rFonts w:ascii="Times New Roman" w:hAnsi="Times New Roman" w:cs="Times New Roman"/>
+          <w:sz w:val="26"/>
+          <w:szCs w:val="26"/>
+        </w:rPr>
+      </w:pPr>
+      <w:r>
+        <w:rPr>
+          <w:rFonts w:ascii="Times New Roman" w:hAnsi="Times New Roman" w:cs="Times New Roman"/>
+          <w:sz w:val="26"/>
+          <w:szCs w:val="26"/>
+        </w:rPr>
+        <w:t>{</w:t>
+      </w:r>
+    </w:p>
+    <w:p>
+      <w:pPr>
+        <w:pStyle w:val="ListParagraph"/>
+        <w:ind w:left="360"/>
+        <w:jc w:val="both"/>
+        <w:rPr>
+          <w:rFonts w:ascii="Times New Roman" w:hAnsi="Times New Roman" w:cs="Times New Roman"/>
+          <w:sz w:val="26"/>
+          <w:szCs w:val="26"/>
+        </w:rPr>
+      </w:pPr>
+      <w:r>
+        <w:rPr>
+          <w:rFonts w:ascii="Times New Roman" w:hAnsi="Times New Roman" w:cs="Times New Roman"/>
+          <w:sz w:val="26"/>
+          <w:szCs w:val="26"/>
+        </w:rPr>
+        <w:t>"location": "Kho lạnh Co.opMart Quận 1",</w:t>
+      </w:r>
+    </w:p>
+    <w:p>
+      <w:pPr>
+        <w:pStyle w:val="ListParagraph"/>
+        <w:ind w:left="360"/>
+        <w:jc w:val="both"/>
+        <w:rPr>
+          <w:rFonts w:ascii="Times New Roman" w:hAnsi="Times New Roman" w:cs="Times New Roman"/>
+          <w:sz w:val="26"/>
+          <w:szCs w:val="26"/>
+        </w:rPr>
+      </w:pPr>
+      <w:r>
+        <w:rPr>
+          <w:rFonts w:ascii="Times New Roman" w:hAnsi="Times New Roman" w:cs="Times New Roman"/>
+          <w:sz w:val="26"/>
+          <w:szCs w:val="26"/>
+        </w:rPr>
+        <w:t>"status": "Đang nhập kho"</w:t>
+      </w:r>
+    </w:p>
+    <w:p>
+      <w:pPr>
+        <w:pStyle w:val="ListParagraph"/>
+        <w:ind w:left="360"/>
+        <w:jc w:val="both"/>
+        <w:rPr>
+          <w:rFonts w:ascii="Times New Roman" w:hAnsi="Times New Roman" w:cs="Times New Roman"/>
+          <w:sz w:val="26"/>
+          <w:szCs w:val="26"/>
+        </w:rPr>
+      </w:pPr>
+      <w:r>
+        <w:rPr>
+          <w:rFonts w:ascii="Times New Roman" w:hAnsi="Times New Roman" w:cs="Times New Roman"/>
+          <w:sz w:val="26"/>
+          <w:szCs w:val="26"/>
+        </w:rPr>
+        <w:t>}</w:t>
+      </w:r>
+    </w:p>
+    <w:p>
+      <w:pPr>
+        <w:numPr>
+          <w:ilvl w:val="0"/>
+          <w:numId w:val="26"/>
+        </w:numPr>
+        <w:jc w:val="both"/>
+        <w:rPr>
+          <w:rFonts w:ascii="Times New Roman" w:hAnsi="Times New Roman" w:cs="Times New Roman"/>
+          <w:sz w:val="26"/>
+          <w:szCs w:val="26"/>
+        </w:rPr>
+      </w:pPr>
+      <w:r>
+        <w:rPr>
+          <w:rFonts w:ascii="Times New Roman" w:hAnsi="Times New Roman" w:cs="Times New Roman"/>
+          <w:sz w:val="26"/>
+          <w:szCs w:val="26"/>
+        </w:rPr>
+        <w:t>Logic Backend thực thi (Chuỗi thao tác liên hoàn):</w:t>
+      </w:r>
+    </w:p>
+    <w:p>
+      <w:pPr>
+        <w:numPr>
+          <w:ilvl w:val="1"/>
+          <w:numId w:val="26"/>
+        </w:numPr>
+        <w:jc w:val="both"/>
+        <w:rPr>
+          <w:rFonts w:ascii="Times New Roman" w:hAnsi="Times New Roman" w:cs="Times New Roman"/>
+          <w:sz w:val="26"/>
+          <w:szCs w:val="26"/>
+        </w:rPr>
+      </w:pPr>
+      <w:r>
+        <w:rPr>
+          <w:rFonts w:ascii="Times New Roman" w:hAnsi="Times New Roman" w:cs="Times New Roman"/>
+          <w:sz w:val="26"/>
+          <w:szCs w:val="26"/>
+        </w:rPr>
+        <w:t>DB Update: Tạo log data (action: status, location, timestamp) và push vào mảng logs của DB bằng DAO.</w:t>
+      </w:r>
+    </w:p>
+    <w:p>
+      <w:pPr>
+        <w:numPr>
+          <w:ilvl w:val="1"/>
+          <w:numId w:val="26"/>
+        </w:numPr>
+        <w:jc w:val="both"/>
+        <w:rPr>
+          <w:rFonts w:ascii="Times New Roman" w:hAnsi="Times New Roman" w:cs="Times New Roman"/>
+          <w:sz w:val="26"/>
+          <w:szCs w:val="26"/>
+        </w:rPr>
+      </w:pPr>
+      <w:r>
+        <w:rPr>
+          <w:rFonts w:ascii="Times New Roman" w:hAnsi="Times New Roman" w:cs="Times New Roman"/>
+          <w:sz w:val="26"/>
+          <w:szCs w:val="26"/>
+        </w:rPr>
+        <w:t>Re-pin IPFS: Lấy toàn bộ data lô hàng (kèm array logs vừa được thêm mới) và gọi pinJsonToIPFS lần 2. Nhận về newIpfsHash.</w:t>
+      </w:r>
+    </w:p>
+    <w:p>
+      <w:pPr>
+        <w:numPr>
+          <w:ilvl w:val="1"/>
+          <w:numId w:val="26"/>
+        </w:numPr>
+        <w:jc w:val="both"/>
+        <w:rPr>
+          <w:rFonts w:ascii="Times New Roman" w:hAnsi="Times New Roman" w:cs="Times New Roman"/>
+          <w:sz w:val="26"/>
+          <w:szCs w:val="26"/>
+        </w:rPr>
+      </w:pPr>
+      <w:r>
+        <w:rPr>
+          <w:rFonts w:ascii="Times New Roman" w:hAnsi="Times New Roman" w:cs="Times New Roman"/>
+          <w:sz w:val="26"/>
+          <w:szCs w:val="26"/>
+        </w:rPr>
+        <w:t>Hệ thống tự ký tx on-chain:</w:t>
+      </w:r>
+    </w:p>
+    <w:p>
+      <w:pPr>
+        <w:numPr>
+          <w:ilvl w:val="2"/>
+          <w:numId w:val="26"/>
+        </w:numPr>
+        <w:jc w:val="both"/>
+        <w:rPr>
+          <w:rFonts w:ascii="Times New Roman" w:hAnsi="Times New Roman" w:cs="Times New Roman"/>
+          <w:sz w:val="26"/>
+          <w:szCs w:val="26"/>
+        </w:rPr>
+      </w:pPr>
+      <w:r>
+        <w:rPr>
+          <w:rFonts w:ascii="Times New Roman" w:hAnsi="Times New Roman" w:cs="Times New Roman"/>
+          <w:sz w:val="26"/>
+          <w:szCs w:val="26"/>
+        </w:rPr>
+        <w:t>Khởi tạo Provider: new ethers.JsonRpcProvider(ETH_RPC_URL).</w:t>
+      </w:r>
+    </w:p>
+    <w:p>
+      <w:pPr>
+        <w:numPr>
+          <w:ilvl w:val="2"/>
+          <w:numId w:val="26"/>
+        </w:numPr>
+        <w:jc w:val="both"/>
+        <w:rPr>
+          <w:rFonts w:ascii="Times New Roman" w:hAnsi="Times New Roman" w:cs="Times New Roman"/>
+          <w:sz w:val="26"/>
+          <w:szCs w:val="26"/>
+        </w:rPr>
+      </w:pPr>
+      <w:r>
+        <w:rPr>
+          <w:rFonts w:ascii="Times New Roman" w:hAnsi="Times New Roman" w:cs="Times New Roman"/>
+          <w:sz w:val="26"/>
+          <w:szCs w:val="26"/>
+        </w:rPr>
+        <w:t>Nạp ví Admin: new ethers.Wallet(SYSTEM_PRIVATE_KEY, provider).</w:t>
+      </w:r>
+    </w:p>
+    <w:p>
+      <w:pPr>
+        <w:numPr>
+          <w:ilvl w:val="2"/>
+          <w:numId w:val="26"/>
+        </w:numPr>
+        <w:jc w:val="both"/>
+        <w:rPr>
+          <w:rFonts w:ascii="Times New Roman" w:hAnsi="Times New Roman" w:cs="Times New Roman"/>
+          <w:sz w:val="26"/>
+          <w:szCs w:val="26"/>
+        </w:rPr>
+      </w:pPr>
+      <w:r>
+        <w:rPr>
+          <w:rFonts w:ascii="Times New Roman" w:hAnsi="Times New Roman" w:cs="Times New Roman"/>
+          <w:sz w:val="26"/>
+          <w:szCs w:val="26"/>
+        </w:rPr>
+        <w:t xml:space="preserve">Gọi Contract: contract.updateShipping(tokenId, newIpfsHash). </w:t>
+      </w:r>
+      <w:r>
+        <w:rPr>
+          <w:rFonts w:ascii="Times New Roman" w:hAnsi="Times New Roman" w:cs="Times New Roman"/>
           <w:i/>
           <w:iCs/>
-        </w:rPr>
-        <w:t>"Vui lòng ký để xác thực. Mã: 123456"</w:t>
-      </w:r>
-      <w:r>
-        <w:t>. Kiểm định viên bấm Sign (Ký). Frontend gửi chữ ký (Signature) về lại Backend.</w:t>
+          <w:sz w:val="26"/>
+          <w:szCs w:val="26"/>
+        </w:rPr>
+        <w:t>Lưu ý Dev SC: Hàm này trên Solidity có require(msg.sender == systemAdmin).</w:t>
+      </w:r>
+    </w:p>
+    <w:p>
+      <w:pPr>
+        <w:numPr>
+          <w:ilvl w:val="2"/>
+          <w:numId w:val="26"/>
+        </w:numPr>
+        <w:jc w:val="both"/>
+        <w:rPr>
+          <w:rFonts w:ascii="Times New Roman" w:hAnsi="Times New Roman" w:cs="Times New Roman"/>
+          <w:sz w:val="26"/>
+          <w:szCs w:val="26"/>
+        </w:rPr>
+      </w:pPr>
+      <w:r>
+        <w:rPr>
+          <w:rFonts w:ascii="Times New Roman" w:hAnsi="Times New Roman" w:cs="Times New Roman"/>
+          <w:sz w:val="26"/>
+          <w:szCs w:val="26"/>
+        </w:rPr>
+        <w:t>Đợi tx.wait().</w:t>
+      </w:r>
+    </w:p>
+    <w:p>
+      <w:pPr>
+        <w:numPr>
+          <w:ilvl w:val="1"/>
+          <w:numId w:val="26"/>
+        </w:numPr>
+        <w:jc w:val="both"/>
+        <w:rPr>
+          <w:rFonts w:ascii="Times New Roman" w:hAnsi="Times New Roman" w:cs="Times New Roman"/>
+          <w:sz w:val="26"/>
+          <w:szCs w:val="26"/>
+        </w:rPr>
+      </w:pPr>
+      <w:r>
+        <w:rPr>
+          <w:rFonts w:ascii="Times New Roman" w:hAnsi="Times New Roman" w:cs="Times New Roman"/>
+          <w:sz w:val="26"/>
+          <w:szCs w:val="26"/>
+        </w:rPr>
+        <w:t>Hoàn tất: Cập nhật ipfsHash = newIpfsHash mới vào DB lô hàng.</w:t>
+      </w:r>
+    </w:p>
+    <w:p>
+      <w:pPr>
+        <w:jc w:val="both"/>
+        <w:rPr>
+          <w:rFonts w:ascii="Times New Roman" w:hAnsi="Times New Roman" w:cs="Times New Roman"/>
+          <w:sz w:val="26"/>
+          <w:szCs w:val="26"/>
+        </w:rPr>
+      </w:pPr>
+      <w:r>
+        <w:rPr>
+          <w:rFonts w:ascii="Times New Roman" w:hAnsi="Times New Roman" w:cs="Times New Roman"/>
+          <w:sz w:val="26"/>
+          <w:szCs w:val="26"/>
+        </w:rPr>
+        <w:pict w14:anchorId="58DA0764">
+          <v:rect id="_x0000_i1093" style="width:0;height:1.5pt" o:hralign="center" o:hrstd="t" o:hrnoshade="t" o:hr="t" fillcolor="gray" stroked="f"/>
+        </w:pict>
+      </w:r>
+    </w:p>
+    <w:p>
+      <w:pPr>
+        <w:jc w:val="both"/>
+        <w:rPr>
+          <w:rFonts w:ascii="Times New Roman" w:hAnsi="Times New Roman" w:cs="Times New Roman"/>
+          <w:sz w:val="26"/>
+          <w:szCs w:val="26"/>
+        </w:rPr>
+      </w:pPr>
+      <w:r>
+        <w:rPr>
+          <w:rFonts w:ascii="Times New Roman" w:hAnsi="Times New Roman" w:cs="Times New Roman"/>
+          <w:sz w:val="26"/>
+          <w:szCs w:val="26"/>
+        </w:rPr>
+        <w:t>Luồng 6: Public - Truy xuất Nguồn gốc (Dành cho Người tiêu dùng)</w:t>
+      </w:r>
+    </w:p>
+    <w:p>
+      <w:pPr>
+        <w:jc w:val="both"/>
+        <w:rPr>
+          <w:rFonts w:ascii="Times New Roman" w:hAnsi="Times New Roman" w:cs="Times New Roman"/>
+          <w:sz w:val="26"/>
+          <w:szCs w:val="26"/>
+        </w:rPr>
+      </w:pPr>
+      <w:r>
+        <w:rPr>
+          <w:rFonts w:ascii="Times New Roman" w:hAnsi="Times New Roman" w:cs="Times New Roman"/>
+          <w:sz w:val="26"/>
+          <w:szCs w:val="26"/>
+        </w:rPr>
+        <w:t>Người tiêu dùng không cần đăng nhập, ưu tiên tốc độ tải và tính xác thực dữ liệu.</w:t>
       </w:r>
     </w:p>
     <w:p>
       <w:pPr>
         <w:numPr>
           <w:ilvl w:val="0"/>
-          <w:numId w:val="3"/>
+          <w:numId w:val="27"/>
         </w:numPr>
-      </w:pPr>
-      <w:r>
-        <w:rPr>
-          <w:b/>
-          <w:bCs/>
-        </w:rPr>
-        <w:t>Bước 4 (Xác thực On-chain logic):</w:t>
-      </w:r>
-      <w:r>
-        <w:t xml:space="preserve"> Backend dùng ethers.js kiểm tra chữ ký. Nếu hợp lệ, cấp JWT (Role: INSPECTOR) và đổi nonce mới trong DB để bảo mật.</w:t>
-      </w:r>
-    </w:p>
-    <w:p>
-      <w:r>
-        <w:pict w14:anchorId="2C4EBA26">
-          <v:rect id="_x0000_i1027" style="width:0;height:1.5pt" o:hralign="center" o:hrstd="t" o:hr="t" fillcolor="#a0a0a0" stroked="f"/>
-        </w:pict>
-      </w:r>
-    </w:p>
-    <w:p>
-      <w:pPr>
-        <w:rPr>
-          <w:b/>
-          <w:bCs/>
-        </w:rPr>
-      </w:pPr>
-      <w:r>
-        <w:rPr>
-          <w:b/>
-          <w:bCs/>
-        </w:rPr>
-        <w:t>Luồng 4: Kiểm định &amp; Đúc NFT (Web3 &amp; IPFS - "Trái tim" của hệ thống)</w:t>
-      </w:r>
-    </w:p>
-    <w:p>
-      <w:r>
-        <w:t>Đây là lúc lô hàng được đóng băng dữ liệu vĩnh viễn và trở thành tài sản số.</w:t>
+        <w:jc w:val="both"/>
+        <w:rPr>
+          <w:rFonts w:ascii="Times New Roman" w:hAnsi="Times New Roman" w:cs="Times New Roman"/>
+          <w:sz w:val="26"/>
+          <w:szCs w:val="26"/>
+        </w:rPr>
+      </w:pPr>
+      <w:r>
+        <w:rPr>
+          <w:rFonts w:ascii="Times New Roman" w:hAnsi="Times New Roman" w:cs="Times New Roman"/>
+          <w:sz w:val="26"/>
+          <w:szCs w:val="26"/>
+        </w:rPr>
+        <w:t>Bước 6.1: Truy xuất Nhanh (Hiển thị Web2)</w:t>
+      </w:r>
+    </w:p>
+    <w:p>
+      <w:pPr>
+        <w:numPr>
+          <w:ilvl w:val="1"/>
+          <w:numId w:val="27"/>
+        </w:numPr>
+        <w:jc w:val="both"/>
+        <w:rPr>
+          <w:rFonts w:ascii="Times New Roman" w:hAnsi="Times New Roman" w:cs="Times New Roman"/>
+          <w:sz w:val="26"/>
+          <w:szCs w:val="26"/>
+        </w:rPr>
+      </w:pPr>
+      <w:r>
+        <w:rPr>
+          <w:rFonts w:ascii="Times New Roman" w:hAnsi="Times New Roman" w:cs="Times New Roman"/>
+          <w:sz w:val="26"/>
+          <w:szCs w:val="26"/>
+        </w:rPr>
+        <w:t>Người dùng quét mã QR, truy cập /trace/:batchId.</w:t>
+      </w:r>
+    </w:p>
+    <w:p>
+      <w:pPr>
+        <w:numPr>
+          <w:ilvl w:val="1"/>
+          <w:numId w:val="27"/>
+        </w:numPr>
+        <w:jc w:val="both"/>
+        <w:rPr>
+          <w:rFonts w:ascii="Times New Roman" w:hAnsi="Times New Roman" w:cs="Times New Roman"/>
+          <w:sz w:val="26"/>
+          <w:szCs w:val="26"/>
+        </w:rPr>
+      </w:pPr>
+      <w:r>
+        <w:rPr>
+          <w:rFonts w:ascii="Times New Roman" w:hAnsi="Times New Roman" w:cs="Times New Roman"/>
+          <w:sz w:val="26"/>
+          <w:szCs w:val="26"/>
+        </w:rPr>
+        <w:t>FE gọi API Public (ví dụ GET /api/public/batches/:batchId) lấy dữ liệu từ MongoDB.</w:t>
+      </w:r>
+    </w:p>
+    <w:p>
+      <w:pPr>
+        <w:numPr>
+          <w:ilvl w:val="1"/>
+          <w:numId w:val="27"/>
+        </w:numPr>
+        <w:jc w:val="both"/>
+        <w:rPr>
+          <w:rFonts w:ascii="Times New Roman" w:hAnsi="Times New Roman" w:cs="Times New Roman"/>
+          <w:sz w:val="26"/>
+          <w:szCs w:val="26"/>
+        </w:rPr>
+      </w:pPr>
+      <w:r>
+        <w:rPr>
+          <w:rFonts w:ascii="Times New Roman" w:hAnsi="Times New Roman" w:cs="Times New Roman"/>
+          <w:sz w:val="26"/>
+          <w:szCs w:val="26"/>
+        </w:rPr>
+        <w:t>FE render ngay lập tức Timeline các hoạt động (logs) để tối ưu UX (không bắt người dùng chờ mạng Blockchain).</w:t>
       </w:r>
     </w:p>
     <w:p>
       <w:pPr>
         <w:numPr>
           <w:ilvl w:val="0"/>
-          <w:numId w:val="4"/>
+          <w:numId w:val="27"/>
         </w:numPr>
-      </w:pPr>
-      <w:r>
-        <w:rPr>
-          <w:b/>
-          <w:bCs/>
-        </w:rPr>
-        <w:t>Bước 1 (Đánh giá):</w:t>
-      </w:r>
-      <w:r>
-        <w:t xml:space="preserve"> Kiểm định viên xem xét hồ sơ lô hàng PENDING của Nông dân. Nếu đạt chuẩn VietGAP, bấm "Duyệt &amp; Đúc NFT".</w:t>
+        <w:jc w:val="both"/>
+        <w:rPr>
+          <w:rFonts w:ascii="Times New Roman" w:hAnsi="Times New Roman" w:cs="Times New Roman"/>
+          <w:sz w:val="26"/>
+          <w:szCs w:val="26"/>
+        </w:rPr>
+      </w:pPr>
+      <w:r>
+        <w:rPr>
+          <w:rFonts w:ascii="Times New Roman" w:hAnsi="Times New Roman" w:cs="Times New Roman"/>
+          <w:sz w:val="26"/>
+          <w:szCs w:val="26"/>
+        </w:rPr>
+        <w:t>Bước 6.2: Đối soát Blockchain (Verify Web3)</w:t>
       </w:r>
     </w:p>
     <w:p>
       <w:pPr>
         <w:numPr>
-          <w:ilvl w:val="0"/>
-          <w:numId w:val="4"/>
+          <w:ilvl w:val="1"/>
+          <w:numId w:val="27"/>
         </w:numPr>
-      </w:pPr>
-      <w:r>
-        <w:rPr>
-          <w:b/>
-          <w:bCs/>
-        </w:rPr>
-        <w:t>Bước 2 (Đóng gói IPFS):</w:t>
-      </w:r>
-      <w:r>
-        <w:t xml:space="preserve"> </w:t>
-      </w:r>
-      <w:r>
-        <w:t xml:space="preserve">Web3 </w:t>
-      </w:r>
-      <w:r>
-        <w:t>Backend gom toàn bộ lịch sử (ngày trồng, phân bón, ảnh chụp) thành 1 file JSON. Gửi file này lên mạng IPFS (Pinata). Nhận về đường link vĩnh cửu ipfs://CID....</w:t>
+        <w:jc w:val="both"/>
+        <w:rPr>
+          <w:rFonts w:ascii="Times New Roman" w:hAnsi="Times New Roman" w:cs="Times New Roman"/>
+          <w:sz w:val="26"/>
+          <w:szCs w:val="26"/>
+        </w:rPr>
+      </w:pPr>
+      <w:r>
+        <w:rPr>
+          <w:rFonts w:ascii="Times New Roman" w:hAnsi="Times New Roman" w:cs="Times New Roman"/>
+          <w:sz w:val="26"/>
+          <w:szCs w:val="26"/>
+        </w:rPr>
+        <w:t>Trong background, FE khởi tạo ethers.JsonRpcProvider (dùng RPC public, không cần MetaMask).</w:t>
       </w:r>
     </w:p>
     <w:p>
       <w:pPr>
         <w:numPr>
-          <w:ilvl w:val="0"/>
-          <w:numId w:val="4"/>
+          <w:ilvl w:val="1"/>
+          <w:numId w:val="27"/>
         </w:numPr>
-      </w:pPr>
-      <w:r>
-        <w:rPr>
-          <w:b/>
-          <w:bCs/>
-        </w:rPr>
-        <w:t>Bước 3 (Giao dịch Blockchain):</w:t>
-      </w:r>
-      <w:r>
-        <w:t xml:space="preserve"> </w:t>
-      </w:r>
-      <w:r>
-        <w:t xml:space="preserve">Web3 </w:t>
-      </w:r>
-      <w:r>
-        <w:t>Frontend nhận link IPFS, gọi hàm mintBatchNFT(địa_chỉ_ví, link_ipfs)</w:t>
-      </w:r>
-      <w:r>
-        <w:t>(tên tạm)</w:t>
-      </w:r>
-      <w:r>
-        <w:t xml:space="preserve"> trên Smart Contract (do </w:t>
-      </w:r>
-      <w:r>
-        <w:t>Database&amp;Blockchain</w:t>
-      </w:r>
-      <w:r>
-        <w:t xml:space="preserve"> viết). MetaMask bật lên, Kiểm định viên trả phí Gas bằng ETH thử nghiệm để xác nhận.</w:t>
+        <w:jc w:val="both"/>
+        <w:rPr>
+          <w:rFonts w:ascii="Times New Roman" w:hAnsi="Times New Roman" w:cs="Times New Roman"/>
+          <w:sz w:val="26"/>
+          <w:szCs w:val="26"/>
+        </w:rPr>
+      </w:pPr>
+      <w:r>
+        <w:rPr>
+          <w:rFonts w:ascii="Times New Roman" w:hAnsi="Times New Roman" w:cs="Times New Roman"/>
+          <w:sz w:val="26"/>
+          <w:szCs w:val="26"/>
+        </w:rPr>
+        <w:lastRenderedPageBreak/>
+        <w:t>FE gọi hàm read-only trên Smart Contract: contract.batches(tokenId).</w:t>
       </w:r>
     </w:p>
     <w:p>
       <w:pPr>
         <w:numPr>
-          <w:ilvl w:val="0"/>
-          <w:numId w:val="4"/>
+          <w:ilvl w:val="1"/>
+          <w:numId w:val="27"/>
         </w:numPr>
-      </w:pPr>
-      <w:r>
-        <w:rPr>
-          <w:b/>
-          <w:bCs/>
-        </w:rPr>
-        <w:t>Bước 4 (Đồng bộ):</w:t>
-      </w:r>
-      <w:r>
-        <w:t xml:space="preserve"> Giao dịch thành công sinh ra tokenId và mã giao dịch txHash. Frontend gửi chúng về Backend. Backend cập nhật DB: Đổi trạng thái lô hàng thành MINTED, lưu tokenId và txHash.</w:t>
-      </w:r>
-    </w:p>
-    <w:p>
-      <w:r>
-        <w:pict w14:anchorId="63480477">
-          <v:rect id="_x0000_i1028" style="width:0;height:1.5pt" o:hralign="center" o:hrstd="t" o:hr="t" fillcolor="#a0a0a0" stroked="f"/>
-        </w:pict>
-      </w:r>
-    </w:p>
-    <w:p>
-      <w:pPr>
-        <w:rPr>
-          <w:b/>
-          <w:bCs/>
-        </w:rPr>
-      </w:pPr>
-      <w:r>
-        <w:rPr>
-          <w:b/>
-          <w:bCs/>
-        </w:rPr>
-        <w:t>Luồng 5: Kiểm tra nguồn gốc (Dành cho Người tiêu dùng - Public)</w:t>
-      </w:r>
-    </w:p>
-    <w:p>
-      <w:r>
-        <w:t>Luồng này phục vụ người mua hàng tại siêu thị, ưu tiên tốc độ và sự minh bạch.</w:t>
+        <w:jc w:val="both"/>
+        <w:rPr>
+          <w:rFonts w:ascii="Times New Roman" w:hAnsi="Times New Roman" w:cs="Times New Roman"/>
+          <w:sz w:val="26"/>
+          <w:szCs w:val="26"/>
+        </w:rPr>
+      </w:pPr>
+      <w:r>
+        <w:rPr>
+          <w:rFonts w:ascii="Times New Roman" w:hAnsi="Times New Roman" w:cs="Times New Roman"/>
+          <w:sz w:val="26"/>
+          <w:szCs w:val="26"/>
+        </w:rPr>
+        <w:t>Contract trả về tuple chứa ipfsHash lưu trên chuỗi.</w:t>
       </w:r>
     </w:p>
     <w:p>
       <w:pPr>
         <w:numPr>
-          <w:ilvl w:val="0"/>
-          <w:numId w:val="5"/>
+          <w:ilvl w:val="1"/>
+          <w:numId w:val="27"/>
         </w:numPr>
-      </w:pPr>
-      <w:r>
-        <w:rPr>
-          <w:b/>
-          <w:bCs/>
-        </w:rPr>
-        <w:t>Bước 1 (Quét QR</w:t>
-      </w:r>
-      <w:r>
-        <w:rPr>
-          <w:b/>
-          <w:bCs/>
-        </w:rPr>
-        <w:t>/Nhập mã</w:t>
-      </w:r>
-      <w:r>
-        <w:rPr>
-          <w:b/>
-          <w:bCs/>
-        </w:rPr>
-        <w:t>):</w:t>
-      </w:r>
-      <w:r>
-        <w:t xml:space="preserve"> Người dùng quét mã QR</w:t>
-      </w:r>
-      <w:r>
-        <w:t>/ hoặc nhập mã</w:t>
-      </w:r>
-      <w:r>
-        <w:t xml:space="preserve"> trên quả xoài. Trình duyệt mở ra trang web truy xuất.</w:t>
+        <w:jc w:val="both"/>
+        <w:rPr>
+          <w:rFonts w:ascii="Times New Roman" w:hAnsi="Times New Roman" w:cs="Times New Roman"/>
+          <w:sz w:val="26"/>
+          <w:szCs w:val="26"/>
+        </w:rPr>
+      </w:pPr>
+      <w:r>
+        <w:rPr>
+          <w:rFonts w:ascii="Times New Roman" w:hAnsi="Times New Roman" w:cs="Times New Roman"/>
+          <w:sz w:val="26"/>
+          <w:szCs w:val="26"/>
+        </w:rPr>
+        <w:t>Logic so sánh (FE thực thi):</w:t>
       </w:r>
     </w:p>
     <w:p>
       <w:pPr>
         <w:numPr>
-          <w:ilvl w:val="0"/>
-          <w:numId w:val="5"/>
+          <w:ilvl w:val="2"/>
+          <w:numId w:val="27"/>
         </w:numPr>
-      </w:pPr>
-      <w:r>
-        <w:rPr>
-          <w:b/>
-          <w:bCs/>
-        </w:rPr>
-        <w:lastRenderedPageBreak/>
-        <w:t>Bước 2 (Truy xuất nhanh):</w:t>
-      </w:r>
-      <w:r>
-        <w:t xml:space="preserve"> </w:t>
-      </w:r>
-      <w:r>
-        <w:t xml:space="preserve">Web2 </w:t>
-      </w:r>
-      <w:r>
-        <w:t>Frontend gọi API lấy dữ liệu của lô hàng đó từ MongoDB. Hiển thị Timeline vòng đời sản phẩm cực kỳ nhanh chóng.</w:t>
+        <w:jc w:val="both"/>
+        <w:rPr>
+          <w:rFonts w:ascii="Times New Roman" w:hAnsi="Times New Roman" w:cs="Times New Roman"/>
+          <w:sz w:val="26"/>
+          <w:szCs w:val="26"/>
+        </w:rPr>
+      </w:pPr>
+      <w:r>
+        <w:rPr>
+          <w:rFonts w:ascii="Times New Roman" w:hAnsi="Times New Roman" w:cs="Times New Roman"/>
+          <w:sz w:val="26"/>
+          <w:szCs w:val="26"/>
+        </w:rPr>
+        <w:t>Nếu ipfsHash_on_chain === batch.ipfsHash_from_DB: Đổi UI thành chữ xanh "Dữ liệu Khớp - Được bảo vệ bởi Blockchain Ethereum".</w:t>
       </w:r>
     </w:p>
     <w:p>
       <w:pPr>
         <w:numPr>
-          <w:ilvl w:val="0"/>
-          <w:numId w:val="5"/>
+          <w:ilvl w:val="2"/>
+          <w:numId w:val="27"/>
         </w:numPr>
-      </w:pPr>
-      <w:r>
-        <w:rPr>
-          <w:b/>
-          <w:bCs/>
-        </w:rPr>
-        <w:t>Bước 3 (Bằng chứng thép):</w:t>
-      </w:r>
-      <w:r>
-        <w:t xml:space="preserve"> Ở cuối trang web, Frontend hiển thị khu vực "Chứng nhận Blockchain".</w:t>
+        <w:jc w:val="both"/>
+        <w:rPr>
+          <w:rFonts w:ascii="Times New Roman" w:hAnsi="Times New Roman" w:cs="Times New Roman"/>
+          <w:sz w:val="26"/>
+          <w:szCs w:val="26"/>
+        </w:rPr>
+      </w:pPr>
+      <w:r>
+        <w:rPr>
+          <w:rFonts w:ascii="Times New Roman" w:hAnsi="Times New Roman" w:cs="Times New Roman"/>
+          <w:sz w:val="26"/>
+          <w:szCs w:val="26"/>
+        </w:rPr>
+        <w:t>Nếu sai lệch (DB bị ai đó hack sửa): Cảnh báo đỏ "Dữ liệu có dấu hiệu bị giả mạo!".</w:t>
       </w:r>
     </w:p>
     <w:p>
       <w:pPr>
         <w:numPr>
-          <w:ilvl w:val="0"/>
-          <w:numId w:val="5"/>
+          <w:ilvl w:val="1"/>
+          <w:numId w:val="27"/>
         </w:numPr>
-      </w:pPr>
-      <w:r>
-        <w:rPr>
-          <w:b/>
-          <w:bCs/>
-        </w:rPr>
-        <w:t>Bước 4 (Tự động đối chiếu):</w:t>
-      </w:r>
-      <w:r>
-        <w:t xml:space="preserve"> Trang web tự động gọi RPC đọc dữ liệu từ Smart Contract. Nếu link IPFS trên Contract khớp với dữ liệu web đang hiển thị, màn hình báo: </w:t>
-      </w:r>
-      <w:r>
-        <w:rPr>
-          <w:i/>
-          <w:iCs/>
-        </w:rPr>
-        <w:t>"Dữ liệu Khớp - Được bảo vệ bởi Blockchain Ethereum"</w:t>
-      </w:r>
-      <w:r>
-        <w:t>. Hiển thị kèm link Etherscan để người dùng tự kiểm chứng giao dịch thật.</w:t>
-      </w:r>
+        <w:jc w:val="both"/>
+        <w:rPr>
+          <w:rFonts w:ascii="Times New Roman" w:hAnsi="Times New Roman" w:cs="Times New Roman"/>
+          <w:sz w:val="26"/>
+          <w:szCs w:val="26"/>
+        </w:rPr>
+      </w:pPr>
+      <w:r>
+        <w:rPr>
+          <w:rFonts w:ascii="Times New Roman" w:hAnsi="Times New Roman" w:cs="Times New Roman"/>
+          <w:sz w:val="26"/>
+          <w:szCs w:val="26"/>
+        </w:rPr>
+        <w:t>Hiển thị link &lt;a href="https://sepolia.etherscan.io/tx/{txHash}"&gt; để người dùng bấm vào xem giao dịch thật.</w:t>
+      </w:r>
+    </w:p>
+    <w:p>
+      <w:pPr>
+        <w:jc w:val="both"/>
+        <w:rPr>
+          <w:rFonts w:ascii="Times New Roman" w:hAnsi="Times New Roman" w:cs="Times New Roman"/>
+          <w:sz w:val="26"/>
+          <w:szCs w:val="26"/>
+        </w:rPr>
+      </w:pPr>
     </w:p>
     <w:sectPr>
       <w:pgSz w:w="12240" w:h="15840"/>
@@ -674,6 +2584,1181 @@
 <file path=word/numbering.xml><?xml version="1.0" encoding="utf-8"?>
 <w:numbering xmlns:wpc="http://schemas.microsoft.com/office/word/2010/wordprocessingCanvas" xmlns:cx="http://schemas.microsoft.com/office/drawing/2014/chartex" xmlns:cx1="http://schemas.microsoft.com/office/drawing/2015/9/8/chartex" xmlns:cx2="http://schemas.microsoft.com/office/drawing/2015/10/21/chartex" xmlns:cx3="http://schemas.microsoft.com/office/drawing/2016/5/9/chartex" xmlns:cx4="http://schemas.microsoft.com/office/drawing/2016/5/10/chartex" xmlns:cx5="http://schemas.microsoft.com/office/drawing/2016/5/11/chartex" xmlns:cx6="http://schemas.microsoft.com/office/drawing/2016/5/12/chartex" xmlns:cx7="http://schemas.microsoft.com/office/drawing/2016/5/13/chartex" xmlns:cx8="http://schemas.microsoft.com/office/drawing/2016/5/14/chartex" xmlns:mc="http://schemas.openxmlformats.org/markup-compatibility/2006" xmlns:aink="http://schemas.microsoft.com/office/drawing/2016/ink" xmlns:am3d="http://schemas.microsoft.com/office/drawing/2017/model3d" xmlns:o="urn:schemas-microsoft-com:office:office" xmlns:oel="http://schemas.microsoft.com/office/2019/extlst" xmlns:r="http://schemas.openxmlformats.org/officeDocument/2006/relationships" xmlns:m="http://schemas.openxmlformats.org/officeDocument/2006/math" xmlns:v="urn:schemas-microsoft-com:vml" xmlns:wp14="http://schemas.microsoft.com/office/word/2010/wordprocessingDrawing" xmlns:wp="http://schemas.openxmlformats.org/drawingml/2006/wordprocessingDrawing" xmlns:w10="urn:schemas-microsoft-com:office:word" xmlns:w="http://schemas.openxmlformats.org/wordprocessingml/2006/main" xmlns:w14="http://schemas.microsoft.com/office/word/2010/wordml" xmlns:w15="http://schemas.microsoft.com/office/word/2012/wordml" xmlns:w16cex="http://schemas.microsoft.com/office/word/2018/wordml/cex" xmlns:w16cid="http://schemas.microsoft.com/office/word/2016/wordml/cid" xmlns:w16="http://schemas.microsoft.com/office/word/2018/wordml" xmlns:w16du="http://schemas.microsoft.com/office/word/2023/wordml/word16du" xmlns:w16sdtdh="http://schemas.microsoft.com/office/word/2020/wordml/sdtdatahash" xmlns:w16sdtfl="http://schemas.microsoft.com/office/word/2024/wordml/sdtformatlock" xmlns:w16se="http://schemas.microsoft.com/office/word/2015/wordml/symex" xmlns:wpg="http://schemas.microsoft.com/office/word/2010/wordprocessingGroup" xmlns:wpi="http://schemas.microsoft.com/office/word/2010/wordprocessingInk" xmlns:wne="http://schemas.microsoft.com/office/word/2006/wordml" xmlns:wps="http://schemas.microsoft.com/office/word/2010/wordprocessingShape" mc:Ignorable="w14 w15 w16se w16cid w16 w16cex w16sdtdh w16sdtfl w16du wp14">
   <w:abstractNum w:abstractNumId="0" w15:restartNumberingAfterBreak="0">
+    <w:nsid w:val="07AB636A"/>
+    <w:multiLevelType w:val="multilevel"/>
+    <w:tmpl w:val="6554D546"/>
+    <w:lvl w:ilvl="0">
+      <w:start w:val="1"/>
+      <w:numFmt w:val="bullet"/>
+      <w:lvlText w:val=""/>
+      <w:lvlJc w:val="left"/>
+      <w:pPr>
+        <w:tabs>
+          <w:tab w:val="num" w:pos="720"/>
+        </w:tabs>
+        <w:ind w:left="720" w:hanging="360"/>
+      </w:pPr>
+      <w:rPr>
+        <w:rFonts w:ascii="Symbol" w:hAnsi="Symbol" w:hint="default"/>
+        <w:sz w:val="20"/>
+      </w:rPr>
+    </w:lvl>
+    <w:lvl w:ilvl="1">
+      <w:start w:val="1"/>
+      <w:numFmt w:val="bullet"/>
+      <w:lvlText w:val="o"/>
+      <w:lvlJc w:val="left"/>
+      <w:pPr>
+        <w:tabs>
+          <w:tab w:val="num" w:pos="1440"/>
+        </w:tabs>
+        <w:ind w:left="1440" w:hanging="360"/>
+      </w:pPr>
+      <w:rPr>
+        <w:rFonts w:ascii="Courier New" w:hAnsi="Courier New" w:hint="default"/>
+        <w:sz w:val="20"/>
+      </w:rPr>
+    </w:lvl>
+    <w:lvl w:ilvl="2">
+      <w:start w:val="1"/>
+      <w:numFmt w:val="bullet"/>
+      <w:lvlText w:val=""/>
+      <w:lvlJc w:val="left"/>
+      <w:pPr>
+        <w:tabs>
+          <w:tab w:val="num" w:pos="2160"/>
+        </w:tabs>
+        <w:ind w:left="2160" w:hanging="360"/>
+      </w:pPr>
+      <w:rPr>
+        <w:rFonts w:ascii="Wingdings" w:hAnsi="Wingdings" w:hint="default"/>
+        <w:sz w:val="20"/>
+      </w:rPr>
+    </w:lvl>
+    <w:lvl w:ilvl="3" w:tentative="1">
+      <w:start w:val="1"/>
+      <w:numFmt w:val="bullet"/>
+      <w:lvlText w:val=""/>
+      <w:lvlJc w:val="left"/>
+      <w:pPr>
+        <w:tabs>
+          <w:tab w:val="num" w:pos="2880"/>
+        </w:tabs>
+        <w:ind w:left="2880" w:hanging="360"/>
+      </w:pPr>
+      <w:rPr>
+        <w:rFonts w:ascii="Wingdings" w:hAnsi="Wingdings" w:hint="default"/>
+        <w:sz w:val="20"/>
+      </w:rPr>
+    </w:lvl>
+    <w:lvl w:ilvl="4" w:tentative="1">
+      <w:start w:val="1"/>
+      <w:numFmt w:val="bullet"/>
+      <w:lvlText w:val=""/>
+      <w:lvlJc w:val="left"/>
+      <w:pPr>
+        <w:tabs>
+          <w:tab w:val="num" w:pos="3600"/>
+        </w:tabs>
+        <w:ind w:left="3600" w:hanging="360"/>
+      </w:pPr>
+      <w:rPr>
+        <w:rFonts w:ascii="Wingdings" w:hAnsi="Wingdings" w:hint="default"/>
+        <w:sz w:val="20"/>
+      </w:rPr>
+    </w:lvl>
+    <w:lvl w:ilvl="5" w:tentative="1">
+      <w:start w:val="1"/>
+      <w:numFmt w:val="bullet"/>
+      <w:lvlText w:val=""/>
+      <w:lvlJc w:val="left"/>
+      <w:pPr>
+        <w:tabs>
+          <w:tab w:val="num" w:pos="4320"/>
+        </w:tabs>
+        <w:ind w:left="4320" w:hanging="360"/>
+      </w:pPr>
+      <w:rPr>
+        <w:rFonts w:ascii="Wingdings" w:hAnsi="Wingdings" w:hint="default"/>
+        <w:sz w:val="20"/>
+      </w:rPr>
+    </w:lvl>
+    <w:lvl w:ilvl="6" w:tentative="1">
+      <w:start w:val="1"/>
+      <w:numFmt w:val="bullet"/>
+      <w:lvlText w:val=""/>
+      <w:lvlJc w:val="left"/>
+      <w:pPr>
+        <w:tabs>
+          <w:tab w:val="num" w:pos="5040"/>
+        </w:tabs>
+        <w:ind w:left="5040" w:hanging="360"/>
+      </w:pPr>
+      <w:rPr>
+        <w:rFonts w:ascii="Wingdings" w:hAnsi="Wingdings" w:hint="default"/>
+        <w:sz w:val="20"/>
+      </w:rPr>
+    </w:lvl>
+    <w:lvl w:ilvl="7" w:tentative="1">
+      <w:start w:val="1"/>
+      <w:numFmt w:val="bullet"/>
+      <w:lvlText w:val=""/>
+      <w:lvlJc w:val="left"/>
+      <w:pPr>
+        <w:tabs>
+          <w:tab w:val="num" w:pos="5760"/>
+        </w:tabs>
+        <w:ind w:left="5760" w:hanging="360"/>
+      </w:pPr>
+      <w:rPr>
+        <w:rFonts w:ascii="Wingdings" w:hAnsi="Wingdings" w:hint="default"/>
+        <w:sz w:val="20"/>
+      </w:rPr>
+    </w:lvl>
+    <w:lvl w:ilvl="8" w:tentative="1">
+      <w:start w:val="1"/>
+      <w:numFmt w:val="bullet"/>
+      <w:lvlText w:val=""/>
+      <w:lvlJc w:val="left"/>
+      <w:pPr>
+        <w:tabs>
+          <w:tab w:val="num" w:pos="6480"/>
+        </w:tabs>
+        <w:ind w:left="6480" w:hanging="360"/>
+      </w:pPr>
+      <w:rPr>
+        <w:rFonts w:ascii="Wingdings" w:hAnsi="Wingdings" w:hint="default"/>
+        <w:sz w:val="20"/>
+      </w:rPr>
+    </w:lvl>
+  </w:abstractNum>
+  <w:abstractNum w:abstractNumId="1" w15:restartNumberingAfterBreak="0">
+    <w:nsid w:val="07B610FF"/>
+    <w:multiLevelType w:val="multilevel"/>
+    <w:tmpl w:val="8238FBF8"/>
+    <w:lvl w:ilvl="0">
+      <w:start w:val="1"/>
+      <w:numFmt w:val="bullet"/>
+      <w:lvlText w:val=""/>
+      <w:lvlJc w:val="left"/>
+      <w:pPr>
+        <w:tabs>
+          <w:tab w:val="num" w:pos="720"/>
+        </w:tabs>
+        <w:ind w:left="720" w:hanging="360"/>
+      </w:pPr>
+      <w:rPr>
+        <w:rFonts w:ascii="Symbol" w:hAnsi="Symbol" w:hint="default"/>
+        <w:sz w:val="20"/>
+      </w:rPr>
+    </w:lvl>
+    <w:lvl w:ilvl="1">
+      <w:start w:val="1"/>
+      <w:numFmt w:val="bullet"/>
+      <w:lvlText w:val="o"/>
+      <w:lvlJc w:val="left"/>
+      <w:pPr>
+        <w:tabs>
+          <w:tab w:val="num" w:pos="1440"/>
+        </w:tabs>
+        <w:ind w:left="1440" w:hanging="360"/>
+      </w:pPr>
+      <w:rPr>
+        <w:rFonts w:ascii="Courier New" w:hAnsi="Courier New" w:hint="default"/>
+        <w:sz w:val="20"/>
+      </w:rPr>
+    </w:lvl>
+    <w:lvl w:ilvl="2" w:tentative="1">
+      <w:start w:val="1"/>
+      <w:numFmt w:val="bullet"/>
+      <w:lvlText w:val=""/>
+      <w:lvlJc w:val="left"/>
+      <w:pPr>
+        <w:tabs>
+          <w:tab w:val="num" w:pos="2160"/>
+        </w:tabs>
+        <w:ind w:left="2160" w:hanging="360"/>
+      </w:pPr>
+      <w:rPr>
+        <w:rFonts w:ascii="Wingdings" w:hAnsi="Wingdings" w:hint="default"/>
+        <w:sz w:val="20"/>
+      </w:rPr>
+    </w:lvl>
+    <w:lvl w:ilvl="3" w:tentative="1">
+      <w:start w:val="1"/>
+      <w:numFmt w:val="bullet"/>
+      <w:lvlText w:val=""/>
+      <w:lvlJc w:val="left"/>
+      <w:pPr>
+        <w:tabs>
+          <w:tab w:val="num" w:pos="2880"/>
+        </w:tabs>
+        <w:ind w:left="2880" w:hanging="360"/>
+      </w:pPr>
+      <w:rPr>
+        <w:rFonts w:ascii="Wingdings" w:hAnsi="Wingdings" w:hint="default"/>
+        <w:sz w:val="20"/>
+      </w:rPr>
+    </w:lvl>
+    <w:lvl w:ilvl="4" w:tentative="1">
+      <w:start w:val="1"/>
+      <w:numFmt w:val="bullet"/>
+      <w:lvlText w:val=""/>
+      <w:lvlJc w:val="left"/>
+      <w:pPr>
+        <w:tabs>
+          <w:tab w:val="num" w:pos="3600"/>
+        </w:tabs>
+        <w:ind w:left="3600" w:hanging="360"/>
+      </w:pPr>
+      <w:rPr>
+        <w:rFonts w:ascii="Wingdings" w:hAnsi="Wingdings" w:hint="default"/>
+        <w:sz w:val="20"/>
+      </w:rPr>
+    </w:lvl>
+    <w:lvl w:ilvl="5" w:tentative="1">
+      <w:start w:val="1"/>
+      <w:numFmt w:val="bullet"/>
+      <w:lvlText w:val=""/>
+      <w:lvlJc w:val="left"/>
+      <w:pPr>
+        <w:tabs>
+          <w:tab w:val="num" w:pos="4320"/>
+        </w:tabs>
+        <w:ind w:left="4320" w:hanging="360"/>
+      </w:pPr>
+      <w:rPr>
+        <w:rFonts w:ascii="Wingdings" w:hAnsi="Wingdings" w:hint="default"/>
+        <w:sz w:val="20"/>
+      </w:rPr>
+    </w:lvl>
+    <w:lvl w:ilvl="6" w:tentative="1">
+      <w:start w:val="1"/>
+      <w:numFmt w:val="bullet"/>
+      <w:lvlText w:val=""/>
+      <w:lvlJc w:val="left"/>
+      <w:pPr>
+        <w:tabs>
+          <w:tab w:val="num" w:pos="5040"/>
+        </w:tabs>
+        <w:ind w:left="5040" w:hanging="360"/>
+      </w:pPr>
+      <w:rPr>
+        <w:rFonts w:ascii="Wingdings" w:hAnsi="Wingdings" w:hint="default"/>
+        <w:sz w:val="20"/>
+      </w:rPr>
+    </w:lvl>
+    <w:lvl w:ilvl="7" w:tentative="1">
+      <w:start w:val="1"/>
+      <w:numFmt w:val="bullet"/>
+      <w:lvlText w:val=""/>
+      <w:lvlJc w:val="left"/>
+      <w:pPr>
+        <w:tabs>
+          <w:tab w:val="num" w:pos="5760"/>
+        </w:tabs>
+        <w:ind w:left="5760" w:hanging="360"/>
+      </w:pPr>
+      <w:rPr>
+        <w:rFonts w:ascii="Wingdings" w:hAnsi="Wingdings" w:hint="default"/>
+        <w:sz w:val="20"/>
+      </w:rPr>
+    </w:lvl>
+    <w:lvl w:ilvl="8" w:tentative="1">
+      <w:start w:val="1"/>
+      <w:numFmt w:val="bullet"/>
+      <w:lvlText w:val=""/>
+      <w:lvlJc w:val="left"/>
+      <w:pPr>
+        <w:tabs>
+          <w:tab w:val="num" w:pos="6480"/>
+        </w:tabs>
+        <w:ind w:left="6480" w:hanging="360"/>
+      </w:pPr>
+      <w:rPr>
+        <w:rFonts w:ascii="Wingdings" w:hAnsi="Wingdings" w:hint="default"/>
+        <w:sz w:val="20"/>
+      </w:rPr>
+    </w:lvl>
+  </w:abstractNum>
+  <w:abstractNum w:abstractNumId="2" w15:restartNumberingAfterBreak="0">
+    <w:nsid w:val="17BB1409"/>
+    <w:multiLevelType w:val="multilevel"/>
+    <w:tmpl w:val="0409001F"/>
+    <w:lvl w:ilvl="0">
+      <w:start w:val="1"/>
+      <w:numFmt w:val="decimal"/>
+      <w:lvlText w:val="%1."/>
+      <w:lvlJc w:val="left"/>
+      <w:pPr>
+        <w:ind w:left="360" w:hanging="360"/>
+      </w:pPr>
+    </w:lvl>
+    <w:lvl w:ilvl="1">
+      <w:start w:val="1"/>
+      <w:numFmt w:val="decimal"/>
+      <w:lvlText w:val="%1.%2."/>
+      <w:lvlJc w:val="left"/>
+      <w:pPr>
+        <w:ind w:left="792" w:hanging="432"/>
+      </w:pPr>
+    </w:lvl>
+    <w:lvl w:ilvl="2">
+      <w:start w:val="1"/>
+      <w:numFmt w:val="decimal"/>
+      <w:lvlText w:val="%1.%2.%3."/>
+      <w:lvlJc w:val="left"/>
+      <w:pPr>
+        <w:ind w:left="1224" w:hanging="504"/>
+      </w:pPr>
+    </w:lvl>
+    <w:lvl w:ilvl="3">
+      <w:start w:val="1"/>
+      <w:numFmt w:val="decimal"/>
+      <w:lvlText w:val="%1.%2.%3.%4."/>
+      <w:lvlJc w:val="left"/>
+      <w:pPr>
+        <w:ind w:left="1728" w:hanging="648"/>
+      </w:pPr>
+    </w:lvl>
+    <w:lvl w:ilvl="4">
+      <w:start w:val="1"/>
+      <w:numFmt w:val="decimal"/>
+      <w:lvlText w:val="%1.%2.%3.%4.%5."/>
+      <w:lvlJc w:val="left"/>
+      <w:pPr>
+        <w:ind w:left="2232" w:hanging="792"/>
+      </w:pPr>
+    </w:lvl>
+    <w:lvl w:ilvl="5">
+      <w:start w:val="1"/>
+      <w:numFmt w:val="decimal"/>
+      <w:lvlText w:val="%1.%2.%3.%4.%5.%6."/>
+      <w:lvlJc w:val="left"/>
+      <w:pPr>
+        <w:ind w:left="2736" w:hanging="936"/>
+      </w:pPr>
+    </w:lvl>
+    <w:lvl w:ilvl="6">
+      <w:start w:val="1"/>
+      <w:numFmt w:val="decimal"/>
+      <w:lvlText w:val="%1.%2.%3.%4.%5.%6.%7."/>
+      <w:lvlJc w:val="left"/>
+      <w:pPr>
+        <w:ind w:left="3240" w:hanging="1080"/>
+      </w:pPr>
+    </w:lvl>
+    <w:lvl w:ilvl="7">
+      <w:start w:val="1"/>
+      <w:numFmt w:val="decimal"/>
+      <w:lvlText w:val="%1.%2.%3.%4.%5.%6.%7.%8."/>
+      <w:lvlJc w:val="left"/>
+      <w:pPr>
+        <w:ind w:left="3744" w:hanging="1224"/>
+      </w:pPr>
+    </w:lvl>
+    <w:lvl w:ilvl="8">
+      <w:start w:val="1"/>
+      <w:numFmt w:val="decimal"/>
+      <w:lvlText w:val="%1.%2.%3.%4.%5.%6.%7.%8.%9."/>
+      <w:lvlJc w:val="left"/>
+      <w:pPr>
+        <w:ind w:left="4320" w:hanging="1440"/>
+      </w:pPr>
+    </w:lvl>
+  </w:abstractNum>
+  <w:abstractNum w:abstractNumId="3" w15:restartNumberingAfterBreak="0">
+    <w:nsid w:val="23DE282A"/>
+    <w:multiLevelType w:val="multilevel"/>
+    <w:tmpl w:val="0409001F"/>
+    <w:lvl w:ilvl="0">
+      <w:start w:val="1"/>
+      <w:numFmt w:val="decimal"/>
+      <w:lvlText w:val="%1."/>
+      <w:lvlJc w:val="left"/>
+      <w:pPr>
+        <w:ind w:left="360" w:hanging="360"/>
+      </w:pPr>
+    </w:lvl>
+    <w:lvl w:ilvl="1">
+      <w:start w:val="1"/>
+      <w:numFmt w:val="decimal"/>
+      <w:lvlText w:val="%1.%2."/>
+      <w:lvlJc w:val="left"/>
+      <w:pPr>
+        <w:ind w:left="792" w:hanging="432"/>
+      </w:pPr>
+    </w:lvl>
+    <w:lvl w:ilvl="2">
+      <w:start w:val="1"/>
+      <w:numFmt w:val="decimal"/>
+      <w:lvlText w:val="%1.%2.%3."/>
+      <w:lvlJc w:val="left"/>
+      <w:pPr>
+        <w:ind w:left="1224" w:hanging="504"/>
+      </w:pPr>
+    </w:lvl>
+    <w:lvl w:ilvl="3">
+      <w:start w:val="1"/>
+      <w:numFmt w:val="decimal"/>
+      <w:lvlText w:val="%1.%2.%3.%4."/>
+      <w:lvlJc w:val="left"/>
+      <w:pPr>
+        <w:ind w:left="1728" w:hanging="648"/>
+      </w:pPr>
+    </w:lvl>
+    <w:lvl w:ilvl="4">
+      <w:start w:val="1"/>
+      <w:numFmt w:val="decimal"/>
+      <w:lvlText w:val="%1.%2.%3.%4.%5."/>
+      <w:lvlJc w:val="left"/>
+      <w:pPr>
+        <w:ind w:left="2232" w:hanging="792"/>
+      </w:pPr>
+    </w:lvl>
+    <w:lvl w:ilvl="5">
+      <w:start w:val="1"/>
+      <w:numFmt w:val="decimal"/>
+      <w:lvlText w:val="%1.%2.%3.%4.%5.%6."/>
+      <w:lvlJc w:val="left"/>
+      <w:pPr>
+        <w:ind w:left="2736" w:hanging="936"/>
+      </w:pPr>
+    </w:lvl>
+    <w:lvl w:ilvl="6">
+      <w:start w:val="1"/>
+      <w:numFmt w:val="decimal"/>
+      <w:lvlText w:val="%1.%2.%3.%4.%5.%6.%7."/>
+      <w:lvlJc w:val="left"/>
+      <w:pPr>
+        <w:ind w:left="3240" w:hanging="1080"/>
+      </w:pPr>
+    </w:lvl>
+    <w:lvl w:ilvl="7">
+      <w:start w:val="1"/>
+      <w:numFmt w:val="decimal"/>
+      <w:lvlText w:val="%1.%2.%3.%4.%5.%6.%7.%8."/>
+      <w:lvlJc w:val="left"/>
+      <w:pPr>
+        <w:ind w:left="3744" w:hanging="1224"/>
+      </w:pPr>
+    </w:lvl>
+    <w:lvl w:ilvl="8">
+      <w:start w:val="1"/>
+      <w:numFmt w:val="decimal"/>
+      <w:lvlText w:val="%1.%2.%3.%4.%5.%6.%7.%8.%9."/>
+      <w:lvlJc w:val="left"/>
+      <w:pPr>
+        <w:ind w:left="4320" w:hanging="1440"/>
+      </w:pPr>
+    </w:lvl>
+  </w:abstractNum>
+  <w:abstractNum w:abstractNumId="4" w15:restartNumberingAfterBreak="0">
+    <w:nsid w:val="27BC1CC6"/>
+    <w:multiLevelType w:val="multilevel"/>
+    <w:tmpl w:val="32C4ED52"/>
+    <w:lvl w:ilvl="0">
+      <w:start w:val="1"/>
+      <w:numFmt w:val="bullet"/>
+      <w:lvlText w:val=""/>
+      <w:lvlJc w:val="left"/>
+      <w:pPr>
+        <w:tabs>
+          <w:tab w:val="num" w:pos="720"/>
+        </w:tabs>
+        <w:ind w:left="720" w:hanging="360"/>
+      </w:pPr>
+      <w:rPr>
+        <w:rFonts w:ascii="Symbol" w:hAnsi="Symbol" w:hint="default"/>
+        <w:sz w:val="20"/>
+      </w:rPr>
+    </w:lvl>
+    <w:lvl w:ilvl="1">
+      <w:start w:val="1"/>
+      <w:numFmt w:val="bullet"/>
+      <w:lvlText w:val="o"/>
+      <w:lvlJc w:val="left"/>
+      <w:pPr>
+        <w:tabs>
+          <w:tab w:val="num" w:pos="1440"/>
+        </w:tabs>
+        <w:ind w:left="1440" w:hanging="360"/>
+      </w:pPr>
+      <w:rPr>
+        <w:rFonts w:ascii="Courier New" w:hAnsi="Courier New" w:hint="default"/>
+        <w:sz w:val="20"/>
+      </w:rPr>
+    </w:lvl>
+    <w:lvl w:ilvl="2" w:tentative="1">
+      <w:start w:val="1"/>
+      <w:numFmt w:val="bullet"/>
+      <w:lvlText w:val=""/>
+      <w:lvlJc w:val="left"/>
+      <w:pPr>
+        <w:tabs>
+          <w:tab w:val="num" w:pos="2160"/>
+        </w:tabs>
+        <w:ind w:left="2160" w:hanging="360"/>
+      </w:pPr>
+      <w:rPr>
+        <w:rFonts w:ascii="Wingdings" w:hAnsi="Wingdings" w:hint="default"/>
+        <w:sz w:val="20"/>
+      </w:rPr>
+    </w:lvl>
+    <w:lvl w:ilvl="3" w:tentative="1">
+      <w:start w:val="1"/>
+      <w:numFmt w:val="bullet"/>
+      <w:lvlText w:val=""/>
+      <w:lvlJc w:val="left"/>
+      <w:pPr>
+        <w:tabs>
+          <w:tab w:val="num" w:pos="2880"/>
+        </w:tabs>
+        <w:ind w:left="2880" w:hanging="360"/>
+      </w:pPr>
+      <w:rPr>
+        <w:rFonts w:ascii="Wingdings" w:hAnsi="Wingdings" w:hint="default"/>
+        <w:sz w:val="20"/>
+      </w:rPr>
+    </w:lvl>
+    <w:lvl w:ilvl="4" w:tentative="1">
+      <w:start w:val="1"/>
+      <w:numFmt w:val="bullet"/>
+      <w:lvlText w:val=""/>
+      <w:lvlJc w:val="left"/>
+      <w:pPr>
+        <w:tabs>
+          <w:tab w:val="num" w:pos="3600"/>
+        </w:tabs>
+        <w:ind w:left="3600" w:hanging="360"/>
+      </w:pPr>
+      <w:rPr>
+        <w:rFonts w:ascii="Wingdings" w:hAnsi="Wingdings" w:hint="default"/>
+        <w:sz w:val="20"/>
+      </w:rPr>
+    </w:lvl>
+    <w:lvl w:ilvl="5" w:tentative="1">
+      <w:start w:val="1"/>
+      <w:numFmt w:val="bullet"/>
+      <w:lvlText w:val=""/>
+      <w:lvlJc w:val="left"/>
+      <w:pPr>
+        <w:tabs>
+          <w:tab w:val="num" w:pos="4320"/>
+        </w:tabs>
+        <w:ind w:left="4320" w:hanging="360"/>
+      </w:pPr>
+      <w:rPr>
+        <w:rFonts w:ascii="Wingdings" w:hAnsi="Wingdings" w:hint="default"/>
+        <w:sz w:val="20"/>
+      </w:rPr>
+    </w:lvl>
+    <w:lvl w:ilvl="6" w:tentative="1">
+      <w:start w:val="1"/>
+      <w:numFmt w:val="bullet"/>
+      <w:lvlText w:val=""/>
+      <w:lvlJc w:val="left"/>
+      <w:pPr>
+        <w:tabs>
+          <w:tab w:val="num" w:pos="5040"/>
+        </w:tabs>
+        <w:ind w:left="5040" w:hanging="360"/>
+      </w:pPr>
+      <w:rPr>
+        <w:rFonts w:ascii="Wingdings" w:hAnsi="Wingdings" w:hint="default"/>
+        <w:sz w:val="20"/>
+      </w:rPr>
+    </w:lvl>
+    <w:lvl w:ilvl="7" w:tentative="1">
+      <w:start w:val="1"/>
+      <w:numFmt w:val="bullet"/>
+      <w:lvlText w:val=""/>
+      <w:lvlJc w:val="left"/>
+      <w:pPr>
+        <w:tabs>
+          <w:tab w:val="num" w:pos="5760"/>
+        </w:tabs>
+        <w:ind w:left="5760" w:hanging="360"/>
+      </w:pPr>
+      <w:rPr>
+        <w:rFonts w:ascii="Wingdings" w:hAnsi="Wingdings" w:hint="default"/>
+        <w:sz w:val="20"/>
+      </w:rPr>
+    </w:lvl>
+    <w:lvl w:ilvl="8" w:tentative="1">
+      <w:start w:val="1"/>
+      <w:numFmt w:val="bullet"/>
+      <w:lvlText w:val=""/>
+      <w:lvlJc w:val="left"/>
+      <w:pPr>
+        <w:tabs>
+          <w:tab w:val="num" w:pos="6480"/>
+        </w:tabs>
+        <w:ind w:left="6480" w:hanging="360"/>
+      </w:pPr>
+      <w:rPr>
+        <w:rFonts w:ascii="Wingdings" w:hAnsi="Wingdings" w:hint="default"/>
+        <w:sz w:val="20"/>
+      </w:rPr>
+    </w:lvl>
+  </w:abstractNum>
+  <w:abstractNum w:abstractNumId="5" w15:restartNumberingAfterBreak="0">
+    <w:nsid w:val="2A151D7E"/>
+    <w:multiLevelType w:val="multilevel"/>
+    <w:tmpl w:val="34224CF0"/>
+    <w:lvl w:ilvl="0">
+      <w:start w:val="1"/>
+      <w:numFmt w:val="bullet"/>
+      <w:lvlText w:val=""/>
+      <w:lvlJc w:val="left"/>
+      <w:pPr>
+        <w:tabs>
+          <w:tab w:val="num" w:pos="720"/>
+        </w:tabs>
+        <w:ind w:left="720" w:hanging="360"/>
+      </w:pPr>
+      <w:rPr>
+        <w:rFonts w:ascii="Symbol" w:hAnsi="Symbol" w:hint="default"/>
+        <w:sz w:val="20"/>
+      </w:rPr>
+    </w:lvl>
+    <w:lvl w:ilvl="1" w:tentative="1">
+      <w:start w:val="1"/>
+      <w:numFmt w:val="bullet"/>
+      <w:lvlText w:val="o"/>
+      <w:lvlJc w:val="left"/>
+      <w:pPr>
+        <w:tabs>
+          <w:tab w:val="num" w:pos="1440"/>
+        </w:tabs>
+        <w:ind w:left="1440" w:hanging="360"/>
+      </w:pPr>
+      <w:rPr>
+        <w:rFonts w:ascii="Courier New" w:hAnsi="Courier New" w:hint="default"/>
+        <w:sz w:val="20"/>
+      </w:rPr>
+    </w:lvl>
+    <w:lvl w:ilvl="2" w:tentative="1">
+      <w:start w:val="1"/>
+      <w:numFmt w:val="bullet"/>
+      <w:lvlText w:val=""/>
+      <w:lvlJc w:val="left"/>
+      <w:pPr>
+        <w:tabs>
+          <w:tab w:val="num" w:pos="2160"/>
+        </w:tabs>
+        <w:ind w:left="2160" w:hanging="360"/>
+      </w:pPr>
+      <w:rPr>
+        <w:rFonts w:ascii="Wingdings" w:hAnsi="Wingdings" w:hint="default"/>
+        <w:sz w:val="20"/>
+      </w:rPr>
+    </w:lvl>
+    <w:lvl w:ilvl="3" w:tentative="1">
+      <w:start w:val="1"/>
+      <w:numFmt w:val="bullet"/>
+      <w:lvlText w:val=""/>
+      <w:lvlJc w:val="left"/>
+      <w:pPr>
+        <w:tabs>
+          <w:tab w:val="num" w:pos="2880"/>
+        </w:tabs>
+        <w:ind w:left="2880" w:hanging="360"/>
+      </w:pPr>
+      <w:rPr>
+        <w:rFonts w:ascii="Wingdings" w:hAnsi="Wingdings" w:hint="default"/>
+        <w:sz w:val="20"/>
+      </w:rPr>
+    </w:lvl>
+    <w:lvl w:ilvl="4" w:tentative="1">
+      <w:start w:val="1"/>
+      <w:numFmt w:val="bullet"/>
+      <w:lvlText w:val=""/>
+      <w:lvlJc w:val="left"/>
+      <w:pPr>
+        <w:tabs>
+          <w:tab w:val="num" w:pos="3600"/>
+        </w:tabs>
+        <w:ind w:left="3600" w:hanging="360"/>
+      </w:pPr>
+      <w:rPr>
+        <w:rFonts w:ascii="Wingdings" w:hAnsi="Wingdings" w:hint="default"/>
+        <w:sz w:val="20"/>
+      </w:rPr>
+    </w:lvl>
+    <w:lvl w:ilvl="5" w:tentative="1">
+      <w:start w:val="1"/>
+      <w:numFmt w:val="bullet"/>
+      <w:lvlText w:val=""/>
+      <w:lvlJc w:val="left"/>
+      <w:pPr>
+        <w:tabs>
+          <w:tab w:val="num" w:pos="4320"/>
+        </w:tabs>
+        <w:ind w:left="4320" w:hanging="360"/>
+      </w:pPr>
+      <w:rPr>
+        <w:rFonts w:ascii="Wingdings" w:hAnsi="Wingdings" w:hint="default"/>
+        <w:sz w:val="20"/>
+      </w:rPr>
+    </w:lvl>
+    <w:lvl w:ilvl="6" w:tentative="1">
+      <w:start w:val="1"/>
+      <w:numFmt w:val="bullet"/>
+      <w:lvlText w:val=""/>
+      <w:lvlJc w:val="left"/>
+      <w:pPr>
+        <w:tabs>
+          <w:tab w:val="num" w:pos="5040"/>
+        </w:tabs>
+        <w:ind w:left="5040" w:hanging="360"/>
+      </w:pPr>
+      <w:rPr>
+        <w:rFonts w:ascii="Wingdings" w:hAnsi="Wingdings" w:hint="default"/>
+        <w:sz w:val="20"/>
+      </w:rPr>
+    </w:lvl>
+    <w:lvl w:ilvl="7" w:tentative="1">
+      <w:start w:val="1"/>
+      <w:numFmt w:val="bullet"/>
+      <w:lvlText w:val=""/>
+      <w:lvlJc w:val="left"/>
+      <w:pPr>
+        <w:tabs>
+          <w:tab w:val="num" w:pos="5760"/>
+        </w:tabs>
+        <w:ind w:left="5760" w:hanging="360"/>
+      </w:pPr>
+      <w:rPr>
+        <w:rFonts w:ascii="Wingdings" w:hAnsi="Wingdings" w:hint="default"/>
+        <w:sz w:val="20"/>
+      </w:rPr>
+    </w:lvl>
+    <w:lvl w:ilvl="8" w:tentative="1">
+      <w:start w:val="1"/>
+      <w:numFmt w:val="bullet"/>
+      <w:lvlText w:val=""/>
+      <w:lvlJc w:val="left"/>
+      <w:pPr>
+        <w:tabs>
+          <w:tab w:val="num" w:pos="6480"/>
+        </w:tabs>
+        <w:ind w:left="6480" w:hanging="360"/>
+      </w:pPr>
+      <w:rPr>
+        <w:rFonts w:ascii="Wingdings" w:hAnsi="Wingdings" w:hint="default"/>
+        <w:sz w:val="20"/>
+      </w:rPr>
+    </w:lvl>
+  </w:abstractNum>
+  <w:abstractNum w:abstractNumId="6" w15:restartNumberingAfterBreak="0">
+    <w:nsid w:val="2F3F3BB1"/>
+    <w:multiLevelType w:val="multilevel"/>
+    <w:tmpl w:val="58FC383E"/>
+    <w:lvl w:ilvl="0">
+      <w:start w:val="1"/>
+      <w:numFmt w:val="bullet"/>
+      <w:lvlText w:val=""/>
+      <w:lvlJc w:val="left"/>
+      <w:pPr>
+        <w:tabs>
+          <w:tab w:val="num" w:pos="720"/>
+        </w:tabs>
+        <w:ind w:left="720" w:hanging="360"/>
+      </w:pPr>
+      <w:rPr>
+        <w:rFonts w:ascii="Symbol" w:hAnsi="Symbol" w:hint="default"/>
+        <w:sz w:val="20"/>
+      </w:rPr>
+    </w:lvl>
+    <w:lvl w:ilvl="1" w:tentative="1">
+      <w:start w:val="1"/>
+      <w:numFmt w:val="bullet"/>
+      <w:lvlText w:val="o"/>
+      <w:lvlJc w:val="left"/>
+      <w:pPr>
+        <w:tabs>
+          <w:tab w:val="num" w:pos="1440"/>
+        </w:tabs>
+        <w:ind w:left="1440" w:hanging="360"/>
+      </w:pPr>
+      <w:rPr>
+        <w:rFonts w:ascii="Courier New" w:hAnsi="Courier New" w:hint="default"/>
+        <w:sz w:val="20"/>
+      </w:rPr>
+    </w:lvl>
+    <w:lvl w:ilvl="2" w:tentative="1">
+      <w:start w:val="1"/>
+      <w:numFmt w:val="bullet"/>
+      <w:lvlText w:val=""/>
+      <w:lvlJc w:val="left"/>
+      <w:pPr>
+        <w:tabs>
+          <w:tab w:val="num" w:pos="2160"/>
+        </w:tabs>
+        <w:ind w:left="2160" w:hanging="360"/>
+      </w:pPr>
+      <w:rPr>
+        <w:rFonts w:ascii="Wingdings" w:hAnsi="Wingdings" w:hint="default"/>
+        <w:sz w:val="20"/>
+      </w:rPr>
+    </w:lvl>
+    <w:lvl w:ilvl="3" w:tentative="1">
+      <w:start w:val="1"/>
+      <w:numFmt w:val="bullet"/>
+      <w:lvlText w:val=""/>
+      <w:lvlJc w:val="left"/>
+      <w:pPr>
+        <w:tabs>
+          <w:tab w:val="num" w:pos="2880"/>
+        </w:tabs>
+        <w:ind w:left="2880" w:hanging="360"/>
+      </w:pPr>
+      <w:rPr>
+        <w:rFonts w:ascii="Wingdings" w:hAnsi="Wingdings" w:hint="default"/>
+        <w:sz w:val="20"/>
+      </w:rPr>
+    </w:lvl>
+    <w:lvl w:ilvl="4" w:tentative="1">
+      <w:start w:val="1"/>
+      <w:numFmt w:val="bullet"/>
+      <w:lvlText w:val=""/>
+      <w:lvlJc w:val="left"/>
+      <w:pPr>
+        <w:tabs>
+          <w:tab w:val="num" w:pos="3600"/>
+        </w:tabs>
+        <w:ind w:left="3600" w:hanging="360"/>
+      </w:pPr>
+      <w:rPr>
+        <w:rFonts w:ascii="Wingdings" w:hAnsi="Wingdings" w:hint="default"/>
+        <w:sz w:val="20"/>
+      </w:rPr>
+    </w:lvl>
+    <w:lvl w:ilvl="5" w:tentative="1">
+      <w:start w:val="1"/>
+      <w:numFmt w:val="bullet"/>
+      <w:lvlText w:val=""/>
+      <w:lvlJc w:val="left"/>
+      <w:pPr>
+        <w:tabs>
+          <w:tab w:val="num" w:pos="4320"/>
+        </w:tabs>
+        <w:ind w:left="4320" w:hanging="360"/>
+      </w:pPr>
+      <w:rPr>
+        <w:rFonts w:ascii="Wingdings" w:hAnsi="Wingdings" w:hint="default"/>
+        <w:sz w:val="20"/>
+      </w:rPr>
+    </w:lvl>
+    <w:lvl w:ilvl="6" w:tentative="1">
+      <w:start w:val="1"/>
+      <w:numFmt w:val="bullet"/>
+      <w:lvlText w:val=""/>
+      <w:lvlJc w:val="left"/>
+      <w:pPr>
+        <w:tabs>
+          <w:tab w:val="num" w:pos="5040"/>
+        </w:tabs>
+        <w:ind w:left="5040" w:hanging="360"/>
+      </w:pPr>
+      <w:rPr>
+        <w:rFonts w:ascii="Wingdings" w:hAnsi="Wingdings" w:hint="default"/>
+        <w:sz w:val="20"/>
+      </w:rPr>
+    </w:lvl>
+    <w:lvl w:ilvl="7" w:tentative="1">
+      <w:start w:val="1"/>
+      <w:numFmt w:val="bullet"/>
+      <w:lvlText w:val=""/>
+      <w:lvlJc w:val="left"/>
+      <w:pPr>
+        <w:tabs>
+          <w:tab w:val="num" w:pos="5760"/>
+        </w:tabs>
+        <w:ind w:left="5760" w:hanging="360"/>
+      </w:pPr>
+      <w:rPr>
+        <w:rFonts w:ascii="Wingdings" w:hAnsi="Wingdings" w:hint="default"/>
+        <w:sz w:val="20"/>
+      </w:rPr>
+    </w:lvl>
+    <w:lvl w:ilvl="8" w:tentative="1">
+      <w:start w:val="1"/>
+      <w:numFmt w:val="bullet"/>
+      <w:lvlText w:val=""/>
+      <w:lvlJc w:val="left"/>
+      <w:pPr>
+        <w:tabs>
+          <w:tab w:val="num" w:pos="6480"/>
+        </w:tabs>
+        <w:ind w:left="6480" w:hanging="360"/>
+      </w:pPr>
+      <w:rPr>
+        <w:rFonts w:ascii="Wingdings" w:hAnsi="Wingdings" w:hint="default"/>
+        <w:sz w:val="20"/>
+      </w:rPr>
+    </w:lvl>
+  </w:abstractNum>
+  <w:abstractNum w:abstractNumId="7" w15:restartNumberingAfterBreak="0">
+    <w:nsid w:val="30DD5618"/>
+    <w:multiLevelType w:val="multilevel"/>
+    <w:tmpl w:val="0409001F"/>
+    <w:lvl w:ilvl="0">
+      <w:start w:val="1"/>
+      <w:numFmt w:val="decimal"/>
+      <w:lvlText w:val="%1."/>
+      <w:lvlJc w:val="left"/>
+      <w:pPr>
+        <w:ind w:left="360" w:hanging="360"/>
+      </w:pPr>
+    </w:lvl>
+    <w:lvl w:ilvl="1">
+      <w:start w:val="1"/>
+      <w:numFmt w:val="decimal"/>
+      <w:lvlText w:val="%1.%2."/>
+      <w:lvlJc w:val="left"/>
+      <w:pPr>
+        <w:ind w:left="792" w:hanging="432"/>
+      </w:pPr>
+    </w:lvl>
+    <w:lvl w:ilvl="2">
+      <w:start w:val="1"/>
+      <w:numFmt w:val="decimal"/>
+      <w:lvlText w:val="%1.%2.%3."/>
+      <w:lvlJc w:val="left"/>
+      <w:pPr>
+        <w:ind w:left="1224" w:hanging="504"/>
+      </w:pPr>
+    </w:lvl>
+    <w:lvl w:ilvl="3">
+      <w:start w:val="1"/>
+      <w:numFmt w:val="decimal"/>
+      <w:lvlText w:val="%1.%2.%3.%4."/>
+      <w:lvlJc w:val="left"/>
+      <w:pPr>
+        <w:ind w:left="1728" w:hanging="648"/>
+      </w:pPr>
+    </w:lvl>
+    <w:lvl w:ilvl="4">
+      <w:start w:val="1"/>
+      <w:numFmt w:val="decimal"/>
+      <w:lvlText w:val="%1.%2.%3.%4.%5."/>
+      <w:lvlJc w:val="left"/>
+      <w:pPr>
+        <w:ind w:left="2232" w:hanging="792"/>
+      </w:pPr>
+    </w:lvl>
+    <w:lvl w:ilvl="5">
+      <w:start w:val="1"/>
+      <w:numFmt w:val="decimal"/>
+      <w:lvlText w:val="%1.%2.%3.%4.%5.%6."/>
+      <w:lvlJc w:val="left"/>
+      <w:pPr>
+        <w:ind w:left="2736" w:hanging="936"/>
+      </w:pPr>
+    </w:lvl>
+    <w:lvl w:ilvl="6">
+      <w:start w:val="1"/>
+      <w:numFmt w:val="decimal"/>
+      <w:lvlText w:val="%1.%2.%3.%4.%5.%6.%7."/>
+      <w:lvlJc w:val="left"/>
+      <w:pPr>
+        <w:ind w:left="3240" w:hanging="1080"/>
+      </w:pPr>
+    </w:lvl>
+    <w:lvl w:ilvl="7">
+      <w:start w:val="1"/>
+      <w:numFmt w:val="decimal"/>
+      <w:lvlText w:val="%1.%2.%3.%4.%5.%6.%7.%8."/>
+      <w:lvlJc w:val="left"/>
+      <w:pPr>
+        <w:ind w:left="3744" w:hanging="1224"/>
+      </w:pPr>
+    </w:lvl>
+    <w:lvl w:ilvl="8">
+      <w:start w:val="1"/>
+      <w:numFmt w:val="decimal"/>
+      <w:lvlText w:val="%1.%2.%3.%4.%5.%6.%7.%8.%9."/>
+      <w:lvlJc w:val="left"/>
+      <w:pPr>
+        <w:ind w:left="4320" w:hanging="1440"/>
+      </w:pPr>
+    </w:lvl>
+  </w:abstractNum>
+  <w:abstractNum w:abstractNumId="8" w15:restartNumberingAfterBreak="0">
+    <w:nsid w:val="32C31E11"/>
+    <w:multiLevelType w:val="multilevel"/>
+    <w:tmpl w:val="0409001F"/>
+    <w:lvl w:ilvl="0">
+      <w:start w:val="1"/>
+      <w:numFmt w:val="decimal"/>
+      <w:lvlText w:val="%1."/>
+      <w:lvlJc w:val="left"/>
+      <w:pPr>
+        <w:ind w:left="360" w:hanging="360"/>
+      </w:pPr>
+    </w:lvl>
+    <w:lvl w:ilvl="1">
+      <w:start w:val="1"/>
+      <w:numFmt w:val="decimal"/>
+      <w:lvlText w:val="%1.%2."/>
+      <w:lvlJc w:val="left"/>
+      <w:pPr>
+        <w:ind w:left="792" w:hanging="432"/>
+      </w:pPr>
+    </w:lvl>
+    <w:lvl w:ilvl="2">
+      <w:start w:val="1"/>
+      <w:numFmt w:val="decimal"/>
+      <w:lvlText w:val="%1.%2.%3."/>
+      <w:lvlJc w:val="left"/>
+      <w:pPr>
+        <w:ind w:left="1224" w:hanging="504"/>
+      </w:pPr>
+    </w:lvl>
+    <w:lvl w:ilvl="3">
+      <w:start w:val="1"/>
+      <w:numFmt w:val="decimal"/>
+      <w:lvlText w:val="%1.%2.%3.%4."/>
+      <w:lvlJc w:val="left"/>
+      <w:pPr>
+        <w:ind w:left="1728" w:hanging="648"/>
+      </w:pPr>
+    </w:lvl>
+    <w:lvl w:ilvl="4">
+      <w:start w:val="1"/>
+      <w:numFmt w:val="decimal"/>
+      <w:lvlText w:val="%1.%2.%3.%4.%5."/>
+      <w:lvlJc w:val="left"/>
+      <w:pPr>
+        <w:ind w:left="2232" w:hanging="792"/>
+      </w:pPr>
+    </w:lvl>
+    <w:lvl w:ilvl="5">
+      <w:start w:val="1"/>
+      <w:numFmt w:val="decimal"/>
+      <w:lvlText w:val="%1.%2.%3.%4.%5.%6."/>
+      <w:lvlJc w:val="left"/>
+      <w:pPr>
+        <w:ind w:left="2736" w:hanging="936"/>
+      </w:pPr>
+    </w:lvl>
+    <w:lvl w:ilvl="6">
+      <w:start w:val="1"/>
+      <w:numFmt w:val="decimal"/>
+      <w:lvlText w:val="%1.%2.%3.%4.%5.%6.%7."/>
+      <w:lvlJc w:val="left"/>
+      <w:pPr>
+        <w:ind w:left="3240" w:hanging="1080"/>
+      </w:pPr>
+    </w:lvl>
+    <w:lvl w:ilvl="7">
+      <w:start w:val="1"/>
+      <w:numFmt w:val="decimal"/>
+      <w:lvlText w:val="%1.%2.%3.%4.%5.%6.%7.%8."/>
+      <w:lvlJc w:val="left"/>
+      <w:pPr>
+        <w:ind w:left="3744" w:hanging="1224"/>
+      </w:pPr>
+    </w:lvl>
+    <w:lvl w:ilvl="8">
+      <w:start w:val="1"/>
+      <w:numFmt w:val="decimal"/>
+      <w:lvlText w:val="%1.%2.%3.%4.%5.%6.%7.%8.%9."/>
+      <w:lvlJc w:val="left"/>
+      <w:pPr>
+        <w:ind w:left="4320" w:hanging="1440"/>
+      </w:pPr>
+    </w:lvl>
+  </w:abstractNum>
+  <w:abstractNum w:abstractNumId="9" w15:restartNumberingAfterBreak="0">
+    <w:nsid w:val="3D842A96"/>
+    <w:multiLevelType w:val="multilevel"/>
+    <w:tmpl w:val="0409001F"/>
+    <w:lvl w:ilvl="0">
+      <w:start w:val="1"/>
+      <w:numFmt w:val="decimal"/>
+      <w:lvlText w:val="%1."/>
+      <w:lvlJc w:val="left"/>
+      <w:pPr>
+        <w:ind w:left="360" w:hanging="360"/>
+      </w:pPr>
+    </w:lvl>
+    <w:lvl w:ilvl="1">
+      <w:start w:val="1"/>
+      <w:numFmt w:val="decimal"/>
+      <w:lvlText w:val="%1.%2."/>
+      <w:lvlJc w:val="left"/>
+      <w:pPr>
+        <w:ind w:left="792" w:hanging="432"/>
+      </w:pPr>
+    </w:lvl>
+    <w:lvl w:ilvl="2">
+      <w:start w:val="1"/>
+      <w:numFmt w:val="decimal"/>
+      <w:lvlText w:val="%1.%2.%3."/>
+      <w:lvlJc w:val="left"/>
+      <w:pPr>
+        <w:ind w:left="1224" w:hanging="504"/>
+      </w:pPr>
+    </w:lvl>
+    <w:lvl w:ilvl="3">
+      <w:start w:val="1"/>
+      <w:numFmt w:val="decimal"/>
+      <w:lvlText w:val="%1.%2.%3.%4."/>
+      <w:lvlJc w:val="left"/>
+      <w:pPr>
+        <w:ind w:left="1728" w:hanging="648"/>
+      </w:pPr>
+    </w:lvl>
+    <w:lvl w:ilvl="4">
+      <w:start w:val="1"/>
+      <w:numFmt w:val="decimal"/>
+      <w:lvlText w:val="%1.%2.%3.%4.%5."/>
+      <w:lvlJc w:val="left"/>
+      <w:pPr>
+        <w:ind w:left="2232" w:hanging="792"/>
+      </w:pPr>
+    </w:lvl>
+    <w:lvl w:ilvl="5">
+      <w:start w:val="1"/>
+      <w:numFmt w:val="decimal"/>
+      <w:lvlText w:val="%1.%2.%3.%4.%5.%6."/>
+      <w:lvlJc w:val="left"/>
+      <w:pPr>
+        <w:ind w:left="2736" w:hanging="936"/>
+      </w:pPr>
+    </w:lvl>
+    <w:lvl w:ilvl="6">
+      <w:start w:val="1"/>
+      <w:numFmt w:val="decimal"/>
+      <w:lvlText w:val="%1.%2.%3.%4.%5.%6.%7."/>
+      <w:lvlJc w:val="left"/>
+      <w:pPr>
+        <w:ind w:left="3240" w:hanging="1080"/>
+      </w:pPr>
+    </w:lvl>
+    <w:lvl w:ilvl="7">
+      <w:start w:val="1"/>
+      <w:numFmt w:val="decimal"/>
+      <w:lvlText w:val="%1.%2.%3.%4.%5.%6.%7.%8."/>
+      <w:lvlJc w:val="left"/>
+      <w:pPr>
+        <w:ind w:left="3744" w:hanging="1224"/>
+      </w:pPr>
+    </w:lvl>
+    <w:lvl w:ilvl="8">
+      <w:start w:val="1"/>
+      <w:numFmt w:val="decimal"/>
+      <w:lvlText w:val="%1.%2.%3.%4.%5.%6.%7.%8.%9."/>
+      <w:lvlJc w:val="left"/>
+      <w:pPr>
+        <w:ind w:left="4320" w:hanging="1440"/>
+      </w:pPr>
+    </w:lvl>
+  </w:abstractNum>
+  <w:abstractNum w:abstractNumId="10" w15:restartNumberingAfterBreak="0">
     <w:nsid w:val="44D272E8"/>
     <w:multiLevelType w:val="multilevel"/>
     <w:tmpl w:val="1488E836"/>
@@ -822,7 +3907,7 @@
       </w:rPr>
     </w:lvl>
   </w:abstractNum>
-  <w:abstractNum w:abstractNumId="1" w15:restartNumberingAfterBreak="0">
+  <w:abstractNum w:abstractNumId="11" w15:restartNumberingAfterBreak="0">
     <w:nsid w:val="4C0E7B61"/>
     <w:multiLevelType w:val="multilevel"/>
     <w:tmpl w:val="3CC2684C"/>
@@ -971,7 +4056,775 @@
       </w:rPr>
     </w:lvl>
   </w:abstractNum>
-  <w:abstractNum w:abstractNumId="2" w15:restartNumberingAfterBreak="0">
+  <w:abstractNum w:abstractNumId="12" w15:restartNumberingAfterBreak="0">
+    <w:nsid w:val="4D743247"/>
+    <w:multiLevelType w:val="multilevel"/>
+    <w:tmpl w:val="F5EC1DFC"/>
+    <w:lvl w:ilvl="0">
+      <w:start w:val="1"/>
+      <w:numFmt w:val="bullet"/>
+      <w:lvlText w:val=""/>
+      <w:lvlJc w:val="left"/>
+      <w:pPr>
+        <w:tabs>
+          <w:tab w:val="num" w:pos="720"/>
+        </w:tabs>
+        <w:ind w:left="720" w:hanging="360"/>
+      </w:pPr>
+      <w:rPr>
+        <w:rFonts w:ascii="Symbol" w:hAnsi="Symbol" w:hint="default"/>
+        <w:sz w:val="20"/>
+      </w:rPr>
+    </w:lvl>
+    <w:lvl w:ilvl="1" w:tentative="1">
+      <w:start w:val="1"/>
+      <w:numFmt w:val="bullet"/>
+      <w:lvlText w:val="o"/>
+      <w:lvlJc w:val="left"/>
+      <w:pPr>
+        <w:tabs>
+          <w:tab w:val="num" w:pos="1440"/>
+        </w:tabs>
+        <w:ind w:left="1440" w:hanging="360"/>
+      </w:pPr>
+      <w:rPr>
+        <w:rFonts w:ascii="Courier New" w:hAnsi="Courier New" w:hint="default"/>
+        <w:sz w:val="20"/>
+      </w:rPr>
+    </w:lvl>
+    <w:lvl w:ilvl="2" w:tentative="1">
+      <w:start w:val="1"/>
+      <w:numFmt w:val="bullet"/>
+      <w:lvlText w:val=""/>
+      <w:lvlJc w:val="left"/>
+      <w:pPr>
+        <w:tabs>
+          <w:tab w:val="num" w:pos="2160"/>
+        </w:tabs>
+        <w:ind w:left="2160" w:hanging="360"/>
+      </w:pPr>
+      <w:rPr>
+        <w:rFonts w:ascii="Wingdings" w:hAnsi="Wingdings" w:hint="default"/>
+        <w:sz w:val="20"/>
+      </w:rPr>
+    </w:lvl>
+    <w:lvl w:ilvl="3" w:tentative="1">
+      <w:start w:val="1"/>
+      <w:numFmt w:val="bullet"/>
+      <w:lvlText w:val=""/>
+      <w:lvlJc w:val="left"/>
+      <w:pPr>
+        <w:tabs>
+          <w:tab w:val="num" w:pos="2880"/>
+        </w:tabs>
+        <w:ind w:left="2880" w:hanging="360"/>
+      </w:pPr>
+      <w:rPr>
+        <w:rFonts w:ascii="Wingdings" w:hAnsi="Wingdings" w:hint="default"/>
+        <w:sz w:val="20"/>
+      </w:rPr>
+    </w:lvl>
+    <w:lvl w:ilvl="4" w:tentative="1">
+      <w:start w:val="1"/>
+      <w:numFmt w:val="bullet"/>
+      <w:lvlText w:val=""/>
+      <w:lvlJc w:val="left"/>
+      <w:pPr>
+        <w:tabs>
+          <w:tab w:val="num" w:pos="3600"/>
+        </w:tabs>
+        <w:ind w:left="3600" w:hanging="360"/>
+      </w:pPr>
+      <w:rPr>
+        <w:rFonts w:ascii="Wingdings" w:hAnsi="Wingdings" w:hint="default"/>
+        <w:sz w:val="20"/>
+      </w:rPr>
+    </w:lvl>
+    <w:lvl w:ilvl="5" w:tentative="1">
+      <w:start w:val="1"/>
+      <w:numFmt w:val="bullet"/>
+      <w:lvlText w:val=""/>
+      <w:lvlJc w:val="left"/>
+      <w:pPr>
+        <w:tabs>
+          <w:tab w:val="num" w:pos="4320"/>
+        </w:tabs>
+        <w:ind w:left="4320" w:hanging="360"/>
+      </w:pPr>
+      <w:rPr>
+        <w:rFonts w:ascii="Wingdings" w:hAnsi="Wingdings" w:hint="default"/>
+        <w:sz w:val="20"/>
+      </w:rPr>
+    </w:lvl>
+    <w:lvl w:ilvl="6" w:tentative="1">
+      <w:start w:val="1"/>
+      <w:numFmt w:val="bullet"/>
+      <w:lvlText w:val=""/>
+      <w:lvlJc w:val="left"/>
+      <w:pPr>
+        <w:tabs>
+          <w:tab w:val="num" w:pos="5040"/>
+        </w:tabs>
+        <w:ind w:left="5040" w:hanging="360"/>
+      </w:pPr>
+      <w:rPr>
+        <w:rFonts w:ascii="Wingdings" w:hAnsi="Wingdings" w:hint="default"/>
+        <w:sz w:val="20"/>
+      </w:rPr>
+    </w:lvl>
+    <w:lvl w:ilvl="7" w:tentative="1">
+      <w:start w:val="1"/>
+      <w:numFmt w:val="bullet"/>
+      <w:lvlText w:val=""/>
+      <w:lvlJc w:val="left"/>
+      <w:pPr>
+        <w:tabs>
+          <w:tab w:val="num" w:pos="5760"/>
+        </w:tabs>
+        <w:ind w:left="5760" w:hanging="360"/>
+      </w:pPr>
+      <w:rPr>
+        <w:rFonts w:ascii="Wingdings" w:hAnsi="Wingdings" w:hint="default"/>
+        <w:sz w:val="20"/>
+      </w:rPr>
+    </w:lvl>
+    <w:lvl w:ilvl="8" w:tentative="1">
+      <w:start w:val="1"/>
+      <w:numFmt w:val="bullet"/>
+      <w:lvlText w:val=""/>
+      <w:lvlJc w:val="left"/>
+      <w:pPr>
+        <w:tabs>
+          <w:tab w:val="num" w:pos="6480"/>
+        </w:tabs>
+        <w:ind w:left="6480" w:hanging="360"/>
+      </w:pPr>
+      <w:rPr>
+        <w:rFonts w:ascii="Wingdings" w:hAnsi="Wingdings" w:hint="default"/>
+        <w:sz w:val="20"/>
+      </w:rPr>
+    </w:lvl>
+  </w:abstractNum>
+  <w:abstractNum w:abstractNumId="13" w15:restartNumberingAfterBreak="0">
+    <w:nsid w:val="52EA10A7"/>
+    <w:multiLevelType w:val="multilevel"/>
+    <w:tmpl w:val="1DF803AA"/>
+    <w:lvl w:ilvl="0">
+      <w:start w:val="1"/>
+      <w:numFmt w:val="bullet"/>
+      <w:lvlText w:val=""/>
+      <w:lvlJc w:val="left"/>
+      <w:pPr>
+        <w:tabs>
+          <w:tab w:val="num" w:pos="720"/>
+        </w:tabs>
+        <w:ind w:left="720" w:hanging="360"/>
+      </w:pPr>
+      <w:rPr>
+        <w:rFonts w:ascii="Symbol" w:hAnsi="Symbol" w:hint="default"/>
+        <w:sz w:val="20"/>
+      </w:rPr>
+    </w:lvl>
+    <w:lvl w:ilvl="1">
+      <w:start w:val="1"/>
+      <w:numFmt w:val="bullet"/>
+      <w:lvlText w:val="o"/>
+      <w:lvlJc w:val="left"/>
+      <w:pPr>
+        <w:tabs>
+          <w:tab w:val="num" w:pos="1440"/>
+        </w:tabs>
+        <w:ind w:left="1440" w:hanging="360"/>
+      </w:pPr>
+      <w:rPr>
+        <w:rFonts w:ascii="Courier New" w:hAnsi="Courier New" w:hint="default"/>
+        <w:sz w:val="20"/>
+      </w:rPr>
+    </w:lvl>
+    <w:lvl w:ilvl="2" w:tentative="1">
+      <w:start w:val="1"/>
+      <w:numFmt w:val="bullet"/>
+      <w:lvlText w:val=""/>
+      <w:lvlJc w:val="left"/>
+      <w:pPr>
+        <w:tabs>
+          <w:tab w:val="num" w:pos="2160"/>
+        </w:tabs>
+        <w:ind w:left="2160" w:hanging="360"/>
+      </w:pPr>
+      <w:rPr>
+        <w:rFonts w:ascii="Wingdings" w:hAnsi="Wingdings" w:hint="default"/>
+        <w:sz w:val="20"/>
+      </w:rPr>
+    </w:lvl>
+    <w:lvl w:ilvl="3" w:tentative="1">
+      <w:start w:val="1"/>
+      <w:numFmt w:val="bullet"/>
+      <w:lvlText w:val=""/>
+      <w:lvlJc w:val="left"/>
+      <w:pPr>
+        <w:tabs>
+          <w:tab w:val="num" w:pos="2880"/>
+        </w:tabs>
+        <w:ind w:left="2880" w:hanging="360"/>
+      </w:pPr>
+      <w:rPr>
+        <w:rFonts w:ascii="Wingdings" w:hAnsi="Wingdings" w:hint="default"/>
+        <w:sz w:val="20"/>
+      </w:rPr>
+    </w:lvl>
+    <w:lvl w:ilvl="4" w:tentative="1">
+      <w:start w:val="1"/>
+      <w:numFmt w:val="bullet"/>
+      <w:lvlText w:val=""/>
+      <w:lvlJc w:val="left"/>
+      <w:pPr>
+        <w:tabs>
+          <w:tab w:val="num" w:pos="3600"/>
+        </w:tabs>
+        <w:ind w:left="3600" w:hanging="360"/>
+      </w:pPr>
+      <w:rPr>
+        <w:rFonts w:ascii="Wingdings" w:hAnsi="Wingdings" w:hint="default"/>
+        <w:sz w:val="20"/>
+      </w:rPr>
+    </w:lvl>
+    <w:lvl w:ilvl="5" w:tentative="1">
+      <w:start w:val="1"/>
+      <w:numFmt w:val="bullet"/>
+      <w:lvlText w:val=""/>
+      <w:lvlJc w:val="left"/>
+      <w:pPr>
+        <w:tabs>
+          <w:tab w:val="num" w:pos="4320"/>
+        </w:tabs>
+        <w:ind w:left="4320" w:hanging="360"/>
+      </w:pPr>
+      <w:rPr>
+        <w:rFonts w:ascii="Wingdings" w:hAnsi="Wingdings" w:hint="default"/>
+        <w:sz w:val="20"/>
+      </w:rPr>
+    </w:lvl>
+    <w:lvl w:ilvl="6" w:tentative="1">
+      <w:start w:val="1"/>
+      <w:numFmt w:val="bullet"/>
+      <w:lvlText w:val=""/>
+      <w:lvlJc w:val="left"/>
+      <w:pPr>
+        <w:tabs>
+          <w:tab w:val="num" w:pos="5040"/>
+        </w:tabs>
+        <w:ind w:left="5040" w:hanging="360"/>
+      </w:pPr>
+      <w:rPr>
+        <w:rFonts w:ascii="Wingdings" w:hAnsi="Wingdings" w:hint="default"/>
+        <w:sz w:val="20"/>
+      </w:rPr>
+    </w:lvl>
+    <w:lvl w:ilvl="7" w:tentative="1">
+      <w:start w:val="1"/>
+      <w:numFmt w:val="bullet"/>
+      <w:lvlText w:val=""/>
+      <w:lvlJc w:val="left"/>
+      <w:pPr>
+        <w:tabs>
+          <w:tab w:val="num" w:pos="5760"/>
+        </w:tabs>
+        <w:ind w:left="5760" w:hanging="360"/>
+      </w:pPr>
+      <w:rPr>
+        <w:rFonts w:ascii="Wingdings" w:hAnsi="Wingdings" w:hint="default"/>
+        <w:sz w:val="20"/>
+      </w:rPr>
+    </w:lvl>
+    <w:lvl w:ilvl="8" w:tentative="1">
+      <w:start w:val="1"/>
+      <w:numFmt w:val="bullet"/>
+      <w:lvlText w:val=""/>
+      <w:lvlJc w:val="left"/>
+      <w:pPr>
+        <w:tabs>
+          <w:tab w:val="num" w:pos="6480"/>
+        </w:tabs>
+        <w:ind w:left="6480" w:hanging="360"/>
+      </w:pPr>
+      <w:rPr>
+        <w:rFonts w:ascii="Wingdings" w:hAnsi="Wingdings" w:hint="default"/>
+        <w:sz w:val="20"/>
+      </w:rPr>
+    </w:lvl>
+  </w:abstractNum>
+  <w:abstractNum w:abstractNumId="14" w15:restartNumberingAfterBreak="0">
+    <w:nsid w:val="57DC5CAC"/>
+    <w:multiLevelType w:val="multilevel"/>
+    <w:tmpl w:val="0409001F"/>
+    <w:lvl w:ilvl="0">
+      <w:start w:val="1"/>
+      <w:numFmt w:val="decimal"/>
+      <w:lvlText w:val="%1."/>
+      <w:lvlJc w:val="left"/>
+      <w:pPr>
+        <w:ind w:left="360" w:hanging="360"/>
+      </w:pPr>
+    </w:lvl>
+    <w:lvl w:ilvl="1">
+      <w:start w:val="1"/>
+      <w:numFmt w:val="decimal"/>
+      <w:lvlText w:val="%1.%2."/>
+      <w:lvlJc w:val="left"/>
+      <w:pPr>
+        <w:ind w:left="792" w:hanging="432"/>
+      </w:pPr>
+    </w:lvl>
+    <w:lvl w:ilvl="2">
+      <w:start w:val="1"/>
+      <w:numFmt w:val="decimal"/>
+      <w:lvlText w:val="%1.%2.%3."/>
+      <w:lvlJc w:val="left"/>
+      <w:pPr>
+        <w:ind w:left="1224" w:hanging="504"/>
+      </w:pPr>
+    </w:lvl>
+    <w:lvl w:ilvl="3">
+      <w:start w:val="1"/>
+      <w:numFmt w:val="decimal"/>
+      <w:lvlText w:val="%1.%2.%3.%4."/>
+      <w:lvlJc w:val="left"/>
+      <w:pPr>
+        <w:ind w:left="1728" w:hanging="648"/>
+      </w:pPr>
+    </w:lvl>
+    <w:lvl w:ilvl="4">
+      <w:start w:val="1"/>
+      <w:numFmt w:val="decimal"/>
+      <w:lvlText w:val="%1.%2.%3.%4.%5."/>
+      <w:lvlJc w:val="left"/>
+      <w:pPr>
+        <w:ind w:left="2232" w:hanging="792"/>
+      </w:pPr>
+    </w:lvl>
+    <w:lvl w:ilvl="5">
+      <w:start w:val="1"/>
+      <w:numFmt w:val="decimal"/>
+      <w:lvlText w:val="%1.%2.%3.%4.%5.%6."/>
+      <w:lvlJc w:val="left"/>
+      <w:pPr>
+        <w:ind w:left="2736" w:hanging="936"/>
+      </w:pPr>
+    </w:lvl>
+    <w:lvl w:ilvl="6">
+      <w:start w:val="1"/>
+      <w:numFmt w:val="decimal"/>
+      <w:lvlText w:val="%1.%2.%3.%4.%5.%6.%7."/>
+      <w:lvlJc w:val="left"/>
+      <w:pPr>
+        <w:ind w:left="3240" w:hanging="1080"/>
+      </w:pPr>
+    </w:lvl>
+    <w:lvl w:ilvl="7">
+      <w:start w:val="1"/>
+      <w:numFmt w:val="decimal"/>
+      <w:lvlText w:val="%1.%2.%3.%4.%5.%6.%7.%8."/>
+      <w:lvlJc w:val="left"/>
+      <w:pPr>
+        <w:ind w:left="3744" w:hanging="1224"/>
+      </w:pPr>
+    </w:lvl>
+    <w:lvl w:ilvl="8">
+      <w:start w:val="1"/>
+      <w:numFmt w:val="decimal"/>
+      <w:lvlText w:val="%1.%2.%3.%4.%5.%6.%7.%8.%9."/>
+      <w:lvlJc w:val="left"/>
+      <w:pPr>
+        <w:ind w:left="4320" w:hanging="1440"/>
+      </w:pPr>
+    </w:lvl>
+  </w:abstractNum>
+  <w:abstractNum w:abstractNumId="15" w15:restartNumberingAfterBreak="0">
+    <w:nsid w:val="57E71175"/>
+    <w:multiLevelType w:val="multilevel"/>
+    <w:tmpl w:val="CB0403C4"/>
+    <w:lvl w:ilvl="0">
+      <w:start w:val="1"/>
+      <w:numFmt w:val="bullet"/>
+      <w:lvlText w:val=""/>
+      <w:lvlJc w:val="left"/>
+      <w:pPr>
+        <w:tabs>
+          <w:tab w:val="num" w:pos="720"/>
+        </w:tabs>
+        <w:ind w:left="720" w:hanging="360"/>
+      </w:pPr>
+      <w:rPr>
+        <w:rFonts w:ascii="Symbol" w:hAnsi="Symbol" w:hint="default"/>
+        <w:sz w:val="20"/>
+      </w:rPr>
+    </w:lvl>
+    <w:lvl w:ilvl="1">
+      <w:start w:val="1"/>
+      <w:numFmt w:val="bullet"/>
+      <w:lvlText w:val="o"/>
+      <w:lvlJc w:val="left"/>
+      <w:pPr>
+        <w:tabs>
+          <w:tab w:val="num" w:pos="1440"/>
+        </w:tabs>
+        <w:ind w:left="1440" w:hanging="360"/>
+      </w:pPr>
+      <w:rPr>
+        <w:rFonts w:ascii="Courier New" w:hAnsi="Courier New" w:hint="default"/>
+        <w:sz w:val="20"/>
+      </w:rPr>
+    </w:lvl>
+    <w:lvl w:ilvl="2" w:tentative="1">
+      <w:start w:val="1"/>
+      <w:numFmt w:val="bullet"/>
+      <w:lvlText w:val=""/>
+      <w:lvlJc w:val="left"/>
+      <w:pPr>
+        <w:tabs>
+          <w:tab w:val="num" w:pos="2160"/>
+        </w:tabs>
+        <w:ind w:left="2160" w:hanging="360"/>
+      </w:pPr>
+      <w:rPr>
+        <w:rFonts w:ascii="Wingdings" w:hAnsi="Wingdings" w:hint="default"/>
+        <w:sz w:val="20"/>
+      </w:rPr>
+    </w:lvl>
+    <w:lvl w:ilvl="3" w:tentative="1">
+      <w:start w:val="1"/>
+      <w:numFmt w:val="bullet"/>
+      <w:lvlText w:val=""/>
+      <w:lvlJc w:val="left"/>
+      <w:pPr>
+        <w:tabs>
+          <w:tab w:val="num" w:pos="2880"/>
+        </w:tabs>
+        <w:ind w:left="2880" w:hanging="360"/>
+      </w:pPr>
+      <w:rPr>
+        <w:rFonts w:ascii="Wingdings" w:hAnsi="Wingdings" w:hint="default"/>
+        <w:sz w:val="20"/>
+      </w:rPr>
+    </w:lvl>
+    <w:lvl w:ilvl="4" w:tentative="1">
+      <w:start w:val="1"/>
+      <w:numFmt w:val="bullet"/>
+      <w:lvlText w:val=""/>
+      <w:lvlJc w:val="left"/>
+      <w:pPr>
+        <w:tabs>
+          <w:tab w:val="num" w:pos="3600"/>
+        </w:tabs>
+        <w:ind w:left="3600" w:hanging="360"/>
+      </w:pPr>
+      <w:rPr>
+        <w:rFonts w:ascii="Wingdings" w:hAnsi="Wingdings" w:hint="default"/>
+        <w:sz w:val="20"/>
+      </w:rPr>
+    </w:lvl>
+    <w:lvl w:ilvl="5" w:tentative="1">
+      <w:start w:val="1"/>
+      <w:numFmt w:val="bullet"/>
+      <w:lvlText w:val=""/>
+      <w:lvlJc w:val="left"/>
+      <w:pPr>
+        <w:tabs>
+          <w:tab w:val="num" w:pos="4320"/>
+        </w:tabs>
+        <w:ind w:left="4320" w:hanging="360"/>
+      </w:pPr>
+      <w:rPr>
+        <w:rFonts w:ascii="Wingdings" w:hAnsi="Wingdings" w:hint="default"/>
+        <w:sz w:val="20"/>
+      </w:rPr>
+    </w:lvl>
+    <w:lvl w:ilvl="6" w:tentative="1">
+      <w:start w:val="1"/>
+      <w:numFmt w:val="bullet"/>
+      <w:lvlText w:val=""/>
+      <w:lvlJc w:val="left"/>
+      <w:pPr>
+        <w:tabs>
+          <w:tab w:val="num" w:pos="5040"/>
+        </w:tabs>
+        <w:ind w:left="5040" w:hanging="360"/>
+      </w:pPr>
+      <w:rPr>
+        <w:rFonts w:ascii="Wingdings" w:hAnsi="Wingdings" w:hint="default"/>
+        <w:sz w:val="20"/>
+      </w:rPr>
+    </w:lvl>
+    <w:lvl w:ilvl="7" w:tentative="1">
+      <w:start w:val="1"/>
+      <w:numFmt w:val="bullet"/>
+      <w:lvlText w:val=""/>
+      <w:lvlJc w:val="left"/>
+      <w:pPr>
+        <w:tabs>
+          <w:tab w:val="num" w:pos="5760"/>
+        </w:tabs>
+        <w:ind w:left="5760" w:hanging="360"/>
+      </w:pPr>
+      <w:rPr>
+        <w:rFonts w:ascii="Wingdings" w:hAnsi="Wingdings" w:hint="default"/>
+        <w:sz w:val="20"/>
+      </w:rPr>
+    </w:lvl>
+    <w:lvl w:ilvl="8" w:tentative="1">
+      <w:start w:val="1"/>
+      <w:numFmt w:val="bullet"/>
+      <w:lvlText w:val=""/>
+      <w:lvlJc w:val="left"/>
+      <w:pPr>
+        <w:tabs>
+          <w:tab w:val="num" w:pos="6480"/>
+        </w:tabs>
+        <w:ind w:left="6480" w:hanging="360"/>
+      </w:pPr>
+      <w:rPr>
+        <w:rFonts w:ascii="Wingdings" w:hAnsi="Wingdings" w:hint="default"/>
+        <w:sz w:val="20"/>
+      </w:rPr>
+    </w:lvl>
+  </w:abstractNum>
+  <w:abstractNum w:abstractNumId="16" w15:restartNumberingAfterBreak="0">
+    <w:nsid w:val="5B2B4AAE"/>
+    <w:multiLevelType w:val="multilevel"/>
+    <w:tmpl w:val="0409001F"/>
+    <w:lvl w:ilvl="0">
+      <w:start w:val="1"/>
+      <w:numFmt w:val="decimal"/>
+      <w:lvlText w:val="%1."/>
+      <w:lvlJc w:val="left"/>
+      <w:pPr>
+        <w:ind w:left="360" w:hanging="360"/>
+      </w:pPr>
+    </w:lvl>
+    <w:lvl w:ilvl="1">
+      <w:start w:val="1"/>
+      <w:numFmt w:val="decimal"/>
+      <w:lvlText w:val="%1.%2."/>
+      <w:lvlJc w:val="left"/>
+      <w:pPr>
+        <w:ind w:left="792" w:hanging="432"/>
+      </w:pPr>
+    </w:lvl>
+    <w:lvl w:ilvl="2">
+      <w:start w:val="1"/>
+      <w:numFmt w:val="decimal"/>
+      <w:lvlText w:val="%1.%2.%3."/>
+      <w:lvlJc w:val="left"/>
+      <w:pPr>
+        <w:ind w:left="1224" w:hanging="504"/>
+      </w:pPr>
+    </w:lvl>
+    <w:lvl w:ilvl="3">
+      <w:start w:val="1"/>
+      <w:numFmt w:val="decimal"/>
+      <w:lvlText w:val="%1.%2.%3.%4."/>
+      <w:lvlJc w:val="left"/>
+      <w:pPr>
+        <w:ind w:left="1728" w:hanging="648"/>
+      </w:pPr>
+    </w:lvl>
+    <w:lvl w:ilvl="4">
+      <w:start w:val="1"/>
+      <w:numFmt w:val="decimal"/>
+      <w:lvlText w:val="%1.%2.%3.%4.%5."/>
+      <w:lvlJc w:val="left"/>
+      <w:pPr>
+        <w:ind w:left="2232" w:hanging="792"/>
+      </w:pPr>
+    </w:lvl>
+    <w:lvl w:ilvl="5">
+      <w:start w:val="1"/>
+      <w:numFmt w:val="decimal"/>
+      <w:lvlText w:val="%1.%2.%3.%4.%5.%6."/>
+      <w:lvlJc w:val="left"/>
+      <w:pPr>
+        <w:ind w:left="2736" w:hanging="936"/>
+      </w:pPr>
+    </w:lvl>
+    <w:lvl w:ilvl="6">
+      <w:start w:val="1"/>
+      <w:numFmt w:val="decimal"/>
+      <w:lvlText w:val="%1.%2.%3.%4.%5.%6.%7."/>
+      <w:lvlJc w:val="left"/>
+      <w:pPr>
+        <w:ind w:left="3240" w:hanging="1080"/>
+      </w:pPr>
+    </w:lvl>
+    <w:lvl w:ilvl="7">
+      <w:start w:val="1"/>
+      <w:numFmt w:val="decimal"/>
+      <w:lvlText w:val="%1.%2.%3.%4.%5.%6.%7.%8."/>
+      <w:lvlJc w:val="left"/>
+      <w:pPr>
+        <w:ind w:left="3744" w:hanging="1224"/>
+      </w:pPr>
+    </w:lvl>
+    <w:lvl w:ilvl="8">
+      <w:start w:val="1"/>
+      <w:numFmt w:val="decimal"/>
+      <w:lvlText w:val="%1.%2.%3.%4.%5.%6.%7.%8.%9."/>
+      <w:lvlJc w:val="left"/>
+      <w:pPr>
+        <w:ind w:left="4320" w:hanging="1440"/>
+      </w:pPr>
+    </w:lvl>
+  </w:abstractNum>
+  <w:abstractNum w:abstractNumId="17" w15:restartNumberingAfterBreak="0">
+    <w:nsid w:val="5D683BD4"/>
+    <w:multiLevelType w:val="multilevel"/>
+    <w:tmpl w:val="E1948CA0"/>
+    <w:lvl w:ilvl="0">
+      <w:start w:val="1"/>
+      <w:numFmt w:val="bullet"/>
+      <w:lvlText w:val=""/>
+      <w:lvlJc w:val="left"/>
+      <w:pPr>
+        <w:tabs>
+          <w:tab w:val="num" w:pos="720"/>
+        </w:tabs>
+        <w:ind w:left="720" w:hanging="360"/>
+      </w:pPr>
+      <w:rPr>
+        <w:rFonts w:ascii="Symbol" w:hAnsi="Symbol" w:hint="default"/>
+        <w:sz w:val="20"/>
+      </w:rPr>
+    </w:lvl>
+    <w:lvl w:ilvl="1" w:tentative="1">
+      <w:start w:val="1"/>
+      <w:numFmt w:val="bullet"/>
+      <w:lvlText w:val="o"/>
+      <w:lvlJc w:val="left"/>
+      <w:pPr>
+        <w:tabs>
+          <w:tab w:val="num" w:pos="1440"/>
+        </w:tabs>
+        <w:ind w:left="1440" w:hanging="360"/>
+      </w:pPr>
+      <w:rPr>
+        <w:rFonts w:ascii="Courier New" w:hAnsi="Courier New" w:hint="default"/>
+        <w:sz w:val="20"/>
+      </w:rPr>
+    </w:lvl>
+    <w:lvl w:ilvl="2" w:tentative="1">
+      <w:start w:val="1"/>
+      <w:numFmt w:val="bullet"/>
+      <w:lvlText w:val=""/>
+      <w:lvlJc w:val="left"/>
+      <w:pPr>
+        <w:tabs>
+          <w:tab w:val="num" w:pos="2160"/>
+        </w:tabs>
+        <w:ind w:left="2160" w:hanging="360"/>
+      </w:pPr>
+      <w:rPr>
+        <w:rFonts w:ascii="Wingdings" w:hAnsi="Wingdings" w:hint="default"/>
+        <w:sz w:val="20"/>
+      </w:rPr>
+    </w:lvl>
+    <w:lvl w:ilvl="3" w:tentative="1">
+      <w:start w:val="1"/>
+      <w:numFmt w:val="bullet"/>
+      <w:lvlText w:val=""/>
+      <w:lvlJc w:val="left"/>
+      <w:pPr>
+        <w:tabs>
+          <w:tab w:val="num" w:pos="2880"/>
+        </w:tabs>
+        <w:ind w:left="2880" w:hanging="360"/>
+      </w:pPr>
+      <w:rPr>
+        <w:rFonts w:ascii="Wingdings" w:hAnsi="Wingdings" w:hint="default"/>
+        <w:sz w:val="20"/>
+      </w:rPr>
+    </w:lvl>
+    <w:lvl w:ilvl="4" w:tentative="1">
+      <w:start w:val="1"/>
+      <w:numFmt w:val="bullet"/>
+      <w:lvlText w:val=""/>
+      <w:lvlJc w:val="left"/>
+      <w:pPr>
+        <w:tabs>
+          <w:tab w:val="num" w:pos="3600"/>
+        </w:tabs>
+        <w:ind w:left="3600" w:hanging="360"/>
+      </w:pPr>
+      <w:rPr>
+        <w:rFonts w:ascii="Wingdings" w:hAnsi="Wingdings" w:hint="default"/>
+        <w:sz w:val="20"/>
+      </w:rPr>
+    </w:lvl>
+    <w:lvl w:ilvl="5" w:tentative="1">
+      <w:start w:val="1"/>
+      <w:numFmt w:val="bullet"/>
+      <w:lvlText w:val=""/>
+      <w:lvlJc w:val="left"/>
+      <w:pPr>
+        <w:tabs>
+          <w:tab w:val="num" w:pos="4320"/>
+        </w:tabs>
+        <w:ind w:left="4320" w:hanging="360"/>
+      </w:pPr>
+      <w:rPr>
+        <w:rFonts w:ascii="Wingdings" w:hAnsi="Wingdings" w:hint="default"/>
+        <w:sz w:val="20"/>
+      </w:rPr>
+    </w:lvl>
+    <w:lvl w:ilvl="6" w:tentative="1">
+      <w:start w:val="1"/>
+      <w:numFmt w:val="bullet"/>
+      <w:lvlText w:val=""/>
+      <w:lvlJc w:val="left"/>
+      <w:pPr>
+        <w:tabs>
+          <w:tab w:val="num" w:pos="5040"/>
+        </w:tabs>
+        <w:ind w:left="5040" w:hanging="360"/>
+      </w:pPr>
+      <w:rPr>
+        <w:rFonts w:ascii="Wingdings" w:hAnsi="Wingdings" w:hint="default"/>
+        <w:sz w:val="20"/>
+      </w:rPr>
+    </w:lvl>
+    <w:lvl w:ilvl="7" w:tentative="1">
+      <w:start w:val="1"/>
+      <w:numFmt w:val="bullet"/>
+      <w:lvlText w:val=""/>
+      <w:lvlJc w:val="left"/>
+      <w:pPr>
+        <w:tabs>
+          <w:tab w:val="num" w:pos="5760"/>
+        </w:tabs>
+        <w:ind w:left="5760" w:hanging="360"/>
+      </w:pPr>
+      <w:rPr>
+        <w:rFonts w:ascii="Wingdings" w:hAnsi="Wingdings" w:hint="default"/>
+        <w:sz w:val="20"/>
+      </w:rPr>
+    </w:lvl>
+    <w:lvl w:ilvl="8" w:tentative="1">
+      <w:start w:val="1"/>
+      <w:numFmt w:val="bullet"/>
+      <w:lvlText w:val=""/>
+      <w:lvlJc w:val="left"/>
+      <w:pPr>
+        <w:tabs>
+          <w:tab w:val="num" w:pos="6480"/>
+        </w:tabs>
+        <w:ind w:left="6480" w:hanging="360"/>
+      </w:pPr>
+      <w:rPr>
+        <w:rFonts w:ascii="Wingdings" w:hAnsi="Wingdings" w:hint="default"/>
+        <w:sz w:val="20"/>
+      </w:rPr>
+    </w:lvl>
+  </w:abstractNum>
+  <w:abstractNum w:abstractNumId="18" w15:restartNumberingAfterBreak="0">
     <w:nsid w:val="5EDC68EC"/>
     <w:multiLevelType w:val="multilevel"/>
     <w:tmpl w:val="DCB838E2"/>
@@ -1120,7 +4973,414 @@
       </w:rPr>
     </w:lvl>
   </w:abstractNum>
-  <w:abstractNum w:abstractNumId="3" w15:restartNumberingAfterBreak="0">
+  <w:abstractNum w:abstractNumId="19" w15:restartNumberingAfterBreak="0">
+    <w:nsid w:val="628B303E"/>
+    <w:multiLevelType w:val="multilevel"/>
+    <w:tmpl w:val="F97C8E16"/>
+    <w:lvl w:ilvl="0">
+      <w:start w:val="1"/>
+      <w:numFmt w:val="bullet"/>
+      <w:lvlText w:val=""/>
+      <w:lvlJc w:val="left"/>
+      <w:pPr>
+        <w:tabs>
+          <w:tab w:val="num" w:pos="720"/>
+        </w:tabs>
+        <w:ind w:left="720" w:hanging="360"/>
+      </w:pPr>
+      <w:rPr>
+        <w:rFonts w:ascii="Symbol" w:hAnsi="Symbol" w:hint="default"/>
+        <w:sz w:val="20"/>
+      </w:rPr>
+    </w:lvl>
+    <w:lvl w:ilvl="1" w:tentative="1">
+      <w:start w:val="1"/>
+      <w:numFmt w:val="bullet"/>
+      <w:lvlText w:val="o"/>
+      <w:lvlJc w:val="left"/>
+      <w:pPr>
+        <w:tabs>
+          <w:tab w:val="num" w:pos="1440"/>
+        </w:tabs>
+        <w:ind w:left="1440" w:hanging="360"/>
+      </w:pPr>
+      <w:rPr>
+        <w:rFonts w:ascii="Courier New" w:hAnsi="Courier New" w:hint="default"/>
+        <w:sz w:val="20"/>
+      </w:rPr>
+    </w:lvl>
+    <w:lvl w:ilvl="2" w:tentative="1">
+      <w:start w:val="1"/>
+      <w:numFmt w:val="bullet"/>
+      <w:lvlText w:val=""/>
+      <w:lvlJc w:val="left"/>
+      <w:pPr>
+        <w:tabs>
+          <w:tab w:val="num" w:pos="2160"/>
+        </w:tabs>
+        <w:ind w:left="2160" w:hanging="360"/>
+      </w:pPr>
+      <w:rPr>
+        <w:rFonts w:ascii="Wingdings" w:hAnsi="Wingdings" w:hint="default"/>
+        <w:sz w:val="20"/>
+      </w:rPr>
+    </w:lvl>
+    <w:lvl w:ilvl="3" w:tentative="1">
+      <w:start w:val="1"/>
+      <w:numFmt w:val="bullet"/>
+      <w:lvlText w:val=""/>
+      <w:lvlJc w:val="left"/>
+      <w:pPr>
+        <w:tabs>
+          <w:tab w:val="num" w:pos="2880"/>
+        </w:tabs>
+        <w:ind w:left="2880" w:hanging="360"/>
+      </w:pPr>
+      <w:rPr>
+        <w:rFonts w:ascii="Wingdings" w:hAnsi="Wingdings" w:hint="default"/>
+        <w:sz w:val="20"/>
+      </w:rPr>
+    </w:lvl>
+    <w:lvl w:ilvl="4" w:tentative="1">
+      <w:start w:val="1"/>
+      <w:numFmt w:val="bullet"/>
+      <w:lvlText w:val=""/>
+      <w:lvlJc w:val="left"/>
+      <w:pPr>
+        <w:tabs>
+          <w:tab w:val="num" w:pos="3600"/>
+        </w:tabs>
+        <w:ind w:left="3600" w:hanging="360"/>
+      </w:pPr>
+      <w:rPr>
+        <w:rFonts w:ascii="Wingdings" w:hAnsi="Wingdings" w:hint="default"/>
+        <w:sz w:val="20"/>
+      </w:rPr>
+    </w:lvl>
+    <w:lvl w:ilvl="5" w:tentative="1">
+      <w:start w:val="1"/>
+      <w:numFmt w:val="bullet"/>
+      <w:lvlText w:val=""/>
+      <w:lvlJc w:val="left"/>
+      <w:pPr>
+        <w:tabs>
+          <w:tab w:val="num" w:pos="4320"/>
+        </w:tabs>
+        <w:ind w:left="4320" w:hanging="360"/>
+      </w:pPr>
+      <w:rPr>
+        <w:rFonts w:ascii="Wingdings" w:hAnsi="Wingdings" w:hint="default"/>
+        <w:sz w:val="20"/>
+      </w:rPr>
+    </w:lvl>
+    <w:lvl w:ilvl="6" w:tentative="1">
+      <w:start w:val="1"/>
+      <w:numFmt w:val="bullet"/>
+      <w:lvlText w:val=""/>
+      <w:lvlJc w:val="left"/>
+      <w:pPr>
+        <w:tabs>
+          <w:tab w:val="num" w:pos="5040"/>
+        </w:tabs>
+        <w:ind w:left="5040" w:hanging="360"/>
+      </w:pPr>
+      <w:rPr>
+        <w:rFonts w:ascii="Wingdings" w:hAnsi="Wingdings" w:hint="default"/>
+        <w:sz w:val="20"/>
+      </w:rPr>
+    </w:lvl>
+    <w:lvl w:ilvl="7" w:tentative="1">
+      <w:start w:val="1"/>
+      <w:numFmt w:val="bullet"/>
+      <w:lvlText w:val=""/>
+      <w:lvlJc w:val="left"/>
+      <w:pPr>
+        <w:tabs>
+          <w:tab w:val="num" w:pos="5760"/>
+        </w:tabs>
+        <w:ind w:left="5760" w:hanging="360"/>
+      </w:pPr>
+      <w:rPr>
+        <w:rFonts w:ascii="Wingdings" w:hAnsi="Wingdings" w:hint="default"/>
+        <w:sz w:val="20"/>
+      </w:rPr>
+    </w:lvl>
+    <w:lvl w:ilvl="8" w:tentative="1">
+      <w:start w:val="1"/>
+      <w:numFmt w:val="bullet"/>
+      <w:lvlText w:val=""/>
+      <w:lvlJc w:val="left"/>
+      <w:pPr>
+        <w:tabs>
+          <w:tab w:val="num" w:pos="6480"/>
+        </w:tabs>
+        <w:ind w:left="6480" w:hanging="360"/>
+      </w:pPr>
+      <w:rPr>
+        <w:rFonts w:ascii="Wingdings" w:hAnsi="Wingdings" w:hint="default"/>
+        <w:sz w:val="20"/>
+      </w:rPr>
+    </w:lvl>
+  </w:abstractNum>
+  <w:abstractNum w:abstractNumId="20" w15:restartNumberingAfterBreak="0">
+    <w:nsid w:val="65523F26"/>
+    <w:multiLevelType w:val="multilevel"/>
+    <w:tmpl w:val="0409001F"/>
+    <w:lvl w:ilvl="0">
+      <w:start w:val="1"/>
+      <w:numFmt w:val="decimal"/>
+      <w:lvlText w:val="%1."/>
+      <w:lvlJc w:val="left"/>
+      <w:pPr>
+        <w:ind w:left="360" w:hanging="360"/>
+      </w:pPr>
+    </w:lvl>
+    <w:lvl w:ilvl="1">
+      <w:start w:val="1"/>
+      <w:numFmt w:val="decimal"/>
+      <w:lvlText w:val="%1.%2."/>
+      <w:lvlJc w:val="left"/>
+      <w:pPr>
+        <w:ind w:left="792" w:hanging="432"/>
+      </w:pPr>
+    </w:lvl>
+    <w:lvl w:ilvl="2">
+      <w:start w:val="1"/>
+      <w:numFmt w:val="decimal"/>
+      <w:lvlText w:val="%1.%2.%3."/>
+      <w:lvlJc w:val="left"/>
+      <w:pPr>
+        <w:ind w:left="1224" w:hanging="504"/>
+      </w:pPr>
+    </w:lvl>
+    <w:lvl w:ilvl="3">
+      <w:start w:val="1"/>
+      <w:numFmt w:val="decimal"/>
+      <w:lvlText w:val="%1.%2.%3.%4."/>
+      <w:lvlJc w:val="left"/>
+      <w:pPr>
+        <w:ind w:left="1728" w:hanging="648"/>
+      </w:pPr>
+    </w:lvl>
+    <w:lvl w:ilvl="4">
+      <w:start w:val="1"/>
+      <w:numFmt w:val="decimal"/>
+      <w:lvlText w:val="%1.%2.%3.%4.%5."/>
+      <w:lvlJc w:val="left"/>
+      <w:pPr>
+        <w:ind w:left="2232" w:hanging="792"/>
+      </w:pPr>
+    </w:lvl>
+    <w:lvl w:ilvl="5">
+      <w:start w:val="1"/>
+      <w:numFmt w:val="decimal"/>
+      <w:lvlText w:val="%1.%2.%3.%4.%5.%6."/>
+      <w:lvlJc w:val="left"/>
+      <w:pPr>
+        <w:ind w:left="2736" w:hanging="936"/>
+      </w:pPr>
+    </w:lvl>
+    <w:lvl w:ilvl="6">
+      <w:start w:val="1"/>
+      <w:numFmt w:val="decimal"/>
+      <w:lvlText w:val="%1.%2.%3.%4.%5.%6.%7."/>
+      <w:lvlJc w:val="left"/>
+      <w:pPr>
+        <w:ind w:left="3240" w:hanging="1080"/>
+      </w:pPr>
+    </w:lvl>
+    <w:lvl w:ilvl="7">
+      <w:start w:val="1"/>
+      <w:numFmt w:val="decimal"/>
+      <w:lvlText w:val="%1.%2.%3.%4.%5.%6.%7.%8."/>
+      <w:lvlJc w:val="left"/>
+      <w:pPr>
+        <w:ind w:left="3744" w:hanging="1224"/>
+      </w:pPr>
+    </w:lvl>
+    <w:lvl w:ilvl="8">
+      <w:start w:val="1"/>
+      <w:numFmt w:val="decimal"/>
+      <w:lvlText w:val="%1.%2.%3.%4.%5.%6.%7.%8.%9."/>
+      <w:lvlJc w:val="left"/>
+      <w:pPr>
+        <w:ind w:left="4320" w:hanging="1440"/>
+      </w:pPr>
+    </w:lvl>
+  </w:abstractNum>
+  <w:abstractNum w:abstractNumId="21" w15:restartNumberingAfterBreak="0">
+    <w:nsid w:val="66690C3F"/>
+    <w:multiLevelType w:val="multilevel"/>
+    <w:tmpl w:val="0409001F"/>
+    <w:lvl w:ilvl="0">
+      <w:start w:val="1"/>
+      <w:numFmt w:val="decimal"/>
+      <w:lvlText w:val="%1."/>
+      <w:lvlJc w:val="left"/>
+      <w:pPr>
+        <w:ind w:left="360" w:hanging="360"/>
+      </w:pPr>
+    </w:lvl>
+    <w:lvl w:ilvl="1">
+      <w:start w:val="1"/>
+      <w:numFmt w:val="decimal"/>
+      <w:lvlText w:val="%1.%2."/>
+      <w:lvlJc w:val="left"/>
+      <w:pPr>
+        <w:ind w:left="792" w:hanging="432"/>
+      </w:pPr>
+    </w:lvl>
+    <w:lvl w:ilvl="2">
+      <w:start w:val="1"/>
+      <w:numFmt w:val="decimal"/>
+      <w:lvlText w:val="%1.%2.%3."/>
+      <w:lvlJc w:val="left"/>
+      <w:pPr>
+        <w:ind w:left="1224" w:hanging="504"/>
+      </w:pPr>
+    </w:lvl>
+    <w:lvl w:ilvl="3">
+      <w:start w:val="1"/>
+      <w:numFmt w:val="decimal"/>
+      <w:lvlText w:val="%1.%2.%3.%4."/>
+      <w:lvlJc w:val="left"/>
+      <w:pPr>
+        <w:ind w:left="1728" w:hanging="648"/>
+      </w:pPr>
+    </w:lvl>
+    <w:lvl w:ilvl="4">
+      <w:start w:val="1"/>
+      <w:numFmt w:val="decimal"/>
+      <w:lvlText w:val="%1.%2.%3.%4.%5."/>
+      <w:lvlJc w:val="left"/>
+      <w:pPr>
+        <w:ind w:left="2232" w:hanging="792"/>
+      </w:pPr>
+    </w:lvl>
+    <w:lvl w:ilvl="5">
+      <w:start w:val="1"/>
+      <w:numFmt w:val="decimal"/>
+      <w:lvlText w:val="%1.%2.%3.%4.%5.%6."/>
+      <w:lvlJc w:val="left"/>
+      <w:pPr>
+        <w:ind w:left="2736" w:hanging="936"/>
+      </w:pPr>
+    </w:lvl>
+    <w:lvl w:ilvl="6">
+      <w:start w:val="1"/>
+      <w:numFmt w:val="decimal"/>
+      <w:lvlText w:val="%1.%2.%3.%4.%5.%6.%7."/>
+      <w:lvlJc w:val="left"/>
+      <w:pPr>
+        <w:ind w:left="3240" w:hanging="1080"/>
+      </w:pPr>
+    </w:lvl>
+    <w:lvl w:ilvl="7">
+      <w:start w:val="1"/>
+      <w:numFmt w:val="decimal"/>
+      <w:lvlText w:val="%1.%2.%3.%4.%5.%6.%7.%8."/>
+      <w:lvlJc w:val="left"/>
+      <w:pPr>
+        <w:ind w:left="3744" w:hanging="1224"/>
+      </w:pPr>
+    </w:lvl>
+    <w:lvl w:ilvl="8">
+      <w:start w:val="1"/>
+      <w:numFmt w:val="decimal"/>
+      <w:lvlText w:val="%1.%2.%3.%4.%5.%6.%7.%8.%9."/>
+      <w:lvlJc w:val="left"/>
+      <w:pPr>
+        <w:ind w:left="4320" w:hanging="1440"/>
+      </w:pPr>
+    </w:lvl>
+  </w:abstractNum>
+  <w:abstractNum w:abstractNumId="22" w15:restartNumberingAfterBreak="0">
+    <w:nsid w:val="718548B4"/>
+    <w:multiLevelType w:val="multilevel"/>
+    <w:tmpl w:val="0409001F"/>
+    <w:lvl w:ilvl="0">
+      <w:start w:val="1"/>
+      <w:numFmt w:val="decimal"/>
+      <w:lvlText w:val="%1."/>
+      <w:lvlJc w:val="left"/>
+      <w:pPr>
+        <w:ind w:left="360" w:hanging="360"/>
+      </w:pPr>
+    </w:lvl>
+    <w:lvl w:ilvl="1">
+      <w:start w:val="1"/>
+      <w:numFmt w:val="decimal"/>
+      <w:lvlText w:val="%1.%2."/>
+      <w:lvlJc w:val="left"/>
+      <w:pPr>
+        <w:ind w:left="792" w:hanging="432"/>
+      </w:pPr>
+    </w:lvl>
+    <w:lvl w:ilvl="2">
+      <w:start w:val="1"/>
+      <w:numFmt w:val="decimal"/>
+      <w:lvlText w:val="%1.%2.%3."/>
+      <w:lvlJc w:val="left"/>
+      <w:pPr>
+        <w:ind w:left="1224" w:hanging="504"/>
+      </w:pPr>
+    </w:lvl>
+    <w:lvl w:ilvl="3">
+      <w:start w:val="1"/>
+      <w:numFmt w:val="decimal"/>
+      <w:lvlText w:val="%1.%2.%3.%4."/>
+      <w:lvlJc w:val="left"/>
+      <w:pPr>
+        <w:ind w:left="1728" w:hanging="648"/>
+      </w:pPr>
+    </w:lvl>
+    <w:lvl w:ilvl="4">
+      <w:start w:val="1"/>
+      <w:numFmt w:val="decimal"/>
+      <w:lvlText w:val="%1.%2.%3.%4.%5."/>
+      <w:lvlJc w:val="left"/>
+      <w:pPr>
+        <w:ind w:left="2232" w:hanging="792"/>
+      </w:pPr>
+    </w:lvl>
+    <w:lvl w:ilvl="5">
+      <w:start w:val="1"/>
+      <w:numFmt w:val="decimal"/>
+      <w:lvlText w:val="%1.%2.%3.%4.%5.%6."/>
+      <w:lvlJc w:val="left"/>
+      <w:pPr>
+        <w:ind w:left="2736" w:hanging="936"/>
+      </w:pPr>
+    </w:lvl>
+    <w:lvl w:ilvl="6">
+      <w:start w:val="1"/>
+      <w:numFmt w:val="decimal"/>
+      <w:lvlText w:val="%1.%2.%3.%4.%5.%6.%7."/>
+      <w:lvlJc w:val="left"/>
+      <w:pPr>
+        <w:ind w:left="3240" w:hanging="1080"/>
+      </w:pPr>
+    </w:lvl>
+    <w:lvl w:ilvl="7">
+      <w:start w:val="1"/>
+      <w:numFmt w:val="decimal"/>
+      <w:lvlText w:val="%1.%2.%3.%4.%5.%6.%7.%8."/>
+      <w:lvlJc w:val="left"/>
+      <w:pPr>
+        <w:ind w:left="3744" w:hanging="1224"/>
+      </w:pPr>
+    </w:lvl>
+    <w:lvl w:ilvl="8">
+      <w:start w:val="1"/>
+      <w:numFmt w:val="decimal"/>
+      <w:lvlText w:val="%1.%2.%3.%4.%5.%6.%7.%8.%9."/>
+      <w:lvlJc w:val="left"/>
+      <w:pPr>
+        <w:ind w:left="4320" w:hanging="1440"/>
+      </w:pPr>
+    </w:lvl>
+  </w:abstractNum>
+  <w:abstractNum w:abstractNumId="23" w15:restartNumberingAfterBreak="0">
     <w:nsid w:val="74593B7E"/>
     <w:multiLevelType w:val="multilevel"/>
     <w:tmpl w:val="170EDA3E"/>
@@ -1269,7 +5529,238 @@
       </w:rPr>
     </w:lvl>
   </w:abstractNum>
-  <w:abstractNum w:abstractNumId="4" w15:restartNumberingAfterBreak="0">
+  <w:abstractNum w:abstractNumId="24" w15:restartNumberingAfterBreak="0">
+    <w:nsid w:val="796027A9"/>
+    <w:multiLevelType w:val="multilevel"/>
+    <w:tmpl w:val="0409001F"/>
+    <w:lvl w:ilvl="0">
+      <w:start w:val="1"/>
+      <w:numFmt w:val="decimal"/>
+      <w:lvlText w:val="%1."/>
+      <w:lvlJc w:val="left"/>
+      <w:pPr>
+        <w:ind w:left="360" w:hanging="360"/>
+      </w:pPr>
+    </w:lvl>
+    <w:lvl w:ilvl="1">
+      <w:start w:val="1"/>
+      <w:numFmt w:val="decimal"/>
+      <w:lvlText w:val="%1.%2."/>
+      <w:lvlJc w:val="left"/>
+      <w:pPr>
+        <w:ind w:left="792" w:hanging="432"/>
+      </w:pPr>
+    </w:lvl>
+    <w:lvl w:ilvl="2">
+      <w:start w:val="1"/>
+      <w:numFmt w:val="decimal"/>
+      <w:lvlText w:val="%1.%2.%3."/>
+      <w:lvlJc w:val="left"/>
+      <w:pPr>
+        <w:ind w:left="1224" w:hanging="504"/>
+      </w:pPr>
+    </w:lvl>
+    <w:lvl w:ilvl="3">
+      <w:start w:val="1"/>
+      <w:numFmt w:val="decimal"/>
+      <w:lvlText w:val="%1.%2.%3.%4."/>
+      <w:lvlJc w:val="left"/>
+      <w:pPr>
+        <w:ind w:left="1728" w:hanging="648"/>
+      </w:pPr>
+    </w:lvl>
+    <w:lvl w:ilvl="4">
+      <w:start w:val="1"/>
+      <w:numFmt w:val="decimal"/>
+      <w:lvlText w:val="%1.%2.%3.%4.%5."/>
+      <w:lvlJc w:val="left"/>
+      <w:pPr>
+        <w:ind w:left="2232" w:hanging="792"/>
+      </w:pPr>
+    </w:lvl>
+    <w:lvl w:ilvl="5">
+      <w:start w:val="1"/>
+      <w:numFmt w:val="decimal"/>
+      <w:lvlText w:val="%1.%2.%3.%4.%5.%6."/>
+      <w:lvlJc w:val="left"/>
+      <w:pPr>
+        <w:ind w:left="2736" w:hanging="936"/>
+      </w:pPr>
+    </w:lvl>
+    <w:lvl w:ilvl="6">
+      <w:start w:val="1"/>
+      <w:numFmt w:val="decimal"/>
+      <w:lvlText w:val="%1.%2.%3.%4.%5.%6.%7."/>
+      <w:lvlJc w:val="left"/>
+      <w:pPr>
+        <w:ind w:left="3240" w:hanging="1080"/>
+      </w:pPr>
+    </w:lvl>
+    <w:lvl w:ilvl="7">
+      <w:start w:val="1"/>
+      <w:numFmt w:val="decimal"/>
+      <w:lvlText w:val="%1.%2.%3.%4.%5.%6.%7.%8."/>
+      <w:lvlJc w:val="left"/>
+      <w:pPr>
+        <w:ind w:left="3744" w:hanging="1224"/>
+      </w:pPr>
+    </w:lvl>
+    <w:lvl w:ilvl="8">
+      <w:start w:val="1"/>
+      <w:numFmt w:val="decimal"/>
+      <w:lvlText w:val="%1.%2.%3.%4.%5.%6.%7.%8.%9."/>
+      <w:lvlJc w:val="left"/>
+      <w:pPr>
+        <w:ind w:left="4320" w:hanging="1440"/>
+      </w:pPr>
+    </w:lvl>
+  </w:abstractNum>
+  <w:abstractNum w:abstractNumId="25" w15:restartNumberingAfterBreak="0">
+    <w:nsid w:val="7BDE37D2"/>
+    <w:multiLevelType w:val="multilevel"/>
+    <w:tmpl w:val="4944468A"/>
+    <w:lvl w:ilvl="0">
+      <w:start w:val="1"/>
+      <w:numFmt w:val="bullet"/>
+      <w:lvlText w:val=""/>
+      <w:lvlJc w:val="left"/>
+      <w:pPr>
+        <w:tabs>
+          <w:tab w:val="num" w:pos="720"/>
+        </w:tabs>
+        <w:ind w:left="720" w:hanging="360"/>
+      </w:pPr>
+      <w:rPr>
+        <w:rFonts w:ascii="Symbol" w:hAnsi="Symbol" w:hint="default"/>
+        <w:sz w:val="20"/>
+      </w:rPr>
+    </w:lvl>
+    <w:lvl w:ilvl="1">
+      <w:start w:val="1"/>
+      <w:numFmt w:val="decimal"/>
+      <w:lvlText w:val="%2."/>
+      <w:lvlJc w:val="left"/>
+      <w:pPr>
+        <w:tabs>
+          <w:tab w:val="num" w:pos="1440"/>
+        </w:tabs>
+        <w:ind w:left="1440" w:hanging="360"/>
+      </w:pPr>
+    </w:lvl>
+    <w:lvl w:ilvl="2">
+      <w:start w:val="1"/>
+      <w:numFmt w:val="bullet"/>
+      <w:lvlText w:val=""/>
+      <w:lvlJc w:val="left"/>
+      <w:pPr>
+        <w:tabs>
+          <w:tab w:val="num" w:pos="2160"/>
+        </w:tabs>
+        <w:ind w:left="2160" w:hanging="360"/>
+      </w:pPr>
+      <w:rPr>
+        <w:rFonts w:ascii="Wingdings" w:hAnsi="Wingdings" w:hint="default"/>
+        <w:sz w:val="20"/>
+      </w:rPr>
+    </w:lvl>
+    <w:lvl w:ilvl="3" w:tentative="1">
+      <w:start w:val="1"/>
+      <w:numFmt w:val="bullet"/>
+      <w:lvlText w:val=""/>
+      <w:lvlJc w:val="left"/>
+      <w:pPr>
+        <w:tabs>
+          <w:tab w:val="num" w:pos="2880"/>
+        </w:tabs>
+        <w:ind w:left="2880" w:hanging="360"/>
+      </w:pPr>
+      <w:rPr>
+        <w:rFonts w:ascii="Wingdings" w:hAnsi="Wingdings" w:hint="default"/>
+        <w:sz w:val="20"/>
+      </w:rPr>
+    </w:lvl>
+    <w:lvl w:ilvl="4" w:tentative="1">
+      <w:start w:val="1"/>
+      <w:numFmt w:val="bullet"/>
+      <w:lvlText w:val=""/>
+      <w:lvlJc w:val="left"/>
+      <w:pPr>
+        <w:tabs>
+          <w:tab w:val="num" w:pos="3600"/>
+        </w:tabs>
+        <w:ind w:left="3600" w:hanging="360"/>
+      </w:pPr>
+      <w:rPr>
+        <w:rFonts w:ascii="Wingdings" w:hAnsi="Wingdings" w:hint="default"/>
+        <w:sz w:val="20"/>
+      </w:rPr>
+    </w:lvl>
+    <w:lvl w:ilvl="5" w:tentative="1">
+      <w:start w:val="1"/>
+      <w:numFmt w:val="bullet"/>
+      <w:lvlText w:val=""/>
+      <w:lvlJc w:val="left"/>
+      <w:pPr>
+        <w:tabs>
+          <w:tab w:val="num" w:pos="4320"/>
+        </w:tabs>
+        <w:ind w:left="4320" w:hanging="360"/>
+      </w:pPr>
+      <w:rPr>
+        <w:rFonts w:ascii="Wingdings" w:hAnsi="Wingdings" w:hint="default"/>
+        <w:sz w:val="20"/>
+      </w:rPr>
+    </w:lvl>
+    <w:lvl w:ilvl="6" w:tentative="1">
+      <w:start w:val="1"/>
+      <w:numFmt w:val="bullet"/>
+      <w:lvlText w:val=""/>
+      <w:lvlJc w:val="left"/>
+      <w:pPr>
+        <w:tabs>
+          <w:tab w:val="num" w:pos="5040"/>
+        </w:tabs>
+        <w:ind w:left="5040" w:hanging="360"/>
+      </w:pPr>
+      <w:rPr>
+        <w:rFonts w:ascii="Wingdings" w:hAnsi="Wingdings" w:hint="default"/>
+        <w:sz w:val="20"/>
+      </w:rPr>
+    </w:lvl>
+    <w:lvl w:ilvl="7" w:tentative="1">
+      <w:start w:val="1"/>
+      <w:numFmt w:val="bullet"/>
+      <w:lvlText w:val=""/>
+      <w:lvlJc w:val="left"/>
+      <w:pPr>
+        <w:tabs>
+          <w:tab w:val="num" w:pos="5760"/>
+        </w:tabs>
+        <w:ind w:left="5760" w:hanging="360"/>
+      </w:pPr>
+      <w:rPr>
+        <w:rFonts w:ascii="Wingdings" w:hAnsi="Wingdings" w:hint="default"/>
+        <w:sz w:val="20"/>
+      </w:rPr>
+    </w:lvl>
+    <w:lvl w:ilvl="8" w:tentative="1">
+      <w:start w:val="1"/>
+      <w:numFmt w:val="bullet"/>
+      <w:lvlText w:val=""/>
+      <w:lvlJc w:val="left"/>
+      <w:pPr>
+        <w:tabs>
+          <w:tab w:val="num" w:pos="6480"/>
+        </w:tabs>
+        <w:ind w:left="6480" w:hanging="360"/>
+      </w:pPr>
+      <w:rPr>
+        <w:rFonts w:ascii="Wingdings" w:hAnsi="Wingdings" w:hint="default"/>
+        <w:sz w:val="20"/>
+      </w:rPr>
+    </w:lvl>
+  </w:abstractNum>
+  <w:abstractNum w:abstractNumId="26" w15:restartNumberingAfterBreak="0">
     <w:nsid w:val="7C481A20"/>
     <w:multiLevelType w:val="multilevel"/>
     <w:tmpl w:val="C378447A"/>
@@ -1419,19 +5910,85 @@
     </w:lvl>
   </w:abstractNum>
   <w:num w:numId="1" w16cid:durableId="61295449">
+    <w:abstractNumId w:val="23"/>
+  </w:num>
+  <w:num w:numId="2" w16cid:durableId="1443378409">
+    <w:abstractNumId w:val="18"/>
+  </w:num>
+  <w:num w:numId="3" w16cid:durableId="1185442534">
+    <w:abstractNumId w:val="26"/>
+  </w:num>
+  <w:num w:numId="4" w16cid:durableId="2049059951">
+    <w:abstractNumId w:val="10"/>
+  </w:num>
+  <w:num w:numId="5" w16cid:durableId="1252006692">
+    <w:abstractNumId w:val="11"/>
+  </w:num>
+  <w:num w:numId="6" w16cid:durableId="2129422227">
+    <w:abstractNumId w:val="1"/>
+  </w:num>
+  <w:num w:numId="7" w16cid:durableId="123085648">
+    <w:abstractNumId w:val="6"/>
+  </w:num>
+  <w:num w:numId="8" w16cid:durableId="1041596058">
+    <w:abstractNumId w:val="19"/>
+  </w:num>
+  <w:num w:numId="9" w16cid:durableId="224344566">
+    <w:abstractNumId w:val="4"/>
+  </w:num>
+  <w:num w:numId="10" w16cid:durableId="1517647021">
+    <w:abstractNumId w:val="15"/>
+  </w:num>
+  <w:num w:numId="11" w16cid:durableId="936711057">
+    <w:abstractNumId w:val="17"/>
+  </w:num>
+  <w:num w:numId="12" w16cid:durableId="2061007855">
+    <w:abstractNumId w:val="13"/>
+  </w:num>
+  <w:num w:numId="13" w16cid:durableId="1248003863">
+    <w:abstractNumId w:val="12"/>
+  </w:num>
+  <w:num w:numId="14" w16cid:durableId="126242717">
+    <w:abstractNumId w:val="5"/>
+  </w:num>
+  <w:num w:numId="15" w16cid:durableId="893468502">
+    <w:abstractNumId w:val="25"/>
+  </w:num>
+  <w:num w:numId="16" w16cid:durableId="1003313464">
+    <w:abstractNumId w:val="0"/>
+  </w:num>
+  <w:num w:numId="17" w16cid:durableId="696465479">
+    <w:abstractNumId w:val="8"/>
+  </w:num>
+  <w:num w:numId="18" w16cid:durableId="1405645580">
+    <w:abstractNumId w:val="14"/>
+  </w:num>
+  <w:num w:numId="19" w16cid:durableId="2068527202">
+    <w:abstractNumId w:val="9"/>
+  </w:num>
+  <w:num w:numId="20" w16cid:durableId="1666666169">
+    <w:abstractNumId w:val="16"/>
+  </w:num>
+  <w:num w:numId="21" w16cid:durableId="1754741667">
+    <w:abstractNumId w:val="2"/>
+  </w:num>
+  <w:num w:numId="22" w16cid:durableId="788161742">
+    <w:abstractNumId w:val="22"/>
+  </w:num>
+  <w:num w:numId="23" w16cid:durableId="1172259673">
+    <w:abstractNumId w:val="20"/>
+  </w:num>
+  <w:num w:numId="24" w16cid:durableId="808088509">
+    <w:abstractNumId w:val="24"/>
+  </w:num>
+  <w:num w:numId="25" w16cid:durableId="1183127839">
+    <w:abstractNumId w:val="21"/>
+  </w:num>
+  <w:num w:numId="26" w16cid:durableId="1384064753">
     <w:abstractNumId w:val="3"/>
   </w:num>
-  <w:num w:numId="2" w16cid:durableId="1443378409">
-    <w:abstractNumId w:val="2"/>
-  </w:num>
-  <w:num w:numId="3" w16cid:durableId="1185442534">
-    <w:abstractNumId w:val="4"/>
-  </w:num>
-  <w:num w:numId="4" w16cid:durableId="2049059951">
-    <w:abstractNumId w:val="0"/>
-  </w:num>
-  <w:num w:numId="5" w16cid:durableId="1252006692">
-    <w:abstractNumId w:val="1"/>
+  <w:num w:numId="27" w16cid:durableId="1733960927">
+    <w:abstractNumId w:val="7"/>
   </w:num>
 </w:numbering>
 </file>
@@ -2039,7 +6596,6 @@
   <w:style w:type="character" w:default="1" w:styleId="DefaultParagraphFont">
     <w:name w:val="Default Paragraph Font"/>
     <w:uiPriority w:val="1"/>
-    <w:semiHidden/>
     <w:unhideWhenUsed/>
   </w:style>
   <w:style w:type="table" w:default="1" w:styleId="TableNormal">
